--- a/note/SQL.docx
+++ b/note/SQL.docx
@@ -1523,15 +1523,6 @@
           <w:t>https://www.youtube.com/watch?v=FJdryrcDD2s</w:t>
         </w:r>
       </w:hyperlink>
-    </w:p>
-    <w:p>
-      <w:pPr>
-        <w:pStyle w:val="ListParagraph"/>
-        <w:rPr>
-          <w:i/>
-          <w:lang w:val="en-IN"/>
-        </w:rPr>
-      </w:pPr>
     </w:p>
     <w:p>
       <w:pPr>
@@ -2627,30 +2618,30 @@
           <w:b/>
           <w:lang w:val="en-IN"/>
         </w:rPr>
+        <w:t xml:space="preserve">What are stored procedures and how to create </w:t>
+      </w:r>
+      <w:proofErr w:type="gramStart"/>
+      <w:r>
+        <w:rPr>
+          <w:b/>
+          <w:lang w:val="en-IN"/>
+        </w:rPr>
+        <w:t>them.</w:t>
+      </w:r>
+      <w:proofErr w:type="gramEnd"/>
+    </w:p>
+    <w:p>
+      <w:pPr>
+        <w:pStyle w:val="ListParagraph"/>
+        <w:rPr>
+          <w:lang w:val="en-IN"/>
+        </w:rPr>
+      </w:pPr>
+      <w:r>
+        <w:rPr>
+          <w:lang w:val="en-IN"/>
+        </w:rPr>
         <w:lastRenderedPageBreak/>
-        <w:t xml:space="preserve">What are stored procedures and how to create </w:t>
-      </w:r>
-      <w:proofErr w:type="gramStart"/>
-      <w:r>
-        <w:rPr>
-          <w:b/>
-          <w:lang w:val="en-IN"/>
-        </w:rPr>
-        <w:t>them.</w:t>
-      </w:r>
-      <w:proofErr w:type="gramEnd"/>
-    </w:p>
-    <w:p>
-      <w:pPr>
-        <w:pStyle w:val="ListParagraph"/>
-        <w:rPr>
-          <w:lang w:val="en-IN"/>
-        </w:rPr>
-      </w:pPr>
-      <w:r>
-        <w:rPr>
-          <w:lang w:val="en-IN"/>
-        </w:rPr>
         <w:t>Stored procedure is an SQL code which can be saved and reused again and again.</w:t>
       </w:r>
     </w:p>
@@ -3139,6 +3130,776 @@
           <w:b/>
           <w:lang w:val="en-IN"/>
         </w:rPr>
+        <w:t>Different Functions in SQL.</w:t>
+      </w:r>
+    </w:p>
+    <w:p>
+      <w:pPr>
+        <w:pStyle w:val="ListParagraph"/>
+        <w:numPr>
+          <w:ilvl w:val="0"/>
+          <w:numId w:val="9"/>
+        </w:numPr>
+        <w:ind w:left="709"/>
+        <w:rPr>
+          <w:bCs/>
+          <w:lang w:val="en-IN"/>
+        </w:rPr>
+      </w:pPr>
+      <w:proofErr w:type="spellStart"/>
+      <w:r>
+        <w:rPr>
+          <w:bCs/>
+          <w:lang w:val="en-IN"/>
+        </w:rPr>
+        <w:t>Concat</w:t>
+      </w:r>
+      <w:proofErr w:type="spellEnd"/>
+      <w:r>
+        <w:rPr>
+          <w:bCs/>
+          <w:lang w:val="en-IN"/>
+        </w:rPr>
+        <w:t>(</w:t>
+      </w:r>
+      <w:proofErr w:type="spellStart"/>
+      <w:r>
+        <w:rPr>
+          <w:bCs/>
+          <w:lang w:val="en-IN"/>
+        </w:rPr>
+        <w:t>first_name</w:t>
+      </w:r>
+      <w:proofErr w:type="spellEnd"/>
+      <w:r>
+        <w:rPr>
+          <w:bCs/>
+          <w:lang w:val="en-IN"/>
+        </w:rPr>
+        <w:t xml:space="preserve">, “ ”, </w:t>
+      </w:r>
+      <w:proofErr w:type="spellStart"/>
+      <w:r>
+        <w:rPr>
+          <w:bCs/>
+          <w:lang w:val="en-IN"/>
+        </w:rPr>
+        <w:t>last_name</w:t>
+      </w:r>
+      <w:proofErr w:type="spellEnd"/>
+      <w:r>
+        <w:rPr>
+          <w:bCs/>
+          <w:lang w:val="en-IN"/>
+        </w:rPr>
+        <w:t xml:space="preserve">) as </w:t>
+      </w:r>
+      <w:proofErr w:type="spellStart"/>
+      <w:r>
+        <w:rPr>
+          <w:bCs/>
+          <w:lang w:val="en-IN"/>
+        </w:rPr>
+        <w:t>full_name</w:t>
+      </w:r>
+      <w:proofErr w:type="spellEnd"/>
+    </w:p>
+    <w:p>
+      <w:pPr>
+        <w:pStyle w:val="ListParagraph"/>
+        <w:numPr>
+          <w:ilvl w:val="0"/>
+          <w:numId w:val="9"/>
+        </w:numPr>
+        <w:ind w:left="709"/>
+        <w:rPr>
+          <w:bCs/>
+          <w:lang w:val="en-IN"/>
+        </w:rPr>
+      </w:pPr>
+      <w:r>
+        <w:rPr>
+          <w:bCs/>
+          <w:lang w:val="en-IN"/>
+        </w:rPr>
+        <w:t>Trim (&lt;any string with spaces&gt;</w:t>
+      </w:r>
+      <w:proofErr w:type="gramStart"/>
+      <w:r>
+        <w:rPr>
+          <w:bCs/>
+          <w:lang w:val="en-IN"/>
+        </w:rPr>
+        <w:t>) :</w:t>
+      </w:r>
+      <w:proofErr w:type="gramEnd"/>
+      <w:r>
+        <w:rPr>
+          <w:bCs/>
+          <w:lang w:val="en-IN"/>
+        </w:rPr>
+        <w:t xml:space="preserve"> removes all the spaces.</w:t>
+      </w:r>
+    </w:p>
+    <w:p>
+      <w:pPr>
+        <w:pStyle w:val="ListParagraph"/>
+        <w:numPr>
+          <w:ilvl w:val="0"/>
+          <w:numId w:val="9"/>
+        </w:numPr>
+        <w:ind w:left="709"/>
+        <w:rPr>
+          <w:bCs/>
+          <w:lang w:val="en-IN"/>
+        </w:rPr>
+      </w:pPr>
+      <w:r>
+        <w:rPr>
+          <w:bCs/>
+          <w:lang w:val="en-IN"/>
+        </w:rPr>
+        <w:t>SUBSTRING(JOHN, 1,3): JOH</w:t>
+      </w:r>
+    </w:p>
+    <w:p>
+      <w:pPr>
+        <w:pStyle w:val="ListParagraph"/>
+        <w:numPr>
+          <w:ilvl w:val="0"/>
+          <w:numId w:val="9"/>
+        </w:numPr>
+        <w:ind w:left="709"/>
+        <w:rPr>
+          <w:bCs/>
+          <w:lang w:val="en-IN"/>
+        </w:rPr>
+      </w:pPr>
+      <w:proofErr w:type="gramStart"/>
+      <w:r>
+        <w:rPr>
+          <w:bCs/>
+          <w:lang w:val="en-IN"/>
+        </w:rPr>
+        <w:t>UPPER(</w:t>
+      </w:r>
+      <w:proofErr w:type="gramEnd"/>
+      <w:r>
+        <w:rPr>
+          <w:bCs/>
+          <w:lang w:val="en-IN"/>
+        </w:rPr>
+        <w:t>&lt;Any String&gt;): Converts a String in upper case.</w:t>
+      </w:r>
+    </w:p>
+    <w:p>
+      <w:pPr>
+        <w:pStyle w:val="ListParagraph"/>
+        <w:numPr>
+          <w:ilvl w:val="0"/>
+          <w:numId w:val="9"/>
+        </w:numPr>
+        <w:ind w:left="709"/>
+        <w:rPr>
+          <w:bCs/>
+          <w:lang w:val="en-IN"/>
+        </w:rPr>
+      </w:pPr>
+      <w:proofErr w:type="gramStart"/>
+      <w:r>
+        <w:rPr>
+          <w:bCs/>
+          <w:lang w:val="en-IN"/>
+        </w:rPr>
+        <w:t>LEFT(</w:t>
+      </w:r>
+      <w:proofErr w:type="gramEnd"/>
+      <w:r>
+        <w:rPr>
+          <w:bCs/>
+          <w:lang w:val="en-IN"/>
+        </w:rPr>
+        <w:t>first-name, 2) : Gives starting 2 letters of first name.</w:t>
+      </w:r>
+    </w:p>
+    <w:p>
+      <w:pPr>
+        <w:pStyle w:val="ListParagraph"/>
+        <w:numPr>
+          <w:ilvl w:val="0"/>
+          <w:numId w:val="9"/>
+        </w:numPr>
+        <w:ind w:left="709"/>
+        <w:rPr>
+          <w:bCs/>
+          <w:lang w:val="en-IN"/>
+        </w:rPr>
+      </w:pPr>
+      <w:proofErr w:type="gramStart"/>
+      <w:r>
+        <w:rPr>
+          <w:bCs/>
+          <w:lang w:val="en-IN"/>
+        </w:rPr>
+        <w:t>RIGHT(</w:t>
+      </w:r>
+      <w:proofErr w:type="gramEnd"/>
+      <w:r>
+        <w:rPr>
+          <w:bCs/>
+          <w:lang w:val="en-IN"/>
+        </w:rPr>
+        <w:t>first-name, 2): Gives ending 2 letters of first name.</w:t>
+      </w:r>
+    </w:p>
+    <w:p>
+      <w:pPr>
+        <w:pStyle w:val="ListParagraph"/>
+        <w:numPr>
+          <w:ilvl w:val="0"/>
+          <w:numId w:val="9"/>
+        </w:numPr>
+        <w:ind w:left="709"/>
+        <w:rPr>
+          <w:bCs/>
+          <w:lang w:val="en-IN"/>
+        </w:rPr>
+      </w:pPr>
+      <w:proofErr w:type="gramStart"/>
+      <w:r>
+        <w:rPr>
+          <w:bCs/>
+          <w:lang w:val="en-IN"/>
+        </w:rPr>
+        <w:t>FIELD(</w:t>
+      </w:r>
+      <w:proofErr w:type="gramEnd"/>
+      <w:r>
+        <w:rPr>
+          <w:bCs/>
+          <w:lang w:val="en-IN"/>
+        </w:rPr>
+        <w:t>department, “IT”, “HR”, “Finance”): Used to implement Custom Sorting, based on department. First IT will come, then HR, then Finance.</w:t>
+      </w:r>
+    </w:p>
+    <w:p>
+      <w:pPr>
+        <w:pStyle w:val="ListParagraph"/>
+        <w:numPr>
+          <w:ilvl w:val="0"/>
+          <w:numId w:val="9"/>
+        </w:numPr>
+        <w:ind w:left="709"/>
+        <w:rPr>
+          <w:bCs/>
+          <w:lang w:val="en-IN"/>
+        </w:rPr>
+      </w:pPr>
+      <w:proofErr w:type="gramStart"/>
+      <w:r>
+        <w:rPr>
+          <w:bCs/>
+          <w:lang w:val="en-IN"/>
+        </w:rPr>
+        <w:t>Length(</w:t>
+      </w:r>
+      <w:proofErr w:type="gramEnd"/>
+      <w:r>
+        <w:rPr>
+          <w:bCs/>
+          <w:lang w:val="en-IN"/>
+        </w:rPr>
+        <w:t>&lt;Any String&gt;)/</w:t>
+      </w:r>
+      <w:proofErr w:type="spellStart"/>
+      <w:r>
+        <w:rPr>
+          <w:bCs/>
+          <w:lang w:val="en-IN"/>
+        </w:rPr>
+        <w:t>char_length</w:t>
+      </w:r>
+      <w:proofErr w:type="spellEnd"/>
+      <w:r>
+        <w:rPr>
+          <w:bCs/>
+          <w:lang w:val="en-IN"/>
+        </w:rPr>
+        <w:t>(&lt;Any String&gt;) : used to find the length of the given string.</w:t>
+      </w:r>
+    </w:p>
+    <w:p>
+      <w:pPr>
+        <w:pStyle w:val="ListParagraph"/>
+        <w:numPr>
+          <w:ilvl w:val="0"/>
+          <w:numId w:val="9"/>
+        </w:numPr>
+        <w:ind w:left="709"/>
+        <w:rPr>
+          <w:bCs/>
+          <w:lang w:val="en-IN"/>
+        </w:rPr>
+      </w:pPr>
+      <w:proofErr w:type="gramStart"/>
+      <w:r>
+        <w:rPr>
+          <w:bCs/>
+          <w:lang w:val="en-IN"/>
+        </w:rPr>
+        <w:t>Floor(</w:t>
+      </w:r>
+      <w:proofErr w:type="gramEnd"/>
+      <w:r>
+        <w:rPr>
+          <w:bCs/>
+          <w:lang w:val="en-IN"/>
+        </w:rPr>
+        <w:t>25.256): Gives 25. Used for Round down.</w:t>
+      </w:r>
+    </w:p>
+    <w:p>
+      <w:pPr>
+        <w:pStyle w:val="ListParagraph"/>
+        <w:numPr>
+          <w:ilvl w:val="0"/>
+          <w:numId w:val="9"/>
+        </w:numPr>
+        <w:ind w:left="709"/>
+        <w:rPr>
+          <w:bCs/>
+          <w:lang w:val="en-IN"/>
+        </w:rPr>
+      </w:pPr>
+      <w:proofErr w:type="gramStart"/>
+      <w:r>
+        <w:rPr>
+          <w:bCs/>
+          <w:lang w:val="en-IN"/>
+        </w:rPr>
+        <w:t>CEIL(</w:t>
+      </w:r>
+      <w:proofErr w:type="gramEnd"/>
+      <w:r>
+        <w:rPr>
+          <w:bCs/>
+          <w:lang w:val="en-IN"/>
+        </w:rPr>
+        <w:t>25.235): Gives 26. Used for Round Up.</w:t>
+      </w:r>
+    </w:p>
+    <w:p>
+      <w:pPr>
+        <w:pStyle w:val="ListParagraph"/>
+        <w:numPr>
+          <w:ilvl w:val="0"/>
+          <w:numId w:val="9"/>
+        </w:numPr>
+        <w:ind w:left="709"/>
+        <w:rPr>
+          <w:bCs/>
+          <w:lang w:val="en-IN"/>
+        </w:rPr>
+      </w:pPr>
+      <w:proofErr w:type="gramStart"/>
+      <w:r>
+        <w:rPr>
+          <w:bCs/>
+          <w:lang w:val="en-IN"/>
+        </w:rPr>
+        <w:t>ROUND(</w:t>
+      </w:r>
+      <w:proofErr w:type="gramEnd"/>
+      <w:r>
+        <w:rPr>
+          <w:bCs/>
+          <w:lang w:val="en-IN"/>
+        </w:rPr>
+        <w:t xml:space="preserve">25.235,2): Gives 25.24. Used for </w:t>
+      </w:r>
+      <w:r>
+        <w:rPr>
+          <w:bCs/>
+          <w:lang w:val="en-IN"/>
+        </w:rPr>
+        <w:t>rounding</w:t>
+      </w:r>
+      <w:r>
+        <w:rPr>
+          <w:bCs/>
+          <w:lang w:val="en-IN"/>
+        </w:rPr>
+        <w:t xml:space="preserve"> operation.</w:t>
+      </w:r>
+    </w:p>
+    <w:p>
+      <w:pPr>
+        <w:pStyle w:val="ListParagraph"/>
+        <w:numPr>
+          <w:ilvl w:val="0"/>
+          <w:numId w:val="9"/>
+        </w:numPr>
+        <w:ind w:left="709"/>
+        <w:rPr>
+          <w:bCs/>
+          <w:lang w:val="en-IN"/>
+        </w:rPr>
+      </w:pPr>
+      <w:proofErr w:type="gramStart"/>
+      <w:r>
+        <w:rPr>
+          <w:bCs/>
+          <w:lang w:val="en-IN"/>
+        </w:rPr>
+        <w:t>Truncate(</w:t>
+      </w:r>
+      <w:proofErr w:type="gramEnd"/>
+      <w:r>
+        <w:rPr>
+          <w:bCs/>
+          <w:lang w:val="en-IN"/>
+        </w:rPr>
+        <w:t>25.235,2)</w:t>
+      </w:r>
+      <w:r>
+        <w:rPr>
+          <w:bCs/>
+          <w:lang w:val="en-IN"/>
+        </w:rPr>
+        <w:t xml:space="preserve"> </w:t>
+      </w:r>
+      <w:r>
+        <w:rPr>
+          <w:bCs/>
+          <w:lang w:val="en-IN"/>
+        </w:rPr>
+        <w:t>: Gives 25.23. Gives only 2 decimal points.</w:t>
+      </w:r>
+    </w:p>
+    <w:p>
+      <w:pPr>
+        <w:pStyle w:val="ListParagraph"/>
+        <w:numPr>
+          <w:ilvl w:val="0"/>
+          <w:numId w:val="1"/>
+        </w:numPr>
+        <w:rPr>
+          <w:b/>
+          <w:lang w:val="en-IN"/>
+        </w:rPr>
+      </w:pPr>
+      <w:r>
+        <w:rPr>
+          <w:b/>
+          <w:lang w:val="en-IN"/>
+        </w:rPr>
+        <w:t>Union v/s Union All</w:t>
+      </w:r>
+    </w:p>
+    <w:tbl>
+      <w:tblPr>
+        <w:tblW w:w="8540" w:type="dxa"/>
+        <w:tblCellSpacing w:w="15" w:type="dxa"/>
+        <w:tblCellMar>
+          <w:top w:w="15" w:type="dxa"/>
+          <w:left w:w="15" w:type="dxa"/>
+          <w:bottom w:w="15" w:type="dxa"/>
+          <w:right w:w="15" w:type="dxa"/>
+        </w:tblCellMar>
+        <w:tblLook w:val="04A0"/>
+      </w:tblPr>
+      <w:tblGrid>
+        <w:gridCol w:w="2321"/>
+        <w:gridCol w:w="3119"/>
+        <w:gridCol w:w="3100"/>
+      </w:tblGrid>
+      <w:tr>
+        <w:trPr>
+          <w:trHeight w:val="298"/>
+          <w:tblHeader/>
+          <w:tblCellSpacing w:w="15" w:type="dxa"/>
+        </w:trPr>
+        <w:tc>
+          <w:tcPr>
+            <w:tcW w:w="0" w:type="auto"/>
+            <w:vAlign w:val="center"/>
+            <w:hideMark/>
+          </w:tcPr>
+          <w:p>
+            <w:pPr>
+              <w:spacing w:after="0" w:line="240" w:lineRule="auto"/>
+              <w:jc w:val="center"/>
+              <w:rPr>
+                <w:rFonts w:eastAsia="Times New Roman" w:cstheme="minorHAnsi"/>
+                <w:lang w:bidi="hi-IN"/>
+              </w:rPr>
+            </w:pPr>
+            <w:r>
+              <w:rPr>
+                <w:rFonts w:eastAsia="Times New Roman" w:cstheme="minorHAnsi"/>
+                <w:lang w:bidi="hi-IN"/>
+              </w:rPr>
+              <w:t>Feature</w:t>
+            </w:r>
+          </w:p>
+        </w:tc>
+        <w:tc>
+          <w:tcPr>
+            <w:tcW w:w="0" w:type="auto"/>
+            <w:vAlign w:val="center"/>
+            <w:hideMark/>
+          </w:tcPr>
+          <w:p>
+            <w:pPr>
+              <w:spacing w:after="0" w:line="240" w:lineRule="auto"/>
+              <w:jc w:val="center"/>
+              <w:rPr>
+                <w:rFonts w:eastAsia="Times New Roman" w:cstheme="minorHAnsi"/>
+                <w:b/>
+                <w:bCs/>
+                <w:lang w:bidi="hi-IN"/>
+              </w:rPr>
+            </w:pPr>
+            <w:r>
+              <w:rPr>
+                <w:rFonts w:eastAsia="Times New Roman" w:cstheme="minorHAnsi"/>
+                <w:b/>
+                <w:bCs/>
+                <w:lang w:bidi="hi-IN"/>
+              </w:rPr>
+              <w:t>UNION</w:t>
+            </w:r>
+          </w:p>
+        </w:tc>
+        <w:tc>
+          <w:tcPr>
+            <w:tcW w:w="0" w:type="auto"/>
+            <w:vAlign w:val="center"/>
+            <w:hideMark/>
+          </w:tcPr>
+          <w:p>
+            <w:pPr>
+              <w:spacing w:after="0" w:line="240" w:lineRule="auto"/>
+              <w:jc w:val="center"/>
+              <w:rPr>
+                <w:rFonts w:eastAsia="Times New Roman" w:cstheme="minorHAnsi"/>
+                <w:b/>
+                <w:bCs/>
+                <w:lang w:bidi="hi-IN"/>
+              </w:rPr>
+            </w:pPr>
+            <w:r>
+              <w:rPr>
+                <w:rFonts w:eastAsia="Times New Roman" w:cstheme="minorHAnsi"/>
+                <w:b/>
+                <w:bCs/>
+                <w:lang w:bidi="hi-IN"/>
+              </w:rPr>
+              <w:t>UNION ALL</w:t>
+            </w:r>
+          </w:p>
+        </w:tc>
+      </w:tr>
+      <w:tr>
+        <w:trPr>
+          <w:trHeight w:val="288"/>
+          <w:tblCellSpacing w:w="15" w:type="dxa"/>
+        </w:trPr>
+        <w:tc>
+          <w:tcPr>
+            <w:tcW w:w="0" w:type="auto"/>
+            <w:vAlign w:val="center"/>
+            <w:hideMark/>
+          </w:tcPr>
+          <w:p>
+            <w:pPr>
+              <w:spacing w:after="0" w:line="240" w:lineRule="auto"/>
+              <w:rPr>
+                <w:rFonts w:eastAsia="Times New Roman" w:cstheme="minorHAnsi"/>
+                <w:lang w:bidi="hi-IN"/>
+              </w:rPr>
+            </w:pPr>
+            <w:r>
+              <w:rPr>
+                <w:rFonts w:eastAsia="Times New Roman" w:cstheme="minorHAnsi"/>
+                <w:lang w:bidi="hi-IN"/>
+              </w:rPr>
+              <w:t>Duplicate rows</w:t>
+            </w:r>
+          </w:p>
+        </w:tc>
+        <w:tc>
+          <w:tcPr>
+            <w:tcW w:w="0" w:type="auto"/>
+            <w:vAlign w:val="center"/>
+            <w:hideMark/>
+          </w:tcPr>
+          <w:p>
+            <w:pPr>
+              <w:spacing w:after="0" w:line="240" w:lineRule="auto"/>
+              <w:rPr>
+                <w:rFonts w:eastAsia="Times New Roman" w:cstheme="minorHAnsi"/>
+                <w:lang w:bidi="hi-IN"/>
+              </w:rPr>
+            </w:pPr>
+            <w:r>
+              <w:rPr>
+                <w:rFonts w:eastAsia="Times New Roman" w:cstheme="minorHAnsi"/>
+                <w:b/>
+                <w:bCs/>
+                <w:lang w:bidi="hi-IN"/>
+              </w:rPr>
+              <w:t>Removes duplicates</w:t>
+            </w:r>
+          </w:p>
+        </w:tc>
+        <w:tc>
+          <w:tcPr>
+            <w:tcW w:w="0" w:type="auto"/>
+            <w:vAlign w:val="center"/>
+            <w:hideMark/>
+          </w:tcPr>
+          <w:p>
+            <w:pPr>
+              <w:spacing w:after="0" w:line="240" w:lineRule="auto"/>
+              <w:rPr>
+                <w:rFonts w:eastAsia="Times New Roman" w:cstheme="minorHAnsi"/>
+                <w:lang w:bidi="hi-IN"/>
+              </w:rPr>
+            </w:pPr>
+            <w:r>
+              <w:rPr>
+                <w:rFonts w:eastAsia="Times New Roman" w:cstheme="minorHAnsi"/>
+                <w:b/>
+                <w:bCs/>
+                <w:lang w:bidi="hi-IN"/>
+              </w:rPr>
+              <w:t>Keeps all duplicates</w:t>
+            </w:r>
+          </w:p>
+        </w:tc>
+      </w:tr>
+      <w:tr>
+        <w:trPr>
+          <w:trHeight w:val="307"/>
+          <w:tblCellSpacing w:w="15" w:type="dxa"/>
+        </w:trPr>
+        <w:tc>
+          <w:tcPr>
+            <w:tcW w:w="0" w:type="auto"/>
+            <w:vAlign w:val="center"/>
+            <w:hideMark/>
+          </w:tcPr>
+          <w:p>
+            <w:pPr>
+              <w:spacing w:after="0" w:line="240" w:lineRule="auto"/>
+              <w:rPr>
+                <w:rFonts w:eastAsia="Times New Roman" w:cstheme="minorHAnsi"/>
+                <w:lang w:bidi="hi-IN"/>
+              </w:rPr>
+            </w:pPr>
+            <w:r>
+              <w:rPr>
+                <w:rFonts w:eastAsia="Times New Roman" w:cstheme="minorHAnsi"/>
+                <w:lang w:bidi="hi-IN"/>
+              </w:rPr>
+              <w:t>Performance</w:t>
+            </w:r>
+          </w:p>
+        </w:tc>
+        <w:tc>
+          <w:tcPr>
+            <w:tcW w:w="0" w:type="auto"/>
+            <w:vAlign w:val="center"/>
+            <w:hideMark/>
+          </w:tcPr>
+          <w:p>
+            <w:pPr>
+              <w:spacing w:after="0" w:line="240" w:lineRule="auto"/>
+              <w:rPr>
+                <w:rFonts w:eastAsia="Times New Roman" w:cstheme="minorHAnsi"/>
+                <w:lang w:bidi="hi-IN"/>
+              </w:rPr>
+            </w:pPr>
+            <w:r>
+              <w:rPr>
+                <w:rFonts w:eastAsia="Times New Roman" w:cstheme="minorHAnsi"/>
+                <w:b/>
+                <w:bCs/>
+                <w:lang w:bidi="hi-IN"/>
+              </w:rPr>
+              <w:t>Slower</w:t>
+            </w:r>
+            <w:r>
+              <w:rPr>
+                <w:rFonts w:eastAsia="Times New Roman" w:cstheme="minorHAnsi"/>
+                <w:lang w:bidi="hi-IN"/>
+              </w:rPr>
+              <w:t xml:space="preserve"> </w:t>
+            </w:r>
+          </w:p>
+        </w:tc>
+        <w:tc>
+          <w:tcPr>
+            <w:tcW w:w="0" w:type="auto"/>
+            <w:vAlign w:val="center"/>
+            <w:hideMark/>
+          </w:tcPr>
+          <w:p>
+            <w:pPr>
+              <w:spacing w:after="0" w:line="240" w:lineRule="auto"/>
+              <w:rPr>
+                <w:rFonts w:eastAsia="Times New Roman" w:cstheme="minorHAnsi"/>
+                <w:lang w:bidi="hi-IN"/>
+              </w:rPr>
+            </w:pPr>
+            <w:r>
+              <w:rPr>
+                <w:rFonts w:eastAsia="Times New Roman" w:cstheme="minorHAnsi"/>
+                <w:b/>
+                <w:bCs/>
+                <w:lang w:bidi="hi-IN"/>
+              </w:rPr>
+              <w:t>Faster</w:t>
+            </w:r>
+            <w:r>
+              <w:rPr>
+                <w:rFonts w:eastAsia="Times New Roman" w:cstheme="minorHAnsi"/>
+                <w:lang w:bidi="hi-IN"/>
+              </w:rPr>
+              <w:t xml:space="preserve"> work</w:t>
+            </w:r>
+          </w:p>
+        </w:tc>
+      </w:tr>
+    </w:tbl>
+    <w:p>
+      <w:pPr>
+        <w:pStyle w:val="ListParagraph"/>
+        <w:rPr>
+          <w:b/>
+          <w:lang w:val="en-IN"/>
+        </w:rPr>
+      </w:pPr>
+    </w:p>
+    <w:p>
+      <w:pPr>
+        <w:pStyle w:val="ListParagraph"/>
+        <w:numPr>
+          <w:ilvl w:val="0"/>
+          <w:numId w:val="1"/>
+        </w:numPr>
+        <w:rPr>
+          <w:b/>
+          <w:lang w:val="en-IN"/>
+        </w:rPr>
+      </w:pPr>
+      <w:r>
+        <w:rPr>
+          <w:b/>
+          <w:lang w:val="en-IN"/>
+        </w:rPr>
+        <w:lastRenderedPageBreak/>
         <w:t xml:space="preserve">What </w:t>
       </w:r>
       <w:proofErr w:type="gramStart"/>
@@ -3455,14 +4216,7 @@
         <w:rPr>
           <w:lang w:val="en-IN"/>
         </w:rPr>
-        <w:t xml:space="preserve">Value window functions are like aggregate window functions that perform multiple operations in a window, but they're different from </w:t>
-      </w:r>
-      <w:r>
-        <w:rPr>
-          <w:lang w:val="en-IN"/>
-        </w:rPr>
-        <w:lastRenderedPageBreak/>
-        <w:t xml:space="preserve">aggregate functions. They include things like </w:t>
+        <w:t xml:space="preserve">Value window functions are like aggregate window functions that perform multiple operations in a window, but they're different from aggregate functions. They include things like </w:t>
       </w:r>
       <w:proofErr w:type="gramStart"/>
       <w:r>
@@ -3535,6 +4289,46 @@
         </w:rPr>
         <w:t xml:space="preserve"> PERCENT_RANK(), RANK(), etc.</w:t>
       </w:r>
+    </w:p>
+    <w:p>
+      <w:pPr>
+        <w:rPr>
+          <w:lang w:val="en-IN"/>
+        </w:rPr>
+      </w:pPr>
+      <w:r>
+        <w:rPr>
+          <w:lang w:val="en-IN"/>
+        </w:rPr>
+        <w:t xml:space="preserve">What is the order of execution in </w:t>
+      </w:r>
+      <w:proofErr w:type="spellStart"/>
+      <w:r>
+        <w:rPr>
+          <w:lang w:val="en-IN"/>
+        </w:rPr>
+        <w:t>sql</w:t>
+      </w:r>
+      <w:proofErr w:type="spellEnd"/>
+      <w:r>
+        <w:rPr>
+          <w:lang w:val="en-IN"/>
+        </w:rPr>
+        <w:t>?</w:t>
+      </w:r>
+    </w:p>
+    <w:p>
+      <w:pPr>
+        <w:rPr>
+          <w:lang w:val="en-IN"/>
+        </w:rPr>
+      </w:pPr>
+      <w:r>
+        <w:rPr>
+          <w:lang w:val="en-IN"/>
+        </w:rPr>
+        <w:t>From -&gt; where -&gt; group by -&gt; having -&gt; select –&gt; order by -&gt; limit</w:t>
+      </w:r>
       <w:r>
         <w:rPr>
           <w:lang w:val="en-IN"/>
@@ -4409,10 +5203,1033 @@
     <w:p>
       <w:pPr>
         <w:pStyle w:val="ListParagraph"/>
-        <w:rPr>
-          <w:lang w:val="en-IN"/>
-        </w:rPr>
-      </w:pPr>
+        <w:numPr>
+          <w:ilvl w:val="0"/>
+          <w:numId w:val="3"/>
+        </w:numPr>
+        <w:rPr>
+          <w:lang w:val="en-IN"/>
+        </w:rPr>
+      </w:pPr>
+      <w:r>
+        <w:rPr>
+          <w:lang w:val="en-IN"/>
+        </w:rPr>
+        <w:t>Grouping by employee list based on department name and year of joining.</w:t>
+      </w:r>
+    </w:p>
+    <w:p>
+      <w:pPr>
+        <w:pStyle w:val="ListParagraph"/>
+        <w:rPr>
+          <w:lang w:val="en-IN"/>
+        </w:rPr>
+      </w:pPr>
+      <w:proofErr w:type="gramStart"/>
+      <w:r>
+        <w:rPr>
+          <w:lang w:val="en-IN"/>
+        </w:rPr>
+        <w:t xml:space="preserve">SELECT </w:t>
+      </w:r>
+      <w:r>
+        <w:rPr>
+          <w:lang w:val="en-IN"/>
+        </w:rPr>
+        <w:t xml:space="preserve"> </w:t>
+      </w:r>
+      <w:proofErr w:type="spellStart"/>
+      <w:r>
+        <w:rPr>
+          <w:lang w:val="en-IN"/>
+        </w:rPr>
+        <w:t>department</w:t>
+      </w:r>
+      <w:proofErr w:type="gramEnd"/>
+      <w:r>
+        <w:rPr>
+          <w:lang w:val="en-IN"/>
+        </w:rPr>
+        <w:t>_name</w:t>
+      </w:r>
+      <w:proofErr w:type="spellEnd"/>
+      <w:r>
+        <w:rPr>
+          <w:lang w:val="en-IN"/>
+        </w:rPr>
+        <w:t>,</w:t>
+      </w:r>
+      <w:r>
+        <w:rPr>
+          <w:lang w:val="en-IN"/>
+        </w:rPr>
+        <w:t xml:space="preserve"> </w:t>
+      </w:r>
+      <w:r>
+        <w:rPr>
+          <w:lang w:val="en-IN"/>
+        </w:rPr>
+        <w:t xml:space="preserve">EXTRACT(YEAR FROM </w:t>
+      </w:r>
+      <w:proofErr w:type="spellStart"/>
+      <w:r>
+        <w:rPr>
+          <w:lang w:val="en-IN"/>
+        </w:rPr>
+        <w:t>joining_date</w:t>
+      </w:r>
+      <w:proofErr w:type="spellEnd"/>
+      <w:r>
+        <w:rPr>
+          <w:lang w:val="en-IN"/>
+        </w:rPr>
+        <w:t xml:space="preserve">) AS </w:t>
+      </w:r>
+      <w:proofErr w:type="spellStart"/>
+      <w:r>
+        <w:rPr>
+          <w:lang w:val="en-IN"/>
+        </w:rPr>
+        <w:t>joining_year</w:t>
+      </w:r>
+      <w:proofErr w:type="spellEnd"/>
+      <w:r>
+        <w:rPr>
+          <w:lang w:val="en-IN"/>
+        </w:rPr>
+        <w:t>,</w:t>
+      </w:r>
+    </w:p>
+    <w:p>
+      <w:pPr>
+        <w:pStyle w:val="ListParagraph"/>
+        <w:rPr>
+          <w:lang w:val="en-IN"/>
+        </w:rPr>
+      </w:pPr>
+      <w:r>
+        <w:rPr>
+          <w:lang w:val="en-IN"/>
+        </w:rPr>
+        <w:t xml:space="preserve">    </w:t>
+      </w:r>
+      <w:proofErr w:type="gramStart"/>
+      <w:r>
+        <w:rPr>
+          <w:lang w:val="en-IN"/>
+        </w:rPr>
+        <w:t>COUNT(</w:t>
+      </w:r>
+      <w:proofErr w:type="gramEnd"/>
+      <w:r>
+        <w:rPr>
+          <w:lang w:val="en-IN"/>
+        </w:rPr>
+        <w:t xml:space="preserve">*) AS </w:t>
+      </w:r>
+      <w:proofErr w:type="spellStart"/>
+      <w:r>
+        <w:rPr>
+          <w:lang w:val="en-IN"/>
+        </w:rPr>
+        <w:t>total_employees</w:t>
+      </w:r>
+      <w:proofErr w:type="spellEnd"/>
+    </w:p>
+    <w:p>
+      <w:pPr>
+        <w:pStyle w:val="ListParagraph"/>
+        <w:rPr>
+          <w:lang w:val="en-IN"/>
+        </w:rPr>
+      </w:pPr>
+      <w:r>
+        <w:rPr>
+          <w:lang w:val="en-IN"/>
+        </w:rPr>
+        <w:t>FROM employees</w:t>
+      </w:r>
+    </w:p>
+    <w:p>
+      <w:pPr>
+        <w:pStyle w:val="ListParagraph"/>
+        <w:rPr>
+          <w:lang w:val="en-IN"/>
+        </w:rPr>
+      </w:pPr>
+      <w:r>
+        <w:rPr>
+          <w:lang w:val="en-IN"/>
+        </w:rPr>
+        <w:t xml:space="preserve">GROUP BY </w:t>
+      </w:r>
+      <w:proofErr w:type="spellStart"/>
+      <w:r>
+        <w:rPr>
+          <w:lang w:val="en-IN"/>
+        </w:rPr>
+        <w:t>department_name</w:t>
+      </w:r>
+      <w:proofErr w:type="spellEnd"/>
+      <w:r>
+        <w:rPr>
+          <w:lang w:val="en-IN"/>
+        </w:rPr>
+        <w:t>,</w:t>
+      </w:r>
+      <w:r>
+        <w:rPr>
+          <w:lang w:val="en-IN"/>
+        </w:rPr>
+        <w:t xml:space="preserve"> </w:t>
+      </w:r>
+      <w:proofErr w:type="gramStart"/>
+      <w:r>
+        <w:rPr>
+          <w:lang w:val="en-IN"/>
+        </w:rPr>
+        <w:t>EXTRACT(</w:t>
+      </w:r>
+      <w:proofErr w:type="gramEnd"/>
+      <w:r>
+        <w:rPr>
+          <w:lang w:val="en-IN"/>
+        </w:rPr>
+        <w:t xml:space="preserve">YEAR FROM </w:t>
+      </w:r>
+      <w:proofErr w:type="spellStart"/>
+      <w:r>
+        <w:rPr>
+          <w:lang w:val="en-IN"/>
+        </w:rPr>
+        <w:t>joining_date</w:t>
+      </w:r>
+      <w:proofErr w:type="spellEnd"/>
+      <w:r>
+        <w:rPr>
+          <w:lang w:val="en-IN"/>
+        </w:rPr>
+        <w:t>)</w:t>
+      </w:r>
+    </w:p>
+    <w:p>
+      <w:pPr>
+        <w:pStyle w:val="ListParagraph"/>
+        <w:rPr>
+          <w:lang w:val="en-IN"/>
+        </w:rPr>
+      </w:pPr>
+      <w:r>
+        <w:rPr>
+          <w:lang w:val="en-IN"/>
+        </w:rPr>
+        <w:t xml:space="preserve">ORDER BY </w:t>
+      </w:r>
+      <w:proofErr w:type="spellStart"/>
+      <w:r>
+        <w:rPr>
+          <w:lang w:val="en-IN"/>
+        </w:rPr>
+        <w:t>department_name</w:t>
+      </w:r>
+      <w:proofErr w:type="spellEnd"/>
+      <w:r>
+        <w:rPr>
+          <w:lang w:val="en-IN"/>
+        </w:rPr>
+        <w:t>,</w:t>
+      </w:r>
+      <w:r>
+        <w:rPr>
+          <w:lang w:val="en-IN"/>
+        </w:rPr>
+        <w:t xml:space="preserve"> </w:t>
+      </w:r>
+      <w:proofErr w:type="spellStart"/>
+      <w:r>
+        <w:rPr>
+          <w:lang w:val="en-IN"/>
+        </w:rPr>
+        <w:t>joining_year</w:t>
+      </w:r>
+      <w:proofErr w:type="spellEnd"/>
+      <w:r>
+        <w:rPr>
+          <w:lang w:val="en-IN"/>
+        </w:rPr>
+        <w:t>;</w:t>
+      </w:r>
+    </w:p>
+    <w:p>
+      <w:pPr>
+        <w:pStyle w:val="ListParagraph"/>
+        <w:numPr>
+          <w:ilvl w:val="0"/>
+          <w:numId w:val="3"/>
+        </w:numPr>
+        <w:rPr>
+          <w:lang w:val="en-IN"/>
+        </w:rPr>
+      </w:pPr>
+      <w:r>
+        <w:rPr>
+          <w:lang w:val="en-IN"/>
+        </w:rPr>
+        <w:t xml:space="preserve">Use of </w:t>
+      </w:r>
+      <w:proofErr w:type="spellStart"/>
+      <w:r>
+        <w:rPr>
+          <w:lang w:val="en-IN"/>
+        </w:rPr>
+        <w:t>group_concat</w:t>
+      </w:r>
+      <w:proofErr w:type="spellEnd"/>
+      <w:r>
+        <w:rPr>
+          <w:lang w:val="en-IN"/>
+        </w:rPr>
+        <w:t xml:space="preserve">(in my </w:t>
+      </w:r>
+      <w:proofErr w:type="spellStart"/>
+      <w:r>
+        <w:rPr>
+          <w:lang w:val="en-IN"/>
+        </w:rPr>
+        <w:t>sql</w:t>
+      </w:r>
+      <w:proofErr w:type="spellEnd"/>
+      <w:r>
+        <w:rPr>
+          <w:lang w:val="en-IN"/>
+        </w:rPr>
+        <w:t xml:space="preserve">) and </w:t>
+      </w:r>
+      <w:proofErr w:type="spellStart"/>
+      <w:r>
+        <w:rPr>
+          <w:lang w:val="en-IN"/>
+        </w:rPr>
+        <w:t>ListAGG</w:t>
+      </w:r>
+      <w:proofErr w:type="spellEnd"/>
+      <w:r>
+        <w:rPr>
+          <w:lang w:val="en-IN"/>
+        </w:rPr>
+        <w:t>(in oracle)</w:t>
+      </w:r>
+    </w:p>
+    <w:p>
+      <w:pPr>
+        <w:pStyle w:val="ListParagraph"/>
+        <w:rPr>
+          <w:lang w:val="en-IN"/>
+        </w:rPr>
+      </w:pPr>
+      <w:r>
+        <w:rPr>
+          <w:lang w:val="en-IN"/>
+        </w:rPr>
+        <w:t xml:space="preserve">SELECT </w:t>
+      </w:r>
+    </w:p>
+    <w:p>
+      <w:pPr>
+        <w:pStyle w:val="ListParagraph"/>
+        <w:rPr>
+          <w:lang w:val="en-IN"/>
+        </w:rPr>
+      </w:pPr>
+      <w:r>
+        <w:rPr>
+          <w:lang w:val="en-IN"/>
+        </w:rPr>
+        <w:t xml:space="preserve">    </w:t>
+      </w:r>
+      <w:proofErr w:type="spellStart"/>
+      <w:r>
+        <w:rPr>
+          <w:lang w:val="en-IN"/>
+        </w:rPr>
+        <w:t>department_name</w:t>
+      </w:r>
+      <w:proofErr w:type="spellEnd"/>
+      <w:r>
+        <w:rPr>
+          <w:lang w:val="en-IN"/>
+        </w:rPr>
+        <w:t>,</w:t>
+      </w:r>
+      <w:r>
+        <w:rPr>
+          <w:lang w:val="en-IN"/>
+        </w:rPr>
+        <w:t xml:space="preserve"> </w:t>
+      </w:r>
+      <w:proofErr w:type="gramStart"/>
+      <w:r>
+        <w:rPr>
+          <w:lang w:val="en-IN"/>
+        </w:rPr>
+        <w:t>EXTRACT(</w:t>
+      </w:r>
+      <w:proofErr w:type="gramEnd"/>
+      <w:r>
+        <w:rPr>
+          <w:lang w:val="en-IN"/>
+        </w:rPr>
+        <w:t xml:space="preserve">YEAR FROM </w:t>
+      </w:r>
+      <w:proofErr w:type="spellStart"/>
+      <w:r>
+        <w:rPr>
+          <w:lang w:val="en-IN"/>
+        </w:rPr>
+        <w:t>joining_date</w:t>
+      </w:r>
+      <w:proofErr w:type="spellEnd"/>
+      <w:r>
+        <w:rPr>
+          <w:lang w:val="en-IN"/>
+        </w:rPr>
+        <w:t xml:space="preserve">) AS </w:t>
+      </w:r>
+      <w:proofErr w:type="spellStart"/>
+      <w:r>
+        <w:rPr>
+          <w:lang w:val="en-IN"/>
+        </w:rPr>
+        <w:t>joining_year</w:t>
+      </w:r>
+      <w:proofErr w:type="spellEnd"/>
+      <w:r>
+        <w:rPr>
+          <w:lang w:val="en-IN"/>
+        </w:rPr>
+        <w:t>,</w:t>
+      </w:r>
+    </w:p>
+    <w:p>
+      <w:pPr>
+        <w:pStyle w:val="ListParagraph"/>
+        <w:rPr>
+          <w:lang w:val="en-IN"/>
+        </w:rPr>
+      </w:pPr>
+      <w:r>
+        <w:rPr>
+          <w:lang w:val="en-IN"/>
+        </w:rPr>
+        <w:t xml:space="preserve">    </w:t>
+      </w:r>
+      <w:proofErr w:type="gramStart"/>
+      <w:r>
+        <w:rPr>
+          <w:b/>
+          <w:bCs/>
+          <w:lang w:val="en-IN"/>
+        </w:rPr>
+        <w:t>LISTAGG</w:t>
+      </w:r>
+      <w:r>
+        <w:rPr>
+          <w:lang w:val="en-IN"/>
+        </w:rPr>
+        <w:t>(</w:t>
+      </w:r>
+      <w:proofErr w:type="spellStart"/>
+      <w:proofErr w:type="gramEnd"/>
+      <w:r>
+        <w:rPr>
+          <w:lang w:val="en-IN"/>
+        </w:rPr>
+        <w:t>employee_name</w:t>
+      </w:r>
+      <w:proofErr w:type="spellEnd"/>
+      <w:r>
+        <w:rPr>
+          <w:lang w:val="en-IN"/>
+        </w:rPr>
+        <w:t xml:space="preserve">, ', ') WITHIN GROUP (ORDER BY </w:t>
+      </w:r>
+      <w:proofErr w:type="spellStart"/>
+      <w:r>
+        <w:rPr>
+          <w:lang w:val="en-IN"/>
+        </w:rPr>
+        <w:t>employee_name</w:t>
+      </w:r>
+      <w:proofErr w:type="spellEnd"/>
+      <w:r>
+        <w:rPr>
+          <w:lang w:val="en-IN"/>
+        </w:rPr>
+        <w:t xml:space="preserve">) AS </w:t>
+      </w:r>
+      <w:proofErr w:type="spellStart"/>
+      <w:r>
+        <w:rPr>
+          <w:lang w:val="en-IN"/>
+        </w:rPr>
+        <w:t>employee_names</w:t>
+      </w:r>
+      <w:proofErr w:type="spellEnd"/>
+    </w:p>
+    <w:p>
+      <w:pPr>
+        <w:pStyle w:val="ListParagraph"/>
+        <w:rPr>
+          <w:lang w:val="en-IN"/>
+        </w:rPr>
+      </w:pPr>
+      <w:r>
+        <w:rPr>
+          <w:lang w:val="en-IN"/>
+        </w:rPr>
+        <w:t>FROM employees</w:t>
+      </w:r>
+    </w:p>
+    <w:p>
+      <w:pPr>
+        <w:pStyle w:val="ListParagraph"/>
+        <w:rPr>
+          <w:lang w:val="en-IN"/>
+        </w:rPr>
+      </w:pPr>
+      <w:r>
+        <w:rPr>
+          <w:lang w:val="en-IN"/>
+        </w:rPr>
+        <w:t xml:space="preserve">GROUP BY </w:t>
+      </w:r>
+    </w:p>
+    <w:p>
+      <w:pPr>
+        <w:pStyle w:val="ListParagraph"/>
+        <w:rPr>
+          <w:lang w:val="en-IN"/>
+        </w:rPr>
+      </w:pPr>
+      <w:r>
+        <w:rPr>
+          <w:lang w:val="en-IN"/>
+        </w:rPr>
+        <w:t xml:space="preserve">    </w:t>
+      </w:r>
+      <w:proofErr w:type="spellStart"/>
+      <w:r>
+        <w:rPr>
+          <w:lang w:val="en-IN"/>
+        </w:rPr>
+        <w:t>department_name</w:t>
+      </w:r>
+      <w:proofErr w:type="spellEnd"/>
+      <w:r>
+        <w:rPr>
+          <w:lang w:val="en-IN"/>
+        </w:rPr>
+        <w:t>,</w:t>
+      </w:r>
+      <w:r>
+        <w:rPr>
+          <w:lang w:val="en-IN"/>
+        </w:rPr>
+        <w:t xml:space="preserve"> </w:t>
+      </w:r>
+      <w:proofErr w:type="gramStart"/>
+      <w:r>
+        <w:rPr>
+          <w:lang w:val="en-IN"/>
+        </w:rPr>
+        <w:t>EXTRACT(</w:t>
+      </w:r>
+      <w:proofErr w:type="gramEnd"/>
+      <w:r>
+        <w:rPr>
+          <w:lang w:val="en-IN"/>
+        </w:rPr>
+        <w:t xml:space="preserve">YEAR FROM </w:t>
+      </w:r>
+      <w:proofErr w:type="spellStart"/>
+      <w:r>
+        <w:rPr>
+          <w:lang w:val="en-IN"/>
+        </w:rPr>
+        <w:t>joining_date</w:t>
+      </w:r>
+      <w:proofErr w:type="spellEnd"/>
+      <w:r>
+        <w:rPr>
+          <w:lang w:val="en-IN"/>
+        </w:rPr>
+        <w:t>)</w:t>
+      </w:r>
+    </w:p>
+    <w:p>
+      <w:pPr>
+        <w:pStyle w:val="ListParagraph"/>
+        <w:rPr>
+          <w:lang w:val="en-IN"/>
+        </w:rPr>
+      </w:pPr>
+      <w:r>
+        <w:rPr>
+          <w:lang w:val="en-IN"/>
+        </w:rPr>
+        <w:t xml:space="preserve">ORDER BY </w:t>
+      </w:r>
+    </w:p>
+    <w:p>
+      <w:pPr>
+        <w:pStyle w:val="ListParagraph"/>
+        <w:rPr>
+          <w:lang w:val="en-IN"/>
+        </w:rPr>
+      </w:pPr>
+      <w:r>
+        <w:rPr>
+          <w:lang w:val="en-IN"/>
+        </w:rPr>
+        <w:t xml:space="preserve">    </w:t>
+      </w:r>
+      <w:proofErr w:type="spellStart"/>
+      <w:r>
+        <w:rPr>
+          <w:lang w:val="en-IN"/>
+        </w:rPr>
+        <w:t>department_name</w:t>
+      </w:r>
+      <w:proofErr w:type="spellEnd"/>
+      <w:r>
+        <w:rPr>
+          <w:lang w:val="en-IN"/>
+        </w:rPr>
+        <w:t>,</w:t>
+      </w:r>
+      <w:r>
+        <w:rPr>
+          <w:lang w:val="en-IN"/>
+        </w:rPr>
+        <w:t xml:space="preserve"> </w:t>
+      </w:r>
+      <w:proofErr w:type="spellStart"/>
+      <w:r>
+        <w:rPr>
+          <w:lang w:val="en-IN"/>
+        </w:rPr>
+        <w:t>joining_year</w:t>
+      </w:r>
+      <w:proofErr w:type="spellEnd"/>
+      <w:r>
+        <w:rPr>
+          <w:lang w:val="en-IN"/>
+        </w:rPr>
+        <w:t>;</w:t>
+      </w:r>
+    </w:p>
+    <w:p>
+      <w:pPr>
+        <w:pStyle w:val="ListParagraph"/>
+        <w:numPr>
+          <w:ilvl w:val="0"/>
+          <w:numId w:val="3"/>
+        </w:numPr>
+        <w:rPr>
+          <w:lang w:val="en-IN"/>
+        </w:rPr>
+      </w:pPr>
+      <w:r>
+        <w:rPr>
+          <w:lang w:val="en-IN"/>
+        </w:rPr>
+        <w:t>Convert a date string into actual date</w:t>
+      </w:r>
+    </w:p>
+    <w:p>
+      <w:pPr>
+        <w:pStyle w:val="ListParagraph"/>
+        <w:rPr>
+          <w:lang w:val="en-IN"/>
+        </w:rPr>
+      </w:pPr>
+      <w:r>
+        <w:rPr>
+          <w:lang w:val="en-IN"/>
+        </w:rPr>
+        <w:t xml:space="preserve">Use </w:t>
+      </w:r>
+      <w:proofErr w:type="spellStart"/>
+      <w:r>
+        <w:rPr>
+          <w:lang w:val="en-IN"/>
+        </w:rPr>
+        <w:t>To_date</w:t>
+      </w:r>
+      <w:proofErr w:type="spellEnd"/>
+      <w:r>
+        <w:rPr>
+          <w:lang w:val="en-IN"/>
+        </w:rPr>
+        <w:t xml:space="preserve"> (in oracle) or </w:t>
+      </w:r>
+      <w:proofErr w:type="spellStart"/>
+      <w:r>
+        <w:rPr>
+          <w:lang w:val="en-IN"/>
+        </w:rPr>
+        <w:t>STR_To_date</w:t>
+      </w:r>
+      <w:proofErr w:type="spellEnd"/>
+      <w:r>
+        <w:rPr>
+          <w:lang w:val="en-IN"/>
+        </w:rPr>
+        <w:t xml:space="preserve"> (in </w:t>
+      </w:r>
+      <w:proofErr w:type="spellStart"/>
+      <w:r>
+        <w:rPr>
+          <w:lang w:val="en-IN"/>
+        </w:rPr>
+        <w:t>mysql</w:t>
+      </w:r>
+      <w:proofErr w:type="spellEnd"/>
+      <w:r>
+        <w:rPr>
+          <w:lang w:val="en-IN"/>
+        </w:rPr>
+        <w:t>)</w:t>
+      </w:r>
+    </w:p>
+    <w:p>
+      <w:pPr>
+        <w:pStyle w:val="ListParagraph"/>
+        <w:numPr>
+          <w:ilvl w:val="0"/>
+          <w:numId w:val="3"/>
+        </w:numPr>
+        <w:rPr>
+          <w:lang w:val="en-IN"/>
+        </w:rPr>
+      </w:pPr>
+      <w:r>
+        <w:rPr>
+          <w:lang w:val="en-IN"/>
+        </w:rPr>
+        <w:lastRenderedPageBreak/>
+        <w:t xml:space="preserve">I have a table which contains date and sales made on that </w:t>
+      </w:r>
+      <w:proofErr w:type="gramStart"/>
+      <w:r>
+        <w:rPr>
+          <w:lang w:val="en-IN"/>
+        </w:rPr>
+        <w:t>date,</w:t>
+      </w:r>
+      <w:proofErr w:type="gramEnd"/>
+      <w:r>
+        <w:rPr>
+          <w:lang w:val="en-IN"/>
+        </w:rPr>
+        <w:t xml:space="preserve"> I want to find the sales </w:t>
+      </w:r>
+      <w:r>
+        <w:rPr>
+          <w:lang w:val="en-IN"/>
+        </w:rPr>
+        <w:t>in the months.</w:t>
+      </w:r>
+    </w:p>
+    <w:p>
+      <w:pPr>
+        <w:pStyle w:val="ListParagraph"/>
+        <w:rPr>
+          <w:lang w:val="en-IN"/>
+        </w:rPr>
+      </w:pPr>
+      <w:r>
+        <w:rPr>
+          <w:lang w:val="en-IN"/>
+        </w:rPr>
+        <w:t>SELECT</w:t>
+      </w:r>
+      <w:r>
+        <w:rPr>
+          <w:lang w:val="en-IN"/>
+        </w:rPr>
+        <w:t xml:space="preserve"> </w:t>
+      </w:r>
+      <w:proofErr w:type="gramStart"/>
+      <w:r>
+        <w:rPr>
+          <w:lang w:val="en-IN"/>
+        </w:rPr>
+        <w:t>EXTRACT(</w:t>
+      </w:r>
+      <w:proofErr w:type="gramEnd"/>
+      <w:r>
+        <w:rPr>
+          <w:lang w:val="en-IN"/>
+        </w:rPr>
+        <w:t xml:space="preserve">YEAR FROM </w:t>
+      </w:r>
+      <w:proofErr w:type="spellStart"/>
+      <w:r>
+        <w:rPr>
+          <w:lang w:val="en-IN"/>
+        </w:rPr>
+        <w:t>sale_date</w:t>
+      </w:r>
+      <w:proofErr w:type="spellEnd"/>
+      <w:r>
+        <w:rPr>
+          <w:lang w:val="en-IN"/>
+        </w:rPr>
+        <w:t xml:space="preserve">) AS </w:t>
+      </w:r>
+      <w:proofErr w:type="spellStart"/>
+      <w:r>
+        <w:rPr>
+          <w:lang w:val="en-IN"/>
+        </w:rPr>
+        <w:t>sale_year</w:t>
+      </w:r>
+      <w:proofErr w:type="spellEnd"/>
+      <w:r>
+        <w:rPr>
+          <w:lang w:val="en-IN"/>
+        </w:rPr>
+        <w:t>,</w:t>
+      </w:r>
+      <w:r>
+        <w:rPr>
+          <w:lang w:val="en-IN"/>
+        </w:rPr>
+        <w:t xml:space="preserve"> </w:t>
+      </w:r>
+      <w:r>
+        <w:rPr>
+          <w:lang w:val="en-IN"/>
+        </w:rPr>
+        <w:t xml:space="preserve">EXTRACT(MONTH FROM </w:t>
+      </w:r>
+      <w:proofErr w:type="spellStart"/>
+      <w:r>
+        <w:rPr>
+          <w:lang w:val="en-IN"/>
+        </w:rPr>
+        <w:t>sale_date</w:t>
+      </w:r>
+      <w:proofErr w:type="spellEnd"/>
+      <w:r>
+        <w:rPr>
+          <w:lang w:val="en-IN"/>
+        </w:rPr>
+        <w:t xml:space="preserve">) AS </w:t>
+      </w:r>
+      <w:proofErr w:type="spellStart"/>
+      <w:r>
+        <w:rPr>
+          <w:lang w:val="en-IN"/>
+        </w:rPr>
+        <w:t>sale_month</w:t>
+      </w:r>
+      <w:proofErr w:type="spellEnd"/>
+      <w:r>
+        <w:rPr>
+          <w:lang w:val="en-IN"/>
+        </w:rPr>
+        <w:t>,</w:t>
+      </w:r>
+    </w:p>
+    <w:p>
+      <w:pPr>
+        <w:pStyle w:val="ListParagraph"/>
+        <w:rPr>
+          <w:lang w:val="en-IN"/>
+        </w:rPr>
+      </w:pPr>
+      <w:r>
+        <w:rPr>
+          <w:lang w:val="en-IN"/>
+        </w:rPr>
+        <w:t xml:space="preserve">    </w:t>
+      </w:r>
+      <w:proofErr w:type="gramStart"/>
+      <w:r>
+        <w:rPr>
+          <w:lang w:val="en-IN"/>
+        </w:rPr>
+        <w:t>SUM(</w:t>
+      </w:r>
+      <w:proofErr w:type="gramEnd"/>
+      <w:r>
+        <w:rPr>
+          <w:lang w:val="en-IN"/>
+        </w:rPr>
+        <w:t xml:space="preserve">amount) AS </w:t>
+      </w:r>
+      <w:proofErr w:type="spellStart"/>
+      <w:r>
+        <w:rPr>
+          <w:lang w:val="en-IN"/>
+        </w:rPr>
+        <w:t>total_sales</w:t>
+      </w:r>
+      <w:proofErr w:type="spellEnd"/>
+    </w:p>
+    <w:p>
+      <w:pPr>
+        <w:pStyle w:val="ListParagraph"/>
+        <w:rPr>
+          <w:lang w:val="en-IN"/>
+        </w:rPr>
+      </w:pPr>
+      <w:r>
+        <w:rPr>
+          <w:lang w:val="en-IN"/>
+        </w:rPr>
+        <w:t>FROM sales</w:t>
+      </w:r>
+    </w:p>
+    <w:p>
+      <w:pPr>
+        <w:pStyle w:val="ListParagraph"/>
+        <w:rPr>
+          <w:lang w:val="en-IN"/>
+        </w:rPr>
+      </w:pPr>
+      <w:r>
+        <w:rPr>
+          <w:lang w:val="en-IN"/>
+        </w:rPr>
+        <w:t xml:space="preserve">GROUP BY </w:t>
+      </w:r>
+    </w:p>
+    <w:p>
+      <w:pPr>
+        <w:pStyle w:val="ListParagraph"/>
+        <w:rPr>
+          <w:lang w:val="en-IN"/>
+        </w:rPr>
+      </w:pPr>
+      <w:r>
+        <w:rPr>
+          <w:lang w:val="en-IN"/>
+        </w:rPr>
+        <w:t xml:space="preserve">    </w:t>
+      </w:r>
+      <w:proofErr w:type="gramStart"/>
+      <w:r>
+        <w:rPr>
+          <w:lang w:val="en-IN"/>
+        </w:rPr>
+        <w:t>EXTRACT(</w:t>
+      </w:r>
+      <w:proofErr w:type="gramEnd"/>
+      <w:r>
+        <w:rPr>
+          <w:lang w:val="en-IN"/>
+        </w:rPr>
+        <w:t xml:space="preserve">YEAR FROM </w:t>
+      </w:r>
+      <w:proofErr w:type="spellStart"/>
+      <w:r>
+        <w:rPr>
+          <w:lang w:val="en-IN"/>
+        </w:rPr>
+        <w:t>sale_date</w:t>
+      </w:r>
+      <w:proofErr w:type="spellEnd"/>
+      <w:r>
+        <w:rPr>
+          <w:lang w:val="en-IN"/>
+        </w:rPr>
+        <w:t>),</w:t>
+      </w:r>
+      <w:r>
+        <w:rPr>
+          <w:lang w:val="en-IN"/>
+        </w:rPr>
+        <w:t xml:space="preserve"> </w:t>
+      </w:r>
+      <w:r>
+        <w:rPr>
+          <w:lang w:val="en-IN"/>
+        </w:rPr>
+        <w:t xml:space="preserve">EXTRACT(MONTH FROM </w:t>
+      </w:r>
+      <w:proofErr w:type="spellStart"/>
+      <w:r>
+        <w:rPr>
+          <w:lang w:val="en-IN"/>
+        </w:rPr>
+        <w:t>sale_date</w:t>
+      </w:r>
+      <w:proofErr w:type="spellEnd"/>
+      <w:r>
+        <w:rPr>
+          <w:lang w:val="en-IN"/>
+        </w:rPr>
+        <w:t>)</w:t>
+      </w:r>
+    </w:p>
+    <w:p>
+      <w:pPr>
+        <w:pStyle w:val="ListParagraph"/>
+        <w:rPr>
+          <w:lang w:val="en-IN"/>
+        </w:rPr>
+      </w:pPr>
+      <w:r>
+        <w:rPr>
+          <w:lang w:val="en-IN"/>
+        </w:rPr>
+        <w:t xml:space="preserve">ORDER BY </w:t>
+      </w:r>
+    </w:p>
+    <w:p>
+      <w:pPr>
+        <w:pStyle w:val="ListParagraph"/>
+        <w:rPr>
+          <w:lang w:val="en-IN"/>
+        </w:rPr>
+      </w:pPr>
+      <w:r>
+        <w:rPr>
+          <w:lang w:val="en-IN"/>
+        </w:rPr>
+        <w:t xml:space="preserve">    </w:t>
+      </w:r>
+      <w:proofErr w:type="spellStart"/>
+      <w:r>
+        <w:rPr>
+          <w:lang w:val="en-IN"/>
+        </w:rPr>
+        <w:t>sale_year</w:t>
+      </w:r>
+      <w:proofErr w:type="spellEnd"/>
+      <w:r>
+        <w:rPr>
+          <w:lang w:val="en-IN"/>
+        </w:rPr>
+        <w:t xml:space="preserve">, </w:t>
+      </w:r>
+      <w:proofErr w:type="spellStart"/>
+      <w:r>
+        <w:rPr>
+          <w:lang w:val="en-IN"/>
+        </w:rPr>
+        <w:t>sale_month</w:t>
+      </w:r>
+      <w:proofErr w:type="spellEnd"/>
+      <w:r>
+        <w:rPr>
+          <w:lang w:val="en-IN"/>
+        </w:rPr>
+        <w:t>;</w:t>
+      </w:r>
     </w:p>
     <w:sectPr>
       <w:pgSz w:w="12240" w:h="15840"/>
@@ -4602,6 +6419,119 @@
     </w:lvl>
   </w:abstractNum>
   <w:abstractNum w:abstractNumId="2">
+    <w:nsid w:val="0AB90ECC"/>
+    <w:multiLevelType w:val="hybridMultilevel"/>
+    <w:tmpl w:val="B0342814"/>
+    <w:lvl w:ilvl="0" w:tplc="04090001">
+      <w:start w:val="1"/>
+      <w:numFmt w:val="bullet"/>
+      <w:lvlText w:val=""/>
+      <w:lvlJc w:val="left"/>
+      <w:pPr>
+        <w:ind w:left="1440" w:hanging="360"/>
+      </w:pPr>
+      <w:rPr>
+        <w:rFonts w:ascii="Symbol" w:hAnsi="Symbol" w:hint="default"/>
+      </w:rPr>
+    </w:lvl>
+    <w:lvl w:ilvl="1" w:tplc="04090003" w:tentative="1">
+      <w:start w:val="1"/>
+      <w:numFmt w:val="bullet"/>
+      <w:lvlText w:val="o"/>
+      <w:lvlJc w:val="left"/>
+      <w:pPr>
+        <w:ind w:left="2160" w:hanging="360"/>
+      </w:pPr>
+      <w:rPr>
+        <w:rFonts w:ascii="Courier New" w:hAnsi="Courier New" w:cs="Courier New" w:hint="default"/>
+      </w:rPr>
+    </w:lvl>
+    <w:lvl w:ilvl="2" w:tplc="04090005" w:tentative="1">
+      <w:start w:val="1"/>
+      <w:numFmt w:val="bullet"/>
+      <w:lvlText w:val=""/>
+      <w:lvlJc w:val="left"/>
+      <w:pPr>
+        <w:ind w:left="2880" w:hanging="360"/>
+      </w:pPr>
+      <w:rPr>
+        <w:rFonts w:ascii="Wingdings" w:hAnsi="Wingdings" w:hint="default"/>
+      </w:rPr>
+    </w:lvl>
+    <w:lvl w:ilvl="3" w:tplc="04090001" w:tentative="1">
+      <w:start w:val="1"/>
+      <w:numFmt w:val="bullet"/>
+      <w:lvlText w:val=""/>
+      <w:lvlJc w:val="left"/>
+      <w:pPr>
+        <w:ind w:left="3600" w:hanging="360"/>
+      </w:pPr>
+      <w:rPr>
+        <w:rFonts w:ascii="Symbol" w:hAnsi="Symbol" w:hint="default"/>
+      </w:rPr>
+    </w:lvl>
+    <w:lvl w:ilvl="4" w:tplc="04090003" w:tentative="1">
+      <w:start w:val="1"/>
+      <w:numFmt w:val="bullet"/>
+      <w:lvlText w:val="o"/>
+      <w:lvlJc w:val="left"/>
+      <w:pPr>
+        <w:ind w:left="4320" w:hanging="360"/>
+      </w:pPr>
+      <w:rPr>
+        <w:rFonts w:ascii="Courier New" w:hAnsi="Courier New" w:cs="Courier New" w:hint="default"/>
+      </w:rPr>
+    </w:lvl>
+    <w:lvl w:ilvl="5" w:tplc="04090005" w:tentative="1">
+      <w:start w:val="1"/>
+      <w:numFmt w:val="bullet"/>
+      <w:lvlText w:val=""/>
+      <w:lvlJc w:val="left"/>
+      <w:pPr>
+        <w:ind w:left="5040" w:hanging="360"/>
+      </w:pPr>
+      <w:rPr>
+        <w:rFonts w:ascii="Wingdings" w:hAnsi="Wingdings" w:hint="default"/>
+      </w:rPr>
+    </w:lvl>
+    <w:lvl w:ilvl="6" w:tplc="04090001" w:tentative="1">
+      <w:start w:val="1"/>
+      <w:numFmt w:val="bullet"/>
+      <w:lvlText w:val=""/>
+      <w:lvlJc w:val="left"/>
+      <w:pPr>
+        <w:ind w:left="5760" w:hanging="360"/>
+      </w:pPr>
+      <w:rPr>
+        <w:rFonts w:ascii="Symbol" w:hAnsi="Symbol" w:hint="default"/>
+      </w:rPr>
+    </w:lvl>
+    <w:lvl w:ilvl="7" w:tplc="04090003" w:tentative="1">
+      <w:start w:val="1"/>
+      <w:numFmt w:val="bullet"/>
+      <w:lvlText w:val="o"/>
+      <w:lvlJc w:val="left"/>
+      <w:pPr>
+        <w:ind w:left="6480" w:hanging="360"/>
+      </w:pPr>
+      <w:rPr>
+        <w:rFonts w:ascii="Courier New" w:hAnsi="Courier New" w:cs="Courier New" w:hint="default"/>
+      </w:rPr>
+    </w:lvl>
+    <w:lvl w:ilvl="8" w:tplc="04090005" w:tentative="1">
+      <w:start w:val="1"/>
+      <w:numFmt w:val="bullet"/>
+      <w:lvlText w:val=""/>
+      <w:lvlJc w:val="left"/>
+      <w:pPr>
+        <w:ind w:left="7200" w:hanging="360"/>
+      </w:pPr>
+      <w:rPr>
+        <w:rFonts w:ascii="Wingdings" w:hAnsi="Wingdings" w:hint="default"/>
+      </w:rPr>
+    </w:lvl>
+  </w:abstractNum>
+  <w:abstractNum w:abstractNumId="3">
     <w:nsid w:val="131D6246"/>
     <w:multiLevelType w:val="hybridMultilevel"/>
     <w:tmpl w:val="79D42CEE"/>
@@ -4714,7 +6644,7 @@
       </w:rPr>
     </w:lvl>
   </w:abstractNum>
-  <w:abstractNum w:abstractNumId="3">
+  <w:abstractNum w:abstractNumId="4">
     <w:nsid w:val="13265D91"/>
     <w:multiLevelType w:val="hybridMultilevel"/>
     <w:tmpl w:val="AF365D70"/>
@@ -4827,7 +6757,7 @@
       </w:rPr>
     </w:lvl>
   </w:abstractNum>
-  <w:abstractNum w:abstractNumId="4">
+  <w:abstractNum w:abstractNumId="5">
     <w:nsid w:val="1DCE15AB"/>
     <w:multiLevelType w:val="hybridMultilevel"/>
     <w:tmpl w:val="53DE04B8"/>
@@ -4917,7 +6847,7 @@
       </w:pPr>
     </w:lvl>
   </w:abstractNum>
-  <w:abstractNum w:abstractNumId="5">
+  <w:abstractNum w:abstractNumId="6">
     <w:nsid w:val="2CF2750D"/>
     <w:multiLevelType w:val="hybridMultilevel"/>
     <w:tmpl w:val="93384962"/>
@@ -5007,7 +6937,7 @@
       </w:pPr>
     </w:lvl>
   </w:abstractNum>
-  <w:abstractNum w:abstractNumId="6">
+  <w:abstractNum w:abstractNumId="7">
     <w:nsid w:val="35A376EE"/>
     <w:multiLevelType w:val="hybridMultilevel"/>
     <w:tmpl w:val="BC2A212A"/>
@@ -5093,7 +7023,7 @@
       </w:pPr>
     </w:lvl>
   </w:abstractNum>
-  <w:abstractNum w:abstractNumId="7">
+  <w:abstractNum w:abstractNumId="8">
     <w:nsid w:val="7B7460D7"/>
     <w:multiLevelType w:val="hybridMultilevel"/>
     <w:tmpl w:val="84E6F320"/>
@@ -5207,28 +7137,31 @@
     </w:lvl>
   </w:abstractNum>
   <w:num w:numId="1">
-    <w:abstractNumId w:val="5"/>
+    <w:abstractNumId w:val="6"/>
   </w:num>
   <w:num w:numId="2">
-    <w:abstractNumId w:val="4"/>
+    <w:abstractNumId w:val="5"/>
   </w:num>
   <w:num w:numId="3">
     <w:abstractNumId w:val="0"/>
   </w:num>
   <w:num w:numId="4">
-    <w:abstractNumId w:val="6"/>
+    <w:abstractNumId w:val="7"/>
   </w:num>
   <w:num w:numId="5">
     <w:abstractNumId w:val="1"/>
   </w:num>
   <w:num w:numId="6">
-    <w:abstractNumId w:val="2"/>
+    <w:abstractNumId w:val="3"/>
   </w:num>
   <w:num w:numId="7">
-    <w:abstractNumId w:val="7"/>
+    <w:abstractNumId w:val="8"/>
   </w:num>
   <w:num w:numId="8">
-    <w:abstractNumId w:val="3"/>
+    <w:abstractNumId w:val="4"/>
+  </w:num>
+  <w:num w:numId="9">
+    <w:abstractNumId w:val="2"/>
   </w:num>
 </w:numbering>
 </file>
@@ -5469,6 +7402,17 @@
         <w:right w:w="108" w:type="dxa"/>
       </w:tblCellMar>
     </w:tblPr>
+  </w:style>
+  <w:style w:type="character" w:styleId="Strong">
+    <w:name w:val="Strong"/>
+    <w:basedOn w:val="DefaultParagraphFont"/>
+    <w:uiPriority w:val="22"/>
+    <w:qFormat/>
+    <w:rsid w:val="00473E78"/>
+    <w:rPr>
+      <w:b/>
+      <w:bCs/>
+    </w:rPr>
   </w:style>
 </w:styles>
 </file>

--- a/note/SQL.docx
+++ b/note/SQL.docx
@@ -4358,29 +4358,39 @@
           <w:numId w:val="3"/>
         </w:numPr>
         <w:rPr>
-          <w:lang w:val="en-IN"/>
-        </w:rPr>
-      </w:pPr>
-      <w:r>
-        <w:rPr>
+          <w:b/>
+          <w:bCs/>
+          <w:lang w:val="en-IN"/>
+        </w:rPr>
+      </w:pPr>
+      <w:r>
+        <w:rPr>
+          <w:b/>
+          <w:bCs/>
           <w:lang w:val="en-IN"/>
         </w:rPr>
         <w:t xml:space="preserve">Find </w:t>
       </w:r>
       <w:r>
         <w:rPr>
+          <w:b/>
+          <w:bCs/>
           <w:lang w:val="en-IN"/>
         </w:rPr>
         <w:t xml:space="preserve">third </w:t>
       </w:r>
       <w:r>
         <w:rPr>
+          <w:b/>
+          <w:bCs/>
           <w:lang w:val="en-IN"/>
         </w:rPr>
         <w:t xml:space="preserve">highest salary </w:t>
       </w:r>
       <w:r>
         <w:rPr>
+          <w:b/>
+          <w:bCs/>
           <w:lang w:val="en-IN"/>
         </w:rPr>
         <w:t>or Nth highest salary</w:t>
@@ -4390,78 +4400,378 @@
       <w:pPr>
         <w:pStyle w:val="ListParagraph"/>
         <w:rPr>
-          <w:lang w:val="en-IN"/>
-        </w:rPr>
-      </w:pPr>
-      <w:r>
-        <w:rPr>
-          <w:lang w:val="en-IN"/>
-        </w:rPr>
-        <w:t xml:space="preserve">Third Highest </w:t>
+          <w:b/>
+          <w:bCs/>
+          <w:lang w:val="en-IN"/>
+        </w:rPr>
+      </w:pPr>
+      <w:r>
+        <w:rPr>
+          <w:b/>
+          <w:bCs/>
+          <w:lang w:val="en-IN"/>
+        </w:rPr>
+        <w:t>ORACLE</w:t>
+      </w:r>
+    </w:p>
+    <w:p>
+      <w:pPr>
+        <w:pStyle w:val="ListParagraph"/>
+        <w:rPr>
+          <w:i/>
+          <w:iCs/>
+          <w:lang w:val="en-IN"/>
+        </w:rPr>
+      </w:pPr>
+      <w:r>
+        <w:rPr>
+          <w:i/>
+          <w:iCs/>
+          <w:lang w:val="en-IN"/>
+        </w:rPr>
+        <w:t>SELECT salary FROM (</w:t>
+      </w:r>
+    </w:p>
+    <w:p>
+      <w:pPr>
+        <w:pStyle w:val="ListParagraph"/>
+        <w:ind w:firstLine="720"/>
+        <w:rPr>
+          <w:i/>
+          <w:iCs/>
+          <w:lang w:val="en-IN"/>
+        </w:rPr>
+      </w:pPr>
+      <w:r>
+        <w:rPr>
+          <w:i/>
+          <w:iCs/>
+          <w:lang w:val="en-IN"/>
+        </w:rPr>
+        <w:t>SELECT salary, DENSE_</w:t>
       </w:r>
       <w:proofErr w:type="gramStart"/>
       <w:r>
         <w:rPr>
-          <w:lang w:val="en-IN"/>
-        </w:rPr>
-        <w:t>Salary :</w:t>
+          <w:i/>
+          <w:iCs/>
+          <w:lang w:val="en-IN"/>
+        </w:rPr>
+        <w:t>RANK(</w:t>
       </w:r>
       <w:proofErr w:type="gramEnd"/>
       <w:r>
         <w:rPr>
-          <w:lang w:val="en-IN"/>
-        </w:rPr>
-        <w:t xml:space="preserve"> Select salary FROM </w:t>
-      </w:r>
-      <w:proofErr w:type="spellStart"/>
-      <w:r>
-        <w:rPr>
-          <w:lang w:val="en-IN"/>
-        </w:rPr>
-        <w:t>Emp_tbl</w:t>
-      </w:r>
-      <w:proofErr w:type="spellEnd"/>
-      <w:r>
-        <w:rPr>
-          <w:lang w:val="en-IN"/>
-        </w:rPr>
-        <w:t xml:space="preserve"> ORDER BY Salary DESC LIMIT 2,1;</w:t>
-      </w:r>
-      <w:r>
-        <w:rPr>
-          <w:lang w:val="en-IN"/>
-        </w:rPr>
-        <w:br/>
-        <w:t xml:space="preserve">Nth Highest Salary : Select salary FROM </w:t>
-      </w:r>
-      <w:proofErr w:type="spellStart"/>
-      <w:r>
-        <w:rPr>
-          <w:lang w:val="en-IN"/>
-        </w:rPr>
-        <w:t>Emp_tbl</w:t>
-      </w:r>
-      <w:proofErr w:type="spellEnd"/>
-      <w:r>
-        <w:rPr>
-          <w:lang w:val="en-IN"/>
-        </w:rPr>
-        <w:t xml:space="preserve"> ORDER BY Salary DESC LIMIT N-1,1;</w:t>
-      </w:r>
-    </w:p>
-    <w:p>
-      <w:pPr>
-        <w:pStyle w:val="ListParagraph"/>
-        <w:rPr>
-          <w:lang w:val="en-IN"/>
-        </w:rPr>
-      </w:pPr>
-      <w:r>
-        <w:rPr>
-          <w:lang w:val="en-IN"/>
-        </w:rPr>
-        <w:t>Here N-1 is starting index and 1 is number of rows to fetch.</w:t>
-      </w:r>
+          <w:i/>
+          <w:iCs/>
+          <w:lang w:val="en-IN"/>
+        </w:rPr>
+        <w:t xml:space="preserve">) OVER (ORDER BY salary DESC) AS </w:t>
+      </w:r>
+      <w:proofErr w:type="spellStart"/>
+      <w:r>
+        <w:rPr>
+          <w:i/>
+          <w:iCs/>
+          <w:lang w:val="en-IN"/>
+        </w:rPr>
+        <w:t>rnk</w:t>
+      </w:r>
+      <w:proofErr w:type="spellEnd"/>
+      <w:r>
+        <w:rPr>
+          <w:i/>
+          <w:iCs/>
+          <w:lang w:val="en-IN"/>
+        </w:rPr>
+        <w:t xml:space="preserve"> FROM employees</w:t>
+      </w:r>
+    </w:p>
+    <w:p>
+      <w:pPr>
+        <w:pStyle w:val="ListParagraph"/>
+        <w:rPr>
+          <w:i/>
+          <w:iCs/>
+          <w:lang w:val="en-IN"/>
+        </w:rPr>
+      </w:pPr>
+      <w:r>
+        <w:rPr>
+          <w:i/>
+          <w:iCs/>
+          <w:lang w:val="en-IN"/>
+        </w:rPr>
+        <w:t xml:space="preserve">) WHERE </w:t>
+      </w:r>
+      <w:proofErr w:type="spellStart"/>
+      <w:r>
+        <w:rPr>
+          <w:i/>
+          <w:iCs/>
+          <w:lang w:val="en-IN"/>
+        </w:rPr>
+        <w:t>rnk</w:t>
+      </w:r>
+      <w:proofErr w:type="spellEnd"/>
+      <w:r>
+        <w:rPr>
+          <w:i/>
+          <w:iCs/>
+          <w:lang w:val="en-IN"/>
+        </w:rPr>
+        <w:t xml:space="preserve"> = 3</w:t>
+      </w:r>
+      <w:proofErr w:type="gramStart"/>
+      <w:r>
+        <w:rPr>
+          <w:i/>
+          <w:iCs/>
+          <w:lang w:val="en-IN"/>
+        </w:rPr>
+        <w:t>;  /</w:t>
+      </w:r>
+      <w:proofErr w:type="gramEnd"/>
+      <w:r>
+        <w:rPr>
+          <w:i/>
+          <w:iCs/>
+          <w:lang w:val="en-IN"/>
+        </w:rPr>
+        <w:t>/ replace 3 with N for Nth highest salary</w:t>
+      </w:r>
+    </w:p>
+    <w:p>
+      <w:pPr>
+        <w:pStyle w:val="ListParagraph"/>
+        <w:rPr>
+          <w:lang w:val="en-IN"/>
+        </w:rPr>
+      </w:pPr>
+      <w:r>
+        <w:rPr>
+          <w:lang w:val="en-IN"/>
+        </w:rPr>
+        <w:t>---OR---</w:t>
+      </w:r>
+    </w:p>
+    <w:p>
+      <w:pPr>
+        <w:pStyle w:val="ListParagraph"/>
+        <w:rPr>
+          <w:lang w:val="en-IN"/>
+        </w:rPr>
+      </w:pPr>
+      <w:r>
+        <w:rPr>
+          <w:i/>
+          <w:iCs/>
+          <w:lang w:val="en-IN"/>
+        </w:rPr>
+        <w:t>SELECT DISTINCT salary FROM employees ORDER BY salary DESC</w:t>
+      </w:r>
+      <w:r>
+        <w:rPr>
+          <w:i/>
+          <w:iCs/>
+          <w:lang w:val="en-IN"/>
+        </w:rPr>
+        <w:t xml:space="preserve"> </w:t>
+      </w:r>
+      <w:r>
+        <w:rPr>
+          <w:i/>
+          <w:iCs/>
+          <w:lang w:val="en-IN"/>
+        </w:rPr>
+        <w:t>OFFSET 2 ROWS FETCH NEXT 1 ROW ONLY;</w:t>
+      </w:r>
+      <w:r>
+        <w:rPr>
+          <w:lang w:val="en-IN"/>
+        </w:rPr>
+        <w:t xml:space="preserve"> // replace 2 with N-1 for Nth highest salary</w:t>
+      </w:r>
+    </w:p>
+    <w:p>
+      <w:pPr>
+        <w:pStyle w:val="ListParagraph"/>
+        <w:rPr>
+          <w:b/>
+          <w:bCs/>
+          <w:lang w:val="en-IN"/>
+        </w:rPr>
+      </w:pPr>
+      <w:r>
+        <w:rPr>
+          <w:b/>
+          <w:bCs/>
+          <w:lang w:val="en-IN"/>
+        </w:rPr>
+        <w:t>MYSQL</w:t>
+      </w:r>
+    </w:p>
+    <w:p>
+      <w:pPr>
+        <w:pStyle w:val="ListParagraph"/>
+        <w:rPr>
+          <w:i/>
+          <w:iCs/>
+          <w:lang w:val="en-IN"/>
+        </w:rPr>
+      </w:pPr>
+      <w:r>
+        <w:rPr>
+          <w:i/>
+          <w:iCs/>
+          <w:lang w:val="en-IN"/>
+        </w:rPr>
+        <w:t xml:space="preserve">SELECT </w:t>
+      </w:r>
+      <w:proofErr w:type="spellStart"/>
+      <w:r>
+        <w:rPr>
+          <w:i/>
+          <w:iCs/>
+          <w:lang w:val="en-IN"/>
+        </w:rPr>
+        <w:t>t.salary</w:t>
+      </w:r>
+      <w:proofErr w:type="spellEnd"/>
+      <w:r>
+        <w:rPr>
+          <w:i/>
+          <w:iCs/>
+          <w:lang w:val="en-IN"/>
+        </w:rPr>
+        <w:t xml:space="preserve"> FROM (</w:t>
+      </w:r>
+    </w:p>
+    <w:p>
+      <w:pPr>
+        <w:pStyle w:val="ListParagraph"/>
+        <w:rPr>
+          <w:i/>
+          <w:iCs/>
+          <w:lang w:val="en-IN"/>
+        </w:rPr>
+      </w:pPr>
+      <w:r>
+        <w:rPr>
+          <w:i/>
+          <w:iCs/>
+          <w:lang w:val="en-IN"/>
+        </w:rPr>
+        <w:t xml:space="preserve">    SELECT salary, DENSE_</w:t>
+      </w:r>
+      <w:proofErr w:type="gramStart"/>
+      <w:r>
+        <w:rPr>
+          <w:i/>
+          <w:iCs/>
+          <w:lang w:val="en-IN"/>
+        </w:rPr>
+        <w:t>RANK(</w:t>
+      </w:r>
+      <w:proofErr w:type="gramEnd"/>
+      <w:r>
+        <w:rPr>
+          <w:i/>
+          <w:iCs/>
+          <w:lang w:val="en-IN"/>
+        </w:rPr>
+        <w:t xml:space="preserve">) OVER (ORDER BY salary DESC) AS </w:t>
+      </w:r>
+      <w:proofErr w:type="spellStart"/>
+      <w:r>
+        <w:rPr>
+          <w:i/>
+          <w:iCs/>
+          <w:lang w:val="en-IN"/>
+        </w:rPr>
+        <w:t>rnk</w:t>
+      </w:r>
+      <w:proofErr w:type="spellEnd"/>
+      <w:r>
+        <w:rPr>
+          <w:i/>
+          <w:iCs/>
+          <w:lang w:val="en-IN"/>
+        </w:rPr>
+        <w:t xml:space="preserve"> FROM employees</w:t>
+      </w:r>
+    </w:p>
+    <w:p>
+      <w:pPr>
+        <w:pStyle w:val="ListParagraph"/>
+        <w:rPr>
+          <w:lang w:val="en-IN"/>
+        </w:rPr>
+      </w:pPr>
+      <w:r>
+        <w:rPr>
+          <w:i/>
+          <w:iCs/>
+          <w:lang w:val="en-IN"/>
+        </w:rPr>
+        <w:t>) AS t WHERE t.rnk = 3</w:t>
+      </w:r>
+      <w:r>
+        <w:rPr>
+          <w:lang w:val="en-IN"/>
+        </w:rPr>
+        <w:t xml:space="preserve"> // here alias is necessary.</w:t>
+      </w:r>
+    </w:p>
+    <w:p>
+      <w:pPr>
+        <w:pStyle w:val="ListParagraph"/>
+        <w:rPr>
+          <w:lang w:val="en-IN"/>
+        </w:rPr>
+      </w:pPr>
+      <w:r>
+        <w:rPr>
+          <w:lang w:val="en-IN"/>
+        </w:rPr>
+        <w:t>---OR---</w:t>
+      </w:r>
+    </w:p>
+    <w:p>
+      <w:pPr>
+        <w:pStyle w:val="ListParagraph"/>
+        <w:rPr>
+          <w:i/>
+          <w:iCs/>
+          <w:lang w:val="en-IN"/>
+        </w:rPr>
+      </w:pPr>
+      <w:r>
+        <w:rPr>
+          <w:i/>
+          <w:iCs/>
+          <w:lang w:val="en-IN"/>
+        </w:rPr>
+        <w:t>SELECT DISTINCT salary FROM employees ORDER BY salary DESC LIMIT 2, 1;</w:t>
+      </w:r>
+      <w:r>
+        <w:rPr>
+          <w:i/>
+          <w:iCs/>
+          <w:lang w:val="en-IN"/>
+        </w:rPr>
+        <w:t xml:space="preserve"> // replace 2 with N-1 for Nth highest salary</w:t>
+      </w:r>
+    </w:p>
+    <w:p>
+      <w:pPr>
+        <w:pStyle w:val="ListParagraph"/>
+        <w:rPr>
+          <w:i/>
+          <w:iCs/>
+          <w:lang w:val="en-IN"/>
+        </w:rPr>
+      </w:pPr>
     </w:p>
     <w:p>
       <w:pPr>
@@ -4476,6 +4786,8 @@
       </w:pPr>
       <w:r>
         <w:rPr>
+          <w:b/>
+          <w:bCs/>
           <w:lang w:val="en-IN"/>
         </w:rPr>
         <w:t>Finding Max Salary In Each Department</w:t>
@@ -4485,11 +4797,36 @@
           <w:lang w:val="en-IN"/>
         </w:rPr>
         <w:br/>
+      </w:r>
+      <w:r>
+        <w:rPr>
+          <w:lang w:val="en-IN"/>
+        </w:rPr>
+        <w:t>ORACLE/MYSQL</w:t>
+      </w:r>
+    </w:p>
+    <w:p>
+      <w:pPr>
+        <w:pStyle w:val="ListParagraph"/>
+        <w:rPr>
+          <w:i/>
+          <w:iCs/>
+          <w:lang w:val="en-IN"/>
+        </w:rPr>
+      </w:pPr>
+      <w:r>
+        <w:rPr>
+          <w:i/>
+          <w:iCs/>
+          <w:lang w:val="en-IN"/>
+        </w:rPr>
         <w:t xml:space="preserve">Select </w:t>
       </w:r>
       <w:proofErr w:type="spellStart"/>
       <w:r>
         <w:rPr>
+          <w:i/>
+          <w:iCs/>
           <w:lang w:val="en-IN"/>
         </w:rPr>
         <w:t>dept_name</w:t>
@@ -4497,20 +4834,42 @@
       <w:proofErr w:type="spellEnd"/>
       <w:r>
         <w:rPr>
-          <w:lang w:val="en-IN"/>
-        </w:rPr>
-        <w:t>, max(</w:t>
-      </w:r>
-      <w:proofErr w:type="spellStart"/>
-      <w:r>
-        <w:rPr>
+          <w:i/>
+          <w:iCs/>
+          <w:lang w:val="en-IN"/>
+        </w:rPr>
+        <w:t xml:space="preserve">, </w:t>
+      </w:r>
+      <w:proofErr w:type="gramStart"/>
+      <w:r>
+        <w:rPr>
+          <w:i/>
+          <w:iCs/>
+          <w:lang w:val="en-IN"/>
+        </w:rPr>
+        <w:t>max(</w:t>
+      </w:r>
+      <w:proofErr w:type="gramEnd"/>
+      <w:r>
+        <w:rPr>
+          <w:i/>
+          <w:iCs/>
           <w:lang w:val="en-IN"/>
         </w:rPr>
         <w:t>sal</w:t>
       </w:r>
-      <w:proofErr w:type="spellEnd"/>
-      <w:r>
-        <w:rPr>
+      <w:r>
+        <w:rPr>
+          <w:i/>
+          <w:iCs/>
+          <w:lang w:val="en-IN"/>
+        </w:rPr>
+        <w:t>ary</w:t>
+      </w:r>
+      <w:r>
+        <w:rPr>
+          <w:i/>
+          <w:iCs/>
           <w:lang w:val="en-IN"/>
         </w:rPr>
         <w:t xml:space="preserve">) from </w:t>
@@ -4518,6 +4877,8 @@
       <w:proofErr w:type="spellStart"/>
       <w:r>
         <w:rPr>
+          <w:i/>
+          <w:iCs/>
           <w:lang w:val="en-IN"/>
         </w:rPr>
         <w:t>emp_tbl</w:t>
@@ -4525,6 +4886,8 @@
       <w:proofErr w:type="spellEnd"/>
       <w:r>
         <w:rPr>
+          <w:i/>
+          <w:iCs/>
           <w:lang w:val="en-IN"/>
         </w:rPr>
         <w:t xml:space="preserve"> GROUP BY </w:t>
@@ -4532,6 +4895,8 @@
       <w:proofErr w:type="spellStart"/>
       <w:r>
         <w:rPr>
+          <w:i/>
+          <w:iCs/>
           <w:lang w:val="en-IN"/>
         </w:rPr>
         <w:t>dept_name</w:t>
@@ -4539,10 +4904,316 @@
       <w:proofErr w:type="spellEnd"/>
       <w:r>
         <w:rPr>
+          <w:i/>
+          <w:iCs/>
           <w:lang w:val="en-IN"/>
         </w:rPr>
         <w:t>;</w:t>
       </w:r>
+    </w:p>
+    <w:p>
+      <w:pPr>
+        <w:pStyle w:val="ListParagraph"/>
+        <w:rPr>
+          <w:lang w:val="en-IN"/>
+        </w:rPr>
+      </w:pPr>
+      <w:r>
+        <w:rPr>
+          <w:lang w:val="en-IN"/>
+        </w:rPr>
+        <w:t>If you want employee details (name + max salary)</w:t>
+      </w:r>
+    </w:p>
+    <w:p>
+      <w:pPr>
+        <w:pStyle w:val="ListParagraph"/>
+        <w:rPr>
+          <w:i/>
+          <w:iCs/>
+          <w:lang w:val="en-IN"/>
+        </w:rPr>
+      </w:pPr>
+      <w:r>
+        <w:rPr>
+          <w:i/>
+          <w:iCs/>
+          <w:lang w:val="en-IN"/>
+        </w:rPr>
+        <w:t xml:space="preserve">SELECT </w:t>
+      </w:r>
+      <w:proofErr w:type="spellStart"/>
+      <w:r>
+        <w:rPr>
+          <w:i/>
+          <w:iCs/>
+          <w:lang w:val="en-IN"/>
+        </w:rPr>
+        <w:t>e.department_id</w:t>
+      </w:r>
+      <w:proofErr w:type="spellEnd"/>
+      <w:r>
+        <w:rPr>
+          <w:i/>
+          <w:iCs/>
+          <w:lang w:val="en-IN"/>
+        </w:rPr>
+        <w:t xml:space="preserve">, </w:t>
+      </w:r>
+      <w:proofErr w:type="spellStart"/>
+      <w:r>
+        <w:rPr>
+          <w:i/>
+          <w:iCs/>
+          <w:lang w:val="en-IN"/>
+        </w:rPr>
+        <w:t>e.employee_name</w:t>
+      </w:r>
+      <w:proofErr w:type="spellEnd"/>
+      <w:r>
+        <w:rPr>
+          <w:i/>
+          <w:iCs/>
+          <w:lang w:val="en-IN"/>
+        </w:rPr>
+        <w:t xml:space="preserve">, </w:t>
+      </w:r>
+      <w:proofErr w:type="spellStart"/>
+      <w:r>
+        <w:rPr>
+          <w:i/>
+          <w:iCs/>
+          <w:lang w:val="en-IN"/>
+        </w:rPr>
+        <w:t>e.salary</w:t>
+      </w:r>
+      <w:proofErr w:type="spellEnd"/>
+      <w:r>
+        <w:rPr>
+          <w:i/>
+          <w:iCs/>
+          <w:lang w:val="en-IN"/>
+        </w:rPr>
+        <w:t xml:space="preserve"> FROM </w:t>
+      </w:r>
+      <w:proofErr w:type="spellStart"/>
+      <w:r>
+        <w:rPr>
+          <w:i/>
+          <w:iCs/>
+          <w:lang w:val="en-IN"/>
+        </w:rPr>
+        <w:t>emp_tbl</w:t>
+      </w:r>
+      <w:proofErr w:type="spellEnd"/>
+      <w:r>
+        <w:rPr>
+          <w:i/>
+          <w:iCs/>
+          <w:lang w:val="en-IN"/>
+        </w:rPr>
+        <w:t xml:space="preserve"> e</w:t>
+      </w:r>
+    </w:p>
+    <w:p>
+      <w:pPr>
+        <w:pStyle w:val="ListParagraph"/>
+        <w:rPr>
+          <w:i/>
+          <w:iCs/>
+          <w:lang w:val="en-IN"/>
+        </w:rPr>
+      </w:pPr>
+      <w:r>
+        <w:rPr>
+          <w:i/>
+          <w:iCs/>
+          <w:lang w:val="en-IN"/>
+        </w:rPr>
+        <w:t>JOIN (</w:t>
+      </w:r>
+    </w:p>
+    <w:p>
+      <w:pPr>
+        <w:pStyle w:val="ListParagraph"/>
+        <w:rPr>
+          <w:i/>
+          <w:iCs/>
+          <w:lang w:val="en-IN"/>
+        </w:rPr>
+      </w:pPr>
+      <w:r>
+        <w:rPr>
+          <w:i/>
+          <w:iCs/>
+          <w:lang w:val="en-IN"/>
+        </w:rPr>
+        <w:t xml:space="preserve">    SELECT </w:t>
+      </w:r>
+      <w:proofErr w:type="spellStart"/>
+      <w:r>
+        <w:rPr>
+          <w:i/>
+          <w:iCs/>
+          <w:lang w:val="en-IN"/>
+        </w:rPr>
+        <w:t>department_id</w:t>
+      </w:r>
+      <w:proofErr w:type="spellEnd"/>
+      <w:r>
+        <w:rPr>
+          <w:i/>
+          <w:iCs/>
+          <w:lang w:val="en-IN"/>
+        </w:rPr>
+        <w:t xml:space="preserve">, </w:t>
+      </w:r>
+      <w:proofErr w:type="gramStart"/>
+      <w:r>
+        <w:rPr>
+          <w:i/>
+          <w:iCs/>
+          <w:lang w:val="en-IN"/>
+        </w:rPr>
+        <w:t>MAX(</w:t>
+      </w:r>
+      <w:proofErr w:type="gramEnd"/>
+      <w:r>
+        <w:rPr>
+          <w:i/>
+          <w:iCs/>
+          <w:lang w:val="en-IN"/>
+        </w:rPr>
+        <w:t xml:space="preserve">salary) AS </w:t>
+      </w:r>
+      <w:proofErr w:type="spellStart"/>
+      <w:r>
+        <w:rPr>
+          <w:i/>
+          <w:iCs/>
+          <w:lang w:val="en-IN"/>
+        </w:rPr>
+        <w:t>max_salary</w:t>
+      </w:r>
+      <w:proofErr w:type="spellEnd"/>
+      <w:r>
+        <w:rPr>
+          <w:i/>
+          <w:iCs/>
+          <w:lang w:val="en-IN"/>
+        </w:rPr>
+        <w:t xml:space="preserve"> FROM employees GROUP BY </w:t>
+      </w:r>
+      <w:proofErr w:type="spellStart"/>
+      <w:r>
+        <w:rPr>
+          <w:i/>
+          <w:iCs/>
+          <w:lang w:val="en-IN"/>
+        </w:rPr>
+        <w:t>department_id</w:t>
+      </w:r>
+      <w:proofErr w:type="spellEnd"/>
+    </w:p>
+    <w:p>
+      <w:pPr>
+        <w:pStyle w:val="ListParagraph"/>
+        <w:rPr>
+          <w:i/>
+          <w:iCs/>
+          <w:lang w:val="en-IN"/>
+        </w:rPr>
+      </w:pPr>
+      <w:r>
+        <w:rPr>
+          <w:i/>
+          <w:iCs/>
+          <w:lang w:val="en-IN"/>
+        </w:rPr>
+        <w:t xml:space="preserve">) m ON </w:t>
+      </w:r>
+      <w:proofErr w:type="spellStart"/>
+      <w:r>
+        <w:rPr>
+          <w:i/>
+          <w:iCs/>
+          <w:lang w:val="en-IN"/>
+        </w:rPr>
+        <w:t>e.department_id</w:t>
+      </w:r>
+      <w:proofErr w:type="spellEnd"/>
+      <w:r>
+        <w:rPr>
+          <w:i/>
+          <w:iCs/>
+          <w:lang w:val="en-IN"/>
+        </w:rPr>
+        <w:t xml:space="preserve"> = </w:t>
+      </w:r>
+      <w:proofErr w:type="spellStart"/>
+      <w:r>
+        <w:rPr>
+          <w:i/>
+          <w:iCs/>
+          <w:lang w:val="en-IN"/>
+        </w:rPr>
+        <w:t>m.department_id</w:t>
+      </w:r>
+      <w:proofErr w:type="spellEnd"/>
+      <w:r>
+        <w:rPr>
+          <w:i/>
+          <w:iCs/>
+          <w:lang w:val="en-IN"/>
+        </w:rPr>
+        <w:t xml:space="preserve"> AND </w:t>
+      </w:r>
+      <w:proofErr w:type="spellStart"/>
+      <w:r>
+        <w:rPr>
+          <w:i/>
+          <w:iCs/>
+          <w:lang w:val="en-IN"/>
+        </w:rPr>
+        <w:t>e.salary</w:t>
+      </w:r>
+      <w:proofErr w:type="spellEnd"/>
+      <w:r>
+        <w:rPr>
+          <w:i/>
+          <w:iCs/>
+          <w:lang w:val="en-IN"/>
+        </w:rPr>
+        <w:t xml:space="preserve"> = </w:t>
+      </w:r>
+      <w:proofErr w:type="spellStart"/>
+      <w:r>
+        <w:rPr>
+          <w:i/>
+          <w:iCs/>
+          <w:lang w:val="en-IN"/>
+        </w:rPr>
+        <w:t>m.max_salary</w:t>
+      </w:r>
+      <w:proofErr w:type="spellEnd"/>
+      <w:r>
+        <w:rPr>
+          <w:i/>
+          <w:iCs/>
+          <w:lang w:val="en-IN"/>
+        </w:rPr>
+        <w:t>;</w:t>
+      </w:r>
+    </w:p>
+    <w:p>
+      <w:pPr>
+        <w:pStyle w:val="ListParagraph"/>
+        <w:rPr>
+          <w:i/>
+          <w:iCs/>
+          <w:lang w:val="en-IN"/>
+        </w:rPr>
+      </w:pPr>
     </w:p>
     <w:p>
       <w:pPr>
@@ -4552,25 +5223,52 @@
           <w:numId w:val="3"/>
         </w:numPr>
         <w:rPr>
-          <w:lang w:val="en-IN"/>
-        </w:rPr>
-      </w:pPr>
-      <w:r>
-        <w:rPr>
+          <w:b/>
+          <w:bCs/>
+          <w:lang w:val="en-IN"/>
+        </w:rPr>
+      </w:pPr>
+      <w:r>
+        <w:rPr>
+          <w:b/>
+          <w:bCs/>
           <w:lang w:val="en-IN"/>
         </w:rPr>
         <w:t>Finding Min Salary In Each Department</w:t>
       </w:r>
+    </w:p>
+    <w:p>
+      <w:pPr>
+        <w:pStyle w:val="ListParagraph"/>
+        <w:rPr>
+          <w:lang w:val="en-IN"/>
+        </w:rPr>
+      </w:pPr>
+      <w:r>
+        <w:rPr>
+          <w:lang w:val="en-IN"/>
+        </w:rPr>
+        <w:t>ORACLE/MYSQL</w:t>
+      </w:r>
       <w:r>
         <w:rPr>
           <w:lang w:val="en-IN"/>
         </w:rPr>
         <w:br/>
+      </w:r>
+      <w:r>
+        <w:rPr>
+          <w:i/>
+          <w:iCs/>
+          <w:lang w:val="en-IN"/>
+        </w:rPr>
         <w:t xml:space="preserve">Select </w:t>
       </w:r>
       <w:proofErr w:type="spellStart"/>
       <w:r>
         <w:rPr>
+          <w:i/>
+          <w:iCs/>
           <w:lang w:val="en-IN"/>
         </w:rPr>
         <w:t>dept_name</w:t>
@@ -4578,20 +5276,42 @@
       <w:proofErr w:type="spellEnd"/>
       <w:r>
         <w:rPr>
-          <w:lang w:val="en-IN"/>
-        </w:rPr>
-        <w:t>, min(</w:t>
-      </w:r>
-      <w:proofErr w:type="spellStart"/>
-      <w:r>
-        <w:rPr>
+          <w:i/>
+          <w:iCs/>
+          <w:lang w:val="en-IN"/>
+        </w:rPr>
+        <w:t xml:space="preserve">, </w:t>
+      </w:r>
+      <w:proofErr w:type="gramStart"/>
+      <w:r>
+        <w:rPr>
+          <w:i/>
+          <w:iCs/>
+          <w:lang w:val="en-IN"/>
+        </w:rPr>
+        <w:t>min(</w:t>
+      </w:r>
+      <w:proofErr w:type="gramEnd"/>
+      <w:r>
+        <w:rPr>
+          <w:i/>
+          <w:iCs/>
           <w:lang w:val="en-IN"/>
         </w:rPr>
         <w:t>sal</w:t>
       </w:r>
-      <w:proofErr w:type="spellEnd"/>
-      <w:r>
-        <w:rPr>
+      <w:r>
+        <w:rPr>
+          <w:i/>
+          <w:iCs/>
+          <w:lang w:val="en-IN"/>
+        </w:rPr>
+        <w:t>ary</w:t>
+      </w:r>
+      <w:r>
+        <w:rPr>
+          <w:i/>
+          <w:iCs/>
           <w:lang w:val="en-IN"/>
         </w:rPr>
         <w:t xml:space="preserve">) from </w:t>
@@ -4599,6 +5319,8 @@
       <w:proofErr w:type="spellStart"/>
       <w:r>
         <w:rPr>
+          <w:i/>
+          <w:iCs/>
           <w:lang w:val="en-IN"/>
         </w:rPr>
         <w:t>emp_tbl</w:t>
@@ -4606,6 +5328,8 @@
       <w:proofErr w:type="spellEnd"/>
       <w:r>
         <w:rPr>
+          <w:i/>
+          <w:iCs/>
           <w:lang w:val="en-IN"/>
         </w:rPr>
         <w:t xml:space="preserve"> GROUP BY </w:t>
@@ -4613,6 +5337,8 @@
       <w:proofErr w:type="spellStart"/>
       <w:r>
         <w:rPr>
+          <w:i/>
+          <w:iCs/>
           <w:lang w:val="en-IN"/>
         </w:rPr>
         <w:t>dept_name</w:t>
@@ -4620,10 +5346,328 @@
       <w:proofErr w:type="spellEnd"/>
       <w:r>
         <w:rPr>
+          <w:i/>
+          <w:iCs/>
           <w:lang w:val="en-IN"/>
         </w:rPr>
         <w:t>;</w:t>
       </w:r>
+    </w:p>
+    <w:p>
+      <w:pPr>
+        <w:pStyle w:val="ListParagraph"/>
+        <w:rPr>
+          <w:lang w:val="en-IN"/>
+        </w:rPr>
+      </w:pPr>
+      <w:r>
+        <w:rPr>
+          <w:lang w:val="en-IN"/>
+        </w:rPr>
+        <w:t>If you w</w:t>
+      </w:r>
+      <w:r>
+        <w:rPr>
+          <w:lang w:val="en-IN"/>
+        </w:rPr>
+        <w:t>ant employee details (name + min</w:t>
+      </w:r>
+      <w:r>
+        <w:rPr>
+          <w:lang w:val="en-IN"/>
+        </w:rPr>
+        <w:t xml:space="preserve"> salary)</w:t>
+      </w:r>
+    </w:p>
+    <w:p>
+      <w:pPr>
+        <w:pStyle w:val="ListParagraph"/>
+        <w:rPr>
+          <w:i/>
+          <w:iCs/>
+          <w:lang w:val="en-IN"/>
+        </w:rPr>
+      </w:pPr>
+      <w:r>
+        <w:rPr>
+          <w:i/>
+          <w:iCs/>
+          <w:lang w:val="en-IN"/>
+        </w:rPr>
+        <w:t xml:space="preserve">SELECT </w:t>
+      </w:r>
+      <w:proofErr w:type="spellStart"/>
+      <w:r>
+        <w:rPr>
+          <w:i/>
+          <w:iCs/>
+          <w:lang w:val="en-IN"/>
+        </w:rPr>
+        <w:t>e.department_id</w:t>
+      </w:r>
+      <w:proofErr w:type="spellEnd"/>
+      <w:r>
+        <w:rPr>
+          <w:i/>
+          <w:iCs/>
+          <w:lang w:val="en-IN"/>
+        </w:rPr>
+        <w:t xml:space="preserve">, </w:t>
+      </w:r>
+      <w:proofErr w:type="spellStart"/>
+      <w:r>
+        <w:rPr>
+          <w:i/>
+          <w:iCs/>
+          <w:lang w:val="en-IN"/>
+        </w:rPr>
+        <w:t>e.employee_name</w:t>
+      </w:r>
+      <w:proofErr w:type="spellEnd"/>
+      <w:r>
+        <w:rPr>
+          <w:i/>
+          <w:iCs/>
+          <w:lang w:val="en-IN"/>
+        </w:rPr>
+        <w:t xml:space="preserve">, </w:t>
+      </w:r>
+      <w:proofErr w:type="spellStart"/>
+      <w:r>
+        <w:rPr>
+          <w:i/>
+          <w:iCs/>
+          <w:lang w:val="en-IN"/>
+        </w:rPr>
+        <w:t>e.salary</w:t>
+      </w:r>
+      <w:proofErr w:type="spellEnd"/>
+      <w:r>
+        <w:rPr>
+          <w:i/>
+          <w:iCs/>
+          <w:lang w:val="en-IN"/>
+        </w:rPr>
+        <w:t xml:space="preserve"> FROM </w:t>
+      </w:r>
+      <w:proofErr w:type="spellStart"/>
+      <w:r>
+        <w:rPr>
+          <w:i/>
+          <w:iCs/>
+          <w:lang w:val="en-IN"/>
+        </w:rPr>
+        <w:t>emp_tbl</w:t>
+      </w:r>
+      <w:proofErr w:type="spellEnd"/>
+      <w:r>
+        <w:rPr>
+          <w:i/>
+          <w:iCs/>
+          <w:lang w:val="en-IN"/>
+        </w:rPr>
+        <w:t xml:space="preserve"> e</w:t>
+      </w:r>
+    </w:p>
+    <w:p>
+      <w:pPr>
+        <w:pStyle w:val="ListParagraph"/>
+        <w:rPr>
+          <w:i/>
+          <w:iCs/>
+          <w:lang w:val="en-IN"/>
+        </w:rPr>
+      </w:pPr>
+      <w:r>
+        <w:rPr>
+          <w:i/>
+          <w:iCs/>
+          <w:lang w:val="en-IN"/>
+        </w:rPr>
+        <w:t>JOIN (</w:t>
+      </w:r>
+    </w:p>
+    <w:p>
+      <w:pPr>
+        <w:pStyle w:val="ListParagraph"/>
+        <w:rPr>
+          <w:i/>
+          <w:iCs/>
+          <w:lang w:val="en-IN"/>
+        </w:rPr>
+      </w:pPr>
+      <w:r>
+        <w:rPr>
+          <w:i/>
+          <w:iCs/>
+          <w:lang w:val="en-IN"/>
+        </w:rPr>
+        <w:t xml:space="preserve">  SELECT </w:t>
+      </w:r>
+      <w:proofErr w:type="spellStart"/>
+      <w:r>
+        <w:rPr>
+          <w:i/>
+          <w:iCs/>
+          <w:lang w:val="en-IN"/>
+        </w:rPr>
+        <w:t>department_id</w:t>
+      </w:r>
+      <w:proofErr w:type="spellEnd"/>
+      <w:r>
+        <w:rPr>
+          <w:i/>
+          <w:iCs/>
+          <w:lang w:val="en-IN"/>
+        </w:rPr>
+        <w:t xml:space="preserve">, </w:t>
+      </w:r>
+      <w:proofErr w:type="gramStart"/>
+      <w:r>
+        <w:rPr>
+          <w:i/>
+          <w:iCs/>
+          <w:lang w:val="en-IN"/>
+        </w:rPr>
+        <w:t>MIN(</w:t>
+      </w:r>
+      <w:proofErr w:type="gramEnd"/>
+      <w:r>
+        <w:rPr>
+          <w:i/>
+          <w:iCs/>
+          <w:lang w:val="en-IN"/>
+        </w:rPr>
+        <w:t xml:space="preserve">salary) AS </w:t>
+      </w:r>
+      <w:proofErr w:type="spellStart"/>
+      <w:r>
+        <w:rPr>
+          <w:i/>
+          <w:iCs/>
+          <w:lang w:val="en-IN"/>
+        </w:rPr>
+        <w:t>min_salary</w:t>
+      </w:r>
+      <w:proofErr w:type="spellEnd"/>
+      <w:r>
+        <w:rPr>
+          <w:i/>
+          <w:iCs/>
+          <w:lang w:val="en-IN"/>
+        </w:rPr>
+        <w:t xml:space="preserve"> FROM employees GROUP BY </w:t>
+      </w:r>
+      <w:proofErr w:type="spellStart"/>
+      <w:r>
+        <w:rPr>
+          <w:i/>
+          <w:iCs/>
+          <w:lang w:val="en-IN"/>
+        </w:rPr>
+        <w:t>department_id</w:t>
+      </w:r>
+      <w:proofErr w:type="spellEnd"/>
+    </w:p>
+    <w:p>
+      <w:pPr>
+        <w:pStyle w:val="ListParagraph"/>
+        <w:rPr>
+          <w:i/>
+          <w:iCs/>
+          <w:lang w:val="en-IN"/>
+        </w:rPr>
+      </w:pPr>
+      <w:r>
+        <w:rPr>
+          <w:i/>
+          <w:iCs/>
+          <w:lang w:val="en-IN"/>
+        </w:rPr>
+        <w:t xml:space="preserve">) m ON </w:t>
+      </w:r>
+      <w:proofErr w:type="spellStart"/>
+      <w:r>
+        <w:rPr>
+          <w:i/>
+          <w:iCs/>
+          <w:lang w:val="en-IN"/>
+        </w:rPr>
+        <w:t>e.department_id</w:t>
+      </w:r>
+      <w:proofErr w:type="spellEnd"/>
+      <w:r>
+        <w:rPr>
+          <w:i/>
+          <w:iCs/>
+          <w:lang w:val="en-IN"/>
+        </w:rPr>
+        <w:t xml:space="preserve"> = </w:t>
+      </w:r>
+      <w:proofErr w:type="spellStart"/>
+      <w:r>
+        <w:rPr>
+          <w:i/>
+          <w:iCs/>
+          <w:lang w:val="en-IN"/>
+        </w:rPr>
+        <w:t>m.department_id</w:t>
+      </w:r>
+      <w:proofErr w:type="spellEnd"/>
+      <w:r>
+        <w:rPr>
+          <w:i/>
+          <w:iCs/>
+          <w:lang w:val="en-IN"/>
+        </w:rPr>
+        <w:t xml:space="preserve"> AND </w:t>
+      </w:r>
+      <w:proofErr w:type="spellStart"/>
+      <w:r>
+        <w:rPr>
+          <w:i/>
+          <w:iCs/>
+          <w:lang w:val="en-IN"/>
+        </w:rPr>
+        <w:t>e.salary</w:t>
+      </w:r>
+      <w:proofErr w:type="spellEnd"/>
+      <w:r>
+        <w:rPr>
+          <w:i/>
+          <w:iCs/>
+          <w:lang w:val="en-IN"/>
+        </w:rPr>
+        <w:t xml:space="preserve"> = </w:t>
+      </w:r>
+      <w:proofErr w:type="spellStart"/>
+      <w:r>
+        <w:rPr>
+          <w:i/>
+          <w:iCs/>
+          <w:lang w:val="en-IN"/>
+        </w:rPr>
+        <w:t>m.min_salary</w:t>
+      </w:r>
+      <w:proofErr w:type="spellEnd"/>
+      <w:r>
+        <w:rPr>
+          <w:i/>
+          <w:iCs/>
+          <w:lang w:val="en-IN"/>
+        </w:rPr>
+        <w:t>;</w:t>
+      </w:r>
+    </w:p>
+    <w:p>
+      <w:pPr>
+        <w:pStyle w:val="ListParagraph"/>
+        <w:rPr>
+          <w:i/>
+          <w:iCs/>
+          <w:lang w:val="en-IN"/>
+        </w:rPr>
+      </w:pPr>
     </w:p>
     <w:p>
       <w:pPr>
@@ -4640,34 +5684,28 @@
         <w:rPr>
           <w:lang w:val="en-IN"/>
         </w:rPr>
-        <w:t>Find Number of</w:t>
-      </w:r>
-      <w:r>
-        <w:rPr>
-          <w:lang w:val="en-IN"/>
-        </w:rPr>
-        <w:t xml:space="preserve"> employees in each department</w:t>
-      </w:r>
-    </w:p>
-    <w:p>
-      <w:pPr>
-        <w:pStyle w:val="ListParagraph"/>
-        <w:rPr>
-          <w:lang w:val="en-IN"/>
-        </w:rPr>
-      </w:pPr>
-      <w:r>
-        <w:rPr>
-          <w:lang w:val="en-IN"/>
-        </w:rPr>
-        <w:t xml:space="preserve">Select </w:t>
-      </w:r>
-      <w:proofErr w:type="spellStart"/>
-      <w:r>
-        <w:rPr>
-          <w:lang w:val="en-IN"/>
-        </w:rPr>
-        <w:t>dept_name</w:t>
+        <w:t xml:space="preserve">Find </w:t>
+      </w:r>
+      <w:proofErr w:type="gramStart"/>
+      <w:r>
+        <w:rPr>
+          <w:lang w:val="en-IN"/>
+        </w:rPr>
+        <w:t>Details</w:t>
+      </w:r>
+      <w:r>
+        <w:rPr>
+          <w:lang w:val="en-IN"/>
+        </w:rPr>
+        <w:t>(</w:t>
+      </w:r>
+      <w:proofErr w:type="spellStart"/>
+      <w:proofErr w:type="gramEnd"/>
+      <w:r>
+        <w:rPr>
+          <w:lang w:val="en-IN"/>
+        </w:rPr>
+        <w:t>emp_id</w:t>
       </w:r>
       <w:proofErr w:type="spellEnd"/>
       <w:r>
@@ -4676,47 +5714,1054 @@
         </w:rPr>
         <w:t xml:space="preserve">, </w:t>
       </w:r>
+      <w:proofErr w:type="spellStart"/>
+      <w:r>
+        <w:rPr>
+          <w:lang w:val="en-IN"/>
+        </w:rPr>
+        <w:t>emp_name</w:t>
+      </w:r>
+      <w:proofErr w:type="spellEnd"/>
+      <w:r>
+        <w:rPr>
+          <w:lang w:val="en-IN"/>
+        </w:rPr>
+        <w:t xml:space="preserve">, </w:t>
+      </w:r>
+      <w:proofErr w:type="spellStart"/>
+      <w:r>
+        <w:rPr>
+          <w:lang w:val="en-IN"/>
+        </w:rPr>
+        <w:t>emp_mail</w:t>
+      </w:r>
+      <w:proofErr w:type="spellEnd"/>
+      <w:r>
+        <w:rPr>
+          <w:lang w:val="en-IN"/>
+        </w:rPr>
+        <w:t xml:space="preserve">, </w:t>
+      </w:r>
+      <w:proofErr w:type="spellStart"/>
+      <w:r>
+        <w:rPr>
+          <w:lang w:val="en-IN"/>
+        </w:rPr>
+        <w:t>emp_salary</w:t>
+      </w:r>
+      <w:proofErr w:type="spellEnd"/>
+      <w:r>
+        <w:rPr>
+          <w:lang w:val="en-IN"/>
+        </w:rPr>
+        <w:t>)</w:t>
+      </w:r>
+      <w:r>
+        <w:rPr>
+          <w:lang w:val="en-IN"/>
+        </w:rPr>
+        <w:t xml:space="preserve"> of top 3 highest paid employees in a department.</w:t>
+      </w:r>
+    </w:p>
+    <w:p>
+      <w:pPr>
+        <w:pStyle w:val="ListParagraph"/>
+        <w:rPr>
+          <w:lang w:val="en-IN"/>
+        </w:rPr>
+      </w:pPr>
+      <w:r>
+        <w:rPr>
+          <w:lang w:val="en-IN"/>
+        </w:rPr>
+        <w:t>Oracle</w:t>
+      </w:r>
+    </w:p>
+    <w:p>
+      <w:pPr>
+        <w:pStyle w:val="ListParagraph"/>
+        <w:rPr>
+          <w:lang w:val="en-IN"/>
+        </w:rPr>
+      </w:pPr>
+      <w:r>
+        <w:rPr>
+          <w:lang w:val="en-IN"/>
+        </w:rPr>
+        <w:t>SELECT</w:t>
+      </w:r>
+    </w:p>
+    <w:p>
+      <w:pPr>
+        <w:pStyle w:val="ListParagraph"/>
+        <w:rPr>
+          <w:lang w:val="en-IN"/>
+        </w:rPr>
+      </w:pPr>
+      <w:r>
+        <w:rPr>
+          <w:lang w:val="en-IN"/>
+        </w:rPr>
+        <w:t xml:space="preserve">    </w:t>
+      </w:r>
+      <w:proofErr w:type="spellStart"/>
+      <w:r>
+        <w:rPr>
+          <w:lang w:val="en-IN"/>
+        </w:rPr>
+        <w:t>emp_id</w:t>
+      </w:r>
+      <w:proofErr w:type="spellEnd"/>
+      <w:r>
+        <w:rPr>
+          <w:lang w:val="en-IN"/>
+        </w:rPr>
+        <w:t>,</w:t>
+      </w:r>
+    </w:p>
+    <w:p>
+      <w:pPr>
+        <w:pStyle w:val="ListParagraph"/>
+        <w:rPr>
+          <w:lang w:val="en-IN"/>
+        </w:rPr>
+      </w:pPr>
+      <w:r>
+        <w:rPr>
+          <w:lang w:val="en-IN"/>
+        </w:rPr>
+        <w:lastRenderedPageBreak/>
+        <w:t xml:space="preserve">    </w:t>
+      </w:r>
+      <w:proofErr w:type="spellStart"/>
+      <w:r>
+        <w:rPr>
+          <w:lang w:val="en-IN"/>
+        </w:rPr>
+        <w:t>emp_name</w:t>
+      </w:r>
+      <w:proofErr w:type="spellEnd"/>
+      <w:r>
+        <w:rPr>
+          <w:lang w:val="en-IN"/>
+        </w:rPr>
+        <w:t>,</w:t>
+      </w:r>
+    </w:p>
+    <w:p>
+      <w:pPr>
+        <w:pStyle w:val="ListParagraph"/>
+        <w:rPr>
+          <w:lang w:val="en-IN"/>
+        </w:rPr>
+      </w:pPr>
+      <w:r>
+        <w:rPr>
+          <w:lang w:val="en-IN"/>
+        </w:rPr>
+        <w:t xml:space="preserve">    </w:t>
+      </w:r>
+      <w:proofErr w:type="spellStart"/>
+      <w:r>
+        <w:rPr>
+          <w:lang w:val="en-IN"/>
+        </w:rPr>
+        <w:t>emp_mail</w:t>
+      </w:r>
+      <w:proofErr w:type="spellEnd"/>
+      <w:r>
+        <w:rPr>
+          <w:lang w:val="en-IN"/>
+        </w:rPr>
+        <w:t>,</w:t>
+      </w:r>
+    </w:p>
+    <w:p>
+      <w:pPr>
+        <w:pStyle w:val="ListParagraph"/>
+        <w:rPr>
+          <w:lang w:val="en-IN"/>
+        </w:rPr>
+      </w:pPr>
+      <w:r>
+        <w:rPr>
+          <w:lang w:val="en-IN"/>
+        </w:rPr>
+        <w:t xml:space="preserve">    </w:t>
+      </w:r>
+      <w:proofErr w:type="spellStart"/>
+      <w:r>
+        <w:rPr>
+          <w:lang w:val="en-IN"/>
+        </w:rPr>
+        <w:t>emp_salary</w:t>
+      </w:r>
+      <w:proofErr w:type="spellEnd"/>
+      <w:r>
+        <w:rPr>
+          <w:lang w:val="en-IN"/>
+        </w:rPr>
+        <w:t>,</w:t>
+      </w:r>
+    </w:p>
+    <w:p>
+      <w:pPr>
+        <w:pStyle w:val="ListParagraph"/>
+        <w:rPr>
+          <w:lang w:val="en-IN"/>
+        </w:rPr>
+      </w:pPr>
+      <w:r>
+        <w:rPr>
+          <w:lang w:val="en-IN"/>
+        </w:rPr>
+        <w:t xml:space="preserve">    </w:t>
+      </w:r>
+      <w:proofErr w:type="spellStart"/>
+      <w:r>
+        <w:rPr>
+          <w:lang w:val="en-IN"/>
+        </w:rPr>
+        <w:t>department_id</w:t>
+      </w:r>
+      <w:proofErr w:type="spellEnd"/>
+    </w:p>
+    <w:p>
+      <w:pPr>
+        <w:pStyle w:val="ListParagraph"/>
+        <w:rPr>
+          <w:lang w:val="en-IN"/>
+        </w:rPr>
+      </w:pPr>
+      <w:r>
+        <w:rPr>
+          <w:lang w:val="en-IN"/>
+        </w:rPr>
+        <w:t>FROM</w:t>
+      </w:r>
+    </w:p>
+    <w:p>
+      <w:pPr>
+        <w:pStyle w:val="ListParagraph"/>
+        <w:rPr>
+          <w:lang w:val="en-IN"/>
+        </w:rPr>
+      </w:pPr>
+      <w:r>
+        <w:rPr>
+          <w:lang w:val="en-IN"/>
+        </w:rPr>
+        <w:t xml:space="preserve">    (</w:t>
+      </w:r>
+    </w:p>
+    <w:p>
+      <w:pPr>
+        <w:pStyle w:val="ListParagraph"/>
+        <w:rPr>
+          <w:lang w:val="en-IN"/>
+        </w:rPr>
+      </w:pPr>
+      <w:r>
+        <w:rPr>
+          <w:lang w:val="en-IN"/>
+        </w:rPr>
+        <w:t xml:space="preserve">    SELECT</w:t>
+      </w:r>
+    </w:p>
+    <w:p>
+      <w:pPr>
+        <w:pStyle w:val="ListParagraph"/>
+        <w:rPr>
+          <w:lang w:val="en-IN"/>
+        </w:rPr>
+      </w:pPr>
+      <w:r>
+        <w:rPr>
+          <w:lang w:val="en-IN"/>
+        </w:rPr>
+        <w:t xml:space="preserve">        e.*, -- Selects all employee details</w:t>
+      </w:r>
+    </w:p>
+    <w:p>
+      <w:pPr>
+        <w:pStyle w:val="ListParagraph"/>
+        <w:rPr>
+          <w:lang w:val="en-IN"/>
+        </w:rPr>
+      </w:pPr>
+      <w:r>
+        <w:rPr>
+          <w:lang w:val="en-IN"/>
+        </w:rPr>
+        <w:t xml:space="preserve">        DENSE_</w:t>
+      </w:r>
       <w:proofErr w:type="gramStart"/>
       <w:r>
         <w:rPr>
           <w:lang w:val="en-IN"/>
         </w:rPr>
-        <w:t>Count(</w:t>
+        <w:t>RANK(</w:t>
       </w:r>
       <w:proofErr w:type="gramEnd"/>
       <w:r>
         <w:rPr>
           <w:lang w:val="en-IN"/>
         </w:rPr>
-        <w:t xml:space="preserve">*) from </w:t>
-      </w:r>
-      <w:proofErr w:type="spellStart"/>
-      <w:r>
-        <w:rPr>
-          <w:lang w:val="en-IN"/>
-        </w:rPr>
-        <w:t>emp_tbl</w:t>
-      </w:r>
-      <w:proofErr w:type="spellEnd"/>
-      <w:r>
-        <w:rPr>
-          <w:lang w:val="en-IN"/>
-        </w:rPr>
-        <w:t xml:space="preserve"> GROUP BY </w:t>
-      </w:r>
-      <w:proofErr w:type="spellStart"/>
-      <w:r>
-        <w:rPr>
-          <w:lang w:val="en-IN"/>
-        </w:rPr>
-        <w:t>dept_name</w:t>
-      </w:r>
-      <w:proofErr w:type="spellEnd"/>
-      <w:r>
-        <w:rPr>
-          <w:lang w:val="en-IN"/>
-        </w:rPr>
-        <w:t xml:space="preserve">; </w:t>
+        <w:t>) OVER (</w:t>
+      </w:r>
+    </w:p>
+    <w:p>
+      <w:pPr>
+        <w:pStyle w:val="ListParagraph"/>
+        <w:rPr>
+          <w:lang w:val="en-IN"/>
+        </w:rPr>
+      </w:pPr>
+      <w:r>
+        <w:rPr>
+          <w:lang w:val="en-IN"/>
+        </w:rPr>
+        <w:t xml:space="preserve">            PARTITION BY </w:t>
+      </w:r>
+      <w:proofErr w:type="spellStart"/>
+      <w:r>
+        <w:rPr>
+          <w:lang w:val="en-IN"/>
+        </w:rPr>
+        <w:t>department_id</w:t>
+      </w:r>
+      <w:proofErr w:type="spellEnd"/>
+      <w:r>
+        <w:rPr>
+          <w:lang w:val="en-IN"/>
+        </w:rPr>
+        <w:t xml:space="preserve"> </w:t>
+      </w:r>
+    </w:p>
+    <w:p>
+      <w:pPr>
+        <w:pStyle w:val="ListParagraph"/>
+        <w:rPr>
+          <w:lang w:val="en-IN"/>
+        </w:rPr>
+      </w:pPr>
+      <w:r>
+        <w:rPr>
+          <w:lang w:val="en-IN"/>
+        </w:rPr>
+        <w:t xml:space="preserve">            ORDER BY </w:t>
+      </w:r>
+      <w:proofErr w:type="spellStart"/>
+      <w:r>
+        <w:rPr>
+          <w:lang w:val="en-IN"/>
+        </w:rPr>
+        <w:t>emp_salary</w:t>
+      </w:r>
+      <w:proofErr w:type="spellEnd"/>
+      <w:r>
+        <w:rPr>
+          <w:lang w:val="en-IN"/>
+        </w:rPr>
+        <w:t xml:space="preserve"> DESC</w:t>
+      </w:r>
+    </w:p>
+    <w:p>
+      <w:pPr>
+        <w:pStyle w:val="ListParagraph"/>
+        <w:rPr>
+          <w:lang w:val="en-IN"/>
+        </w:rPr>
+      </w:pPr>
+      <w:r>
+        <w:rPr>
+          <w:lang w:val="en-IN"/>
+        </w:rPr>
+        <w:t xml:space="preserve">        ) AS </w:t>
+      </w:r>
+      <w:proofErr w:type="spellStart"/>
+      <w:r>
+        <w:rPr>
+          <w:lang w:val="en-IN"/>
+        </w:rPr>
+        <w:t>salary_rank</w:t>
+      </w:r>
+      <w:proofErr w:type="spellEnd"/>
+    </w:p>
+    <w:p>
+      <w:pPr>
+        <w:pStyle w:val="ListParagraph"/>
+        <w:rPr>
+          <w:lang w:val="en-IN"/>
+        </w:rPr>
+      </w:pPr>
+      <w:r>
+        <w:rPr>
+          <w:lang w:val="en-IN"/>
+        </w:rPr>
+        <w:t xml:space="preserve">    FROM</w:t>
+      </w:r>
+    </w:p>
+    <w:p>
+      <w:pPr>
+        <w:pStyle w:val="ListParagraph"/>
+        <w:rPr>
+          <w:lang w:val="en-IN"/>
+        </w:rPr>
+      </w:pPr>
+      <w:r>
+        <w:rPr>
+          <w:lang w:val="en-IN"/>
+        </w:rPr>
+        <w:t xml:space="preserve">        </w:t>
+      </w:r>
+      <w:proofErr w:type="gramStart"/>
+      <w:r>
+        <w:rPr>
+          <w:lang w:val="en-IN"/>
+        </w:rPr>
+        <w:t>Employees</w:t>
+      </w:r>
+      <w:proofErr w:type="gramEnd"/>
+      <w:r>
+        <w:rPr>
+          <w:lang w:val="en-IN"/>
+        </w:rPr>
+        <w:t xml:space="preserve"> e</w:t>
+      </w:r>
+    </w:p>
+    <w:p>
+      <w:pPr>
+        <w:pStyle w:val="ListParagraph"/>
+        <w:rPr>
+          <w:lang w:val="en-IN"/>
+        </w:rPr>
+      </w:pPr>
+      <w:r>
+        <w:rPr>
+          <w:lang w:val="en-IN"/>
+        </w:rPr>
+        <w:t xml:space="preserve">    ) </w:t>
+      </w:r>
+      <w:proofErr w:type="spellStart"/>
+      <w:r>
+        <w:rPr>
+          <w:lang w:val="en-IN"/>
+        </w:rPr>
+        <w:t>ranked_employees</w:t>
+      </w:r>
+      <w:proofErr w:type="spellEnd"/>
+    </w:p>
+    <w:p>
+      <w:pPr>
+        <w:pStyle w:val="ListParagraph"/>
+        <w:rPr>
+          <w:lang w:val="en-IN"/>
+        </w:rPr>
+      </w:pPr>
+      <w:r>
+        <w:rPr>
+          <w:lang w:val="en-IN"/>
+        </w:rPr>
+        <w:t>WHERE</w:t>
+      </w:r>
+    </w:p>
+    <w:p>
+      <w:pPr>
+        <w:pStyle w:val="ListParagraph"/>
+        <w:rPr>
+          <w:lang w:val="en-IN"/>
+        </w:rPr>
+      </w:pPr>
+      <w:r>
+        <w:rPr>
+          <w:lang w:val="en-IN"/>
+        </w:rPr>
+        <w:t xml:space="preserve">    </w:t>
+      </w:r>
+      <w:proofErr w:type="spellStart"/>
+      <w:r>
+        <w:rPr>
+          <w:lang w:val="en-IN"/>
+        </w:rPr>
+        <w:t>salary_rank</w:t>
+      </w:r>
+      <w:proofErr w:type="spellEnd"/>
+      <w:r>
+        <w:rPr>
+          <w:lang w:val="en-IN"/>
+        </w:rPr>
+        <w:t xml:space="preserve"> &lt;= 3</w:t>
+      </w:r>
+    </w:p>
+    <w:p>
+      <w:pPr>
+        <w:pStyle w:val="ListParagraph"/>
+        <w:rPr>
+          <w:lang w:val="en-IN"/>
+        </w:rPr>
+      </w:pPr>
+      <w:r>
+        <w:rPr>
+          <w:lang w:val="en-IN"/>
+        </w:rPr>
+        <w:t>ORDER BY</w:t>
+      </w:r>
+    </w:p>
+    <w:p>
+      <w:pPr>
+        <w:pStyle w:val="ListParagraph"/>
+        <w:rPr>
+          <w:lang w:val="en-IN"/>
+        </w:rPr>
+      </w:pPr>
+      <w:r>
+        <w:rPr>
+          <w:lang w:val="en-IN"/>
+        </w:rPr>
+        <w:t xml:space="preserve">    </w:t>
+      </w:r>
+      <w:proofErr w:type="spellStart"/>
+      <w:r>
+        <w:rPr>
+          <w:lang w:val="en-IN"/>
+        </w:rPr>
+        <w:t>department_id</w:t>
+      </w:r>
+      <w:proofErr w:type="spellEnd"/>
+      <w:r>
+        <w:rPr>
+          <w:lang w:val="en-IN"/>
+        </w:rPr>
+        <w:t xml:space="preserve">, </w:t>
+      </w:r>
+      <w:proofErr w:type="spellStart"/>
+      <w:r>
+        <w:rPr>
+          <w:lang w:val="en-IN"/>
+        </w:rPr>
+        <w:t>salary_rank</w:t>
+      </w:r>
+      <w:proofErr w:type="spellEnd"/>
+      <w:r>
+        <w:rPr>
+          <w:lang w:val="en-IN"/>
+        </w:rPr>
+        <w:t>;</w:t>
+      </w:r>
+    </w:p>
+    <w:p>
+      <w:pPr>
+        <w:pStyle w:val="ListParagraph"/>
+        <w:rPr>
+          <w:lang w:val="en-IN"/>
+        </w:rPr>
+      </w:pPr>
+      <w:r>
+        <w:rPr>
+          <w:lang w:val="en-IN"/>
+        </w:rPr>
+        <w:t>MYSQL</w:t>
+      </w:r>
+    </w:p>
+    <w:p>
+      <w:pPr>
+        <w:pStyle w:val="ListParagraph"/>
+        <w:rPr>
+          <w:lang w:val="en-IN"/>
+        </w:rPr>
+      </w:pPr>
+      <w:r>
+        <w:rPr>
+          <w:lang w:val="en-IN"/>
+        </w:rPr>
+        <w:t>SELECT</w:t>
+      </w:r>
+    </w:p>
+    <w:p>
+      <w:pPr>
+        <w:pStyle w:val="ListParagraph"/>
+        <w:rPr>
+          <w:lang w:val="en-IN"/>
+        </w:rPr>
+      </w:pPr>
+      <w:r>
+        <w:rPr>
+          <w:lang w:val="en-IN"/>
+        </w:rPr>
+        <w:t xml:space="preserve">    </w:t>
+      </w:r>
+      <w:proofErr w:type="spellStart"/>
+      <w:r>
+        <w:rPr>
+          <w:lang w:val="en-IN"/>
+        </w:rPr>
+        <w:t>emp_id</w:t>
+      </w:r>
+      <w:proofErr w:type="spellEnd"/>
+      <w:r>
+        <w:rPr>
+          <w:lang w:val="en-IN"/>
+        </w:rPr>
+        <w:t>,</w:t>
+      </w:r>
+    </w:p>
+    <w:p>
+      <w:pPr>
+        <w:pStyle w:val="ListParagraph"/>
+        <w:rPr>
+          <w:lang w:val="en-IN"/>
+        </w:rPr>
+      </w:pPr>
+      <w:r>
+        <w:rPr>
+          <w:lang w:val="en-IN"/>
+        </w:rPr>
+        <w:t xml:space="preserve">    </w:t>
+      </w:r>
+      <w:proofErr w:type="spellStart"/>
+      <w:r>
+        <w:rPr>
+          <w:lang w:val="en-IN"/>
+        </w:rPr>
+        <w:t>emp_name</w:t>
+      </w:r>
+      <w:proofErr w:type="spellEnd"/>
+      <w:r>
+        <w:rPr>
+          <w:lang w:val="en-IN"/>
+        </w:rPr>
+        <w:t>,</w:t>
+      </w:r>
+    </w:p>
+    <w:p>
+      <w:pPr>
+        <w:pStyle w:val="ListParagraph"/>
+        <w:rPr>
+          <w:lang w:val="en-IN"/>
+        </w:rPr>
+      </w:pPr>
+      <w:r>
+        <w:rPr>
+          <w:lang w:val="en-IN"/>
+        </w:rPr>
+        <w:t xml:space="preserve">    </w:t>
+      </w:r>
+      <w:proofErr w:type="spellStart"/>
+      <w:r>
+        <w:rPr>
+          <w:lang w:val="en-IN"/>
+        </w:rPr>
+        <w:t>emp_mail</w:t>
+      </w:r>
+      <w:proofErr w:type="spellEnd"/>
+      <w:r>
+        <w:rPr>
+          <w:lang w:val="en-IN"/>
+        </w:rPr>
+        <w:t>,</w:t>
+      </w:r>
+    </w:p>
+    <w:p>
+      <w:pPr>
+        <w:pStyle w:val="ListParagraph"/>
+        <w:rPr>
+          <w:lang w:val="en-IN"/>
+        </w:rPr>
+      </w:pPr>
+      <w:r>
+        <w:rPr>
+          <w:lang w:val="en-IN"/>
+        </w:rPr>
+        <w:t xml:space="preserve">    </w:t>
+      </w:r>
+      <w:proofErr w:type="spellStart"/>
+      <w:r>
+        <w:rPr>
+          <w:lang w:val="en-IN"/>
+        </w:rPr>
+        <w:t>emp_salary</w:t>
+      </w:r>
+      <w:proofErr w:type="spellEnd"/>
+      <w:r>
+        <w:rPr>
+          <w:lang w:val="en-IN"/>
+        </w:rPr>
+        <w:t>,</w:t>
+      </w:r>
+    </w:p>
+    <w:p>
+      <w:pPr>
+        <w:pStyle w:val="ListParagraph"/>
+        <w:rPr>
+          <w:lang w:val="en-IN"/>
+        </w:rPr>
+      </w:pPr>
+      <w:r>
+        <w:rPr>
+          <w:lang w:val="en-IN"/>
+        </w:rPr>
+        <w:t xml:space="preserve">    </w:t>
+      </w:r>
+      <w:proofErr w:type="spellStart"/>
+      <w:r>
+        <w:rPr>
+          <w:lang w:val="en-IN"/>
+        </w:rPr>
+        <w:t>department_id</w:t>
+      </w:r>
+      <w:proofErr w:type="spellEnd"/>
+    </w:p>
+    <w:p>
+      <w:pPr>
+        <w:pStyle w:val="ListParagraph"/>
+        <w:rPr>
+          <w:lang w:val="en-IN"/>
+        </w:rPr>
+      </w:pPr>
+      <w:r>
+        <w:rPr>
+          <w:lang w:val="en-IN"/>
+        </w:rPr>
+        <w:t>FROM</w:t>
+      </w:r>
+    </w:p>
+    <w:p>
+      <w:pPr>
+        <w:pStyle w:val="ListParagraph"/>
+        <w:rPr>
+          <w:lang w:val="en-IN"/>
+        </w:rPr>
+      </w:pPr>
+      <w:r>
+        <w:rPr>
+          <w:lang w:val="en-IN"/>
+        </w:rPr>
+        <w:t xml:space="preserve">    (</w:t>
+      </w:r>
+    </w:p>
+    <w:p>
+      <w:pPr>
+        <w:pStyle w:val="ListParagraph"/>
+        <w:rPr>
+          <w:lang w:val="en-IN"/>
+        </w:rPr>
+      </w:pPr>
+      <w:r>
+        <w:rPr>
+          <w:lang w:val="en-IN"/>
+        </w:rPr>
+        <w:t xml:space="preserve">    SELECT</w:t>
+      </w:r>
+    </w:p>
+    <w:p>
+      <w:pPr>
+        <w:pStyle w:val="ListParagraph"/>
+        <w:rPr>
+          <w:lang w:val="en-IN"/>
+        </w:rPr>
+      </w:pPr>
+      <w:r>
+        <w:rPr>
+          <w:lang w:val="en-IN"/>
+        </w:rPr>
+        <w:t xml:space="preserve">        e.*, -- Selects all employee details</w:t>
+      </w:r>
+    </w:p>
+    <w:p>
+      <w:pPr>
+        <w:pStyle w:val="ListParagraph"/>
+        <w:rPr>
+          <w:lang w:val="en-IN"/>
+        </w:rPr>
+      </w:pPr>
+      <w:r>
+        <w:rPr>
+          <w:lang w:val="en-IN"/>
+        </w:rPr>
+        <w:t xml:space="preserve">        DENSE_</w:t>
+      </w:r>
+      <w:proofErr w:type="gramStart"/>
+      <w:r>
+        <w:rPr>
+          <w:lang w:val="en-IN"/>
+        </w:rPr>
+        <w:t>RANK(</w:t>
+      </w:r>
+      <w:proofErr w:type="gramEnd"/>
+      <w:r>
+        <w:rPr>
+          <w:lang w:val="en-IN"/>
+        </w:rPr>
+        <w:t>) OVER (</w:t>
+      </w:r>
+    </w:p>
+    <w:p>
+      <w:pPr>
+        <w:pStyle w:val="ListParagraph"/>
+        <w:rPr>
+          <w:lang w:val="en-IN"/>
+        </w:rPr>
+      </w:pPr>
+      <w:r>
+        <w:rPr>
+          <w:lang w:val="en-IN"/>
+        </w:rPr>
+        <w:t xml:space="preserve">            PARTITION BY </w:t>
+      </w:r>
+      <w:proofErr w:type="spellStart"/>
+      <w:r>
+        <w:rPr>
+          <w:lang w:val="en-IN"/>
+        </w:rPr>
+        <w:t>department_id</w:t>
+      </w:r>
+      <w:proofErr w:type="spellEnd"/>
+      <w:r>
+        <w:rPr>
+          <w:lang w:val="en-IN"/>
+        </w:rPr>
+        <w:t xml:space="preserve"> </w:t>
+      </w:r>
+    </w:p>
+    <w:p>
+      <w:pPr>
+        <w:pStyle w:val="ListParagraph"/>
+        <w:rPr>
+          <w:lang w:val="en-IN"/>
+        </w:rPr>
+      </w:pPr>
+      <w:r>
+        <w:rPr>
+          <w:lang w:val="en-IN"/>
+        </w:rPr>
+        <w:t xml:space="preserve">            ORDER BY </w:t>
+      </w:r>
+      <w:proofErr w:type="spellStart"/>
+      <w:r>
+        <w:rPr>
+          <w:lang w:val="en-IN"/>
+        </w:rPr>
+        <w:t>emp_salary</w:t>
+      </w:r>
+      <w:proofErr w:type="spellEnd"/>
+      <w:r>
+        <w:rPr>
+          <w:lang w:val="en-IN"/>
+        </w:rPr>
+        <w:t xml:space="preserve"> DESC</w:t>
+      </w:r>
+    </w:p>
+    <w:p>
+      <w:pPr>
+        <w:pStyle w:val="ListParagraph"/>
+        <w:rPr>
+          <w:lang w:val="en-IN"/>
+        </w:rPr>
+      </w:pPr>
+      <w:r>
+        <w:rPr>
+          <w:lang w:val="en-IN"/>
+        </w:rPr>
+        <w:t xml:space="preserve">        ) AS </w:t>
+      </w:r>
+      <w:proofErr w:type="spellStart"/>
+      <w:r>
+        <w:rPr>
+          <w:lang w:val="en-IN"/>
+        </w:rPr>
+        <w:t>salary_rank</w:t>
+      </w:r>
+      <w:proofErr w:type="spellEnd"/>
+    </w:p>
+    <w:p>
+      <w:pPr>
+        <w:pStyle w:val="ListParagraph"/>
+        <w:rPr>
+          <w:lang w:val="en-IN"/>
+        </w:rPr>
+      </w:pPr>
+      <w:r>
+        <w:rPr>
+          <w:lang w:val="en-IN"/>
+        </w:rPr>
+        <w:t xml:space="preserve">    FROM</w:t>
+      </w:r>
+    </w:p>
+    <w:p>
+      <w:pPr>
+        <w:pStyle w:val="ListParagraph"/>
+        <w:rPr>
+          <w:lang w:val="en-IN"/>
+        </w:rPr>
+      </w:pPr>
+      <w:r>
+        <w:rPr>
+          <w:lang w:val="en-IN"/>
+        </w:rPr>
+        <w:t xml:space="preserve">        </w:t>
+      </w:r>
+      <w:proofErr w:type="gramStart"/>
+      <w:r>
+        <w:rPr>
+          <w:lang w:val="en-IN"/>
+        </w:rPr>
+        <w:t>Employees</w:t>
+      </w:r>
+      <w:proofErr w:type="gramEnd"/>
+      <w:r>
+        <w:rPr>
+          <w:lang w:val="en-IN"/>
+        </w:rPr>
+        <w:t xml:space="preserve"> e</w:t>
+      </w:r>
+    </w:p>
+    <w:p>
+      <w:pPr>
+        <w:pStyle w:val="ListParagraph"/>
+        <w:rPr>
+          <w:lang w:val="en-IN"/>
+        </w:rPr>
+      </w:pPr>
+      <w:r>
+        <w:rPr>
+          <w:lang w:val="en-IN"/>
+        </w:rPr>
+        <w:t xml:space="preserve">    ) AS </w:t>
+      </w:r>
+      <w:proofErr w:type="spellStart"/>
+      <w:r>
+        <w:rPr>
+          <w:lang w:val="en-IN"/>
+        </w:rPr>
+        <w:t>ranked_employees</w:t>
+      </w:r>
+      <w:proofErr w:type="spellEnd"/>
+      <w:r>
+        <w:rPr>
+          <w:lang w:val="en-IN"/>
+        </w:rPr>
+        <w:t xml:space="preserve"> -- Alias 'AS </w:t>
+      </w:r>
+      <w:proofErr w:type="spellStart"/>
+      <w:r>
+        <w:rPr>
+          <w:lang w:val="en-IN"/>
+        </w:rPr>
+        <w:t>ranked_employees</w:t>
+      </w:r>
+      <w:proofErr w:type="spellEnd"/>
+      <w:r>
+        <w:rPr>
+          <w:lang w:val="en-IN"/>
+        </w:rPr>
+        <w:t xml:space="preserve">' is mandatory in </w:t>
+      </w:r>
+      <w:proofErr w:type="spellStart"/>
+      <w:r>
+        <w:rPr>
+          <w:lang w:val="en-IN"/>
+        </w:rPr>
+        <w:t>MySQL</w:t>
+      </w:r>
+      <w:proofErr w:type="spellEnd"/>
+    </w:p>
+    <w:p>
+      <w:pPr>
+        <w:pStyle w:val="ListParagraph"/>
+        <w:rPr>
+          <w:lang w:val="en-IN"/>
+        </w:rPr>
+      </w:pPr>
+      <w:r>
+        <w:rPr>
+          <w:lang w:val="en-IN"/>
+        </w:rPr>
+        <w:t>WHERE</w:t>
+      </w:r>
+    </w:p>
+    <w:p>
+      <w:pPr>
+        <w:pStyle w:val="ListParagraph"/>
+        <w:rPr>
+          <w:lang w:val="en-IN"/>
+        </w:rPr>
+      </w:pPr>
+      <w:r>
+        <w:rPr>
+          <w:lang w:val="en-IN"/>
+        </w:rPr>
+        <w:t xml:space="preserve">    </w:t>
+      </w:r>
+      <w:proofErr w:type="spellStart"/>
+      <w:r>
+        <w:rPr>
+          <w:lang w:val="en-IN"/>
+        </w:rPr>
+        <w:t>salary_rank</w:t>
+      </w:r>
+      <w:proofErr w:type="spellEnd"/>
+      <w:r>
+        <w:rPr>
+          <w:lang w:val="en-IN"/>
+        </w:rPr>
+        <w:t xml:space="preserve"> &lt;= 3</w:t>
+      </w:r>
+    </w:p>
+    <w:p>
+      <w:pPr>
+        <w:pStyle w:val="ListParagraph"/>
+        <w:rPr>
+          <w:lang w:val="en-IN"/>
+        </w:rPr>
+      </w:pPr>
+      <w:r>
+        <w:rPr>
+          <w:lang w:val="en-IN"/>
+        </w:rPr>
+        <w:t>ORDER BY</w:t>
+      </w:r>
+    </w:p>
+    <w:p>
+      <w:pPr>
+        <w:pStyle w:val="ListParagraph"/>
+        <w:rPr>
+          <w:lang w:val="en-IN"/>
+        </w:rPr>
+      </w:pPr>
+      <w:r>
+        <w:rPr>
+          <w:lang w:val="en-IN"/>
+        </w:rPr>
+        <w:t xml:space="preserve">    </w:t>
+      </w:r>
+      <w:proofErr w:type="spellStart"/>
+      <w:r>
+        <w:rPr>
+          <w:lang w:val="en-IN"/>
+        </w:rPr>
+        <w:t>department_id</w:t>
+      </w:r>
+      <w:proofErr w:type="spellEnd"/>
+      <w:r>
+        <w:rPr>
+          <w:lang w:val="en-IN"/>
+        </w:rPr>
+        <w:t xml:space="preserve">, </w:t>
+      </w:r>
+      <w:proofErr w:type="spellStart"/>
+      <w:r>
+        <w:rPr>
+          <w:lang w:val="en-IN"/>
+        </w:rPr>
+        <w:t>salary_rank</w:t>
+      </w:r>
+      <w:proofErr w:type="spellEnd"/>
+      <w:r>
+        <w:rPr>
+          <w:lang w:val="en-IN"/>
+        </w:rPr>
+        <w:t>;</w:t>
       </w:r>
     </w:p>
     <w:p>
@@ -4734,28 +6779,27 @@
         <w:rPr>
           <w:lang w:val="en-IN"/>
         </w:rPr>
-        <w:t xml:space="preserve">Display alternate records in </w:t>
-      </w:r>
-      <w:proofErr w:type="spellStart"/>
-      <w:r>
-        <w:rPr>
-          <w:lang w:val="en-IN"/>
-        </w:rPr>
-        <w:t>MySql</w:t>
-      </w:r>
-      <w:proofErr w:type="spellEnd"/>
-    </w:p>
-    <w:p>
-      <w:pPr>
-        <w:pStyle w:val="ListParagraph"/>
-        <w:rPr>
-          <w:lang w:val="en-IN"/>
-        </w:rPr>
-      </w:pPr>
-      <w:r>
-        <w:rPr>
-          <w:lang w:val="en-IN"/>
-        </w:rPr>
+        <w:t>Find Number of</w:t>
+      </w:r>
+      <w:r>
+        <w:rPr>
+          <w:lang w:val="en-IN"/>
+        </w:rPr>
+        <w:t xml:space="preserve"> employees in each department</w:t>
+      </w:r>
+    </w:p>
+    <w:p>
+      <w:pPr>
+        <w:pStyle w:val="ListParagraph"/>
+        <w:rPr>
+          <w:lang w:val="en-IN"/>
+        </w:rPr>
+      </w:pPr>
+      <w:r>
+        <w:rPr>
+          <w:lang w:val="en-IN"/>
+        </w:rPr>
+        <w:lastRenderedPageBreak/>
         <w:t xml:space="preserve">Select </w:t>
       </w:r>
       <w:proofErr w:type="spellStart"/>
@@ -4763,7 +6807,7 @@
         <w:rPr>
           <w:lang w:val="en-IN"/>
         </w:rPr>
-        <w:t>emp_number</w:t>
+        <w:t>dept_name</w:t>
       </w:r>
       <w:proofErr w:type="spellEnd"/>
       <w:r>
@@ -4772,74 +6816,56 @@
         </w:rPr>
         <w:t xml:space="preserve">, </w:t>
       </w:r>
-      <w:proofErr w:type="spellStart"/>
-      <w:r>
-        <w:rPr>
-          <w:lang w:val="en-IN"/>
-        </w:rPr>
-        <w:t>emp_name</w:t>
-      </w:r>
-      <w:proofErr w:type="spellEnd"/>
-      <w:r>
-        <w:rPr>
-          <w:lang w:val="en-IN"/>
-        </w:rPr>
-        <w:t xml:space="preserve">, salary, </w:t>
-      </w:r>
-      <w:proofErr w:type="spellStart"/>
-      <w:r>
-        <w:rPr>
-          <w:lang w:val="en-IN"/>
-        </w:rPr>
-        <w:t>rownum</w:t>
-      </w:r>
-      <w:proofErr w:type="spellEnd"/>
-      <w:r>
-        <w:rPr>
-          <w:lang w:val="en-IN"/>
-        </w:rPr>
-        <w:t xml:space="preserve"> </w:t>
-      </w:r>
-      <w:proofErr w:type="spellStart"/>
-      <w:r>
-        <w:rPr>
-          <w:lang w:val="en-IN"/>
-        </w:rPr>
-        <w:t>rn</w:t>
-      </w:r>
-      <w:proofErr w:type="spellEnd"/>
-      <w:r>
-        <w:rPr>
-          <w:lang w:val="en-IN"/>
-        </w:rPr>
-        <w:t xml:space="preserve"> </w:t>
-      </w:r>
-      <w:r>
-        <w:rPr>
-          <w:lang w:val="en-IN"/>
-        </w:rPr>
-        <w:t xml:space="preserve">from where </w:t>
-      </w:r>
       <w:proofErr w:type="gramStart"/>
       <w:r>
         <w:rPr>
           <w:lang w:val="en-IN"/>
         </w:rPr>
-        <w:t>mod(</w:t>
+        <w:t>Count(</w:t>
       </w:r>
       <w:proofErr w:type="gramEnd"/>
       <w:r>
         <w:rPr>
           <w:lang w:val="en-IN"/>
         </w:rPr>
-        <w:t>rn</w:t>
-      </w:r>
-      <w:r>
-        <w:rPr>
-          <w:lang w:val="en-IN"/>
-        </w:rPr>
-        <w:t>,2)=1</w:t>
-      </w:r>
+        <w:t xml:space="preserve">*) from </w:t>
+      </w:r>
+      <w:proofErr w:type="spellStart"/>
+      <w:r>
+        <w:rPr>
+          <w:lang w:val="en-IN"/>
+        </w:rPr>
+        <w:t>emp_tbl</w:t>
+      </w:r>
+      <w:proofErr w:type="spellEnd"/>
+      <w:r>
+        <w:rPr>
+          <w:lang w:val="en-IN"/>
+        </w:rPr>
+        <w:t xml:space="preserve"> GROUP BY </w:t>
+      </w:r>
+      <w:proofErr w:type="spellStart"/>
+      <w:r>
+        <w:rPr>
+          <w:lang w:val="en-IN"/>
+        </w:rPr>
+        <w:t>dept_name</w:t>
+      </w:r>
+      <w:proofErr w:type="spellEnd"/>
+      <w:r>
+        <w:rPr>
+          <w:lang w:val="en-IN"/>
+        </w:rPr>
+        <w:t xml:space="preserve">; </w:t>
+      </w:r>
+    </w:p>
+    <w:p>
+      <w:pPr>
+        <w:pStyle w:val="ListParagraph"/>
+        <w:rPr>
+          <w:lang w:val="en-IN"/>
+        </w:rPr>
+      </w:pPr>
     </w:p>
     <w:p>
       <w:pPr>
@@ -4937,6 +6963,20 @@
         </w:rPr>
         <w:t>Display name of employees whose name starts with ‘M’</w:t>
       </w:r>
+    </w:p>
+    <w:p>
+      <w:pPr>
+        <w:pStyle w:val="ListParagraph"/>
+        <w:rPr>
+          <w:lang w:val="en-IN"/>
+        </w:rPr>
+      </w:pPr>
+      <w:r>
+        <w:rPr>
+          <w:lang w:val="en-IN"/>
+        </w:rPr>
+        <w:t>ORACLE/MYSQL</w:t>
+      </w:r>
       <w:r>
         <w:rPr>
           <w:lang w:val="en-IN"/>
@@ -4986,6 +7026,104 @@
         </w:rPr>
         <w:t xml:space="preserve"> LIKE ‘M%’;</w:t>
       </w:r>
+    </w:p>
+    <w:p>
+      <w:pPr>
+        <w:pStyle w:val="ListParagraph"/>
+        <w:rPr>
+          <w:lang w:val="en-IN"/>
+        </w:rPr>
+      </w:pPr>
+      <w:r>
+        <w:rPr>
+          <w:lang w:val="en-IN"/>
+        </w:rPr>
+        <w:t>For Case Insensitive</w:t>
+      </w:r>
+    </w:p>
+    <w:p>
+      <w:pPr>
+        <w:pStyle w:val="ListParagraph"/>
+        <w:rPr>
+          <w:lang w:val="en-IN"/>
+        </w:rPr>
+      </w:pPr>
+      <w:r>
+        <w:rPr>
+          <w:lang w:val="en-IN"/>
+        </w:rPr>
+        <w:t xml:space="preserve">SELECT </w:t>
+      </w:r>
+      <w:proofErr w:type="spellStart"/>
+      <w:r>
+        <w:rPr>
+          <w:lang w:val="en-IN"/>
+        </w:rPr>
+        <w:t>emp</w:t>
+      </w:r>
+      <w:r>
+        <w:rPr>
+          <w:lang w:val="en-IN"/>
+        </w:rPr>
+        <w:t>_name</w:t>
+      </w:r>
+      <w:proofErr w:type="spellEnd"/>
+      <w:r>
+        <w:rPr>
+          <w:lang w:val="en-IN"/>
+        </w:rPr>
+        <w:t xml:space="preserve"> FROM </w:t>
+      </w:r>
+      <w:proofErr w:type="spellStart"/>
+      <w:r>
+        <w:rPr>
+          <w:lang w:val="en-IN"/>
+        </w:rPr>
+        <w:t>emp_tbl</w:t>
+      </w:r>
+      <w:proofErr w:type="spellEnd"/>
+      <w:r>
+        <w:rPr>
+          <w:lang w:val="en-IN"/>
+        </w:rPr>
+        <w:t xml:space="preserve"> WHERE </w:t>
+      </w:r>
+      <w:proofErr w:type="gramStart"/>
+      <w:r>
+        <w:rPr>
+          <w:lang w:val="en-IN"/>
+        </w:rPr>
+        <w:t>UPPER(</w:t>
+      </w:r>
+      <w:proofErr w:type="spellStart"/>
+      <w:proofErr w:type="gramEnd"/>
+      <w:r>
+        <w:rPr>
+          <w:lang w:val="en-IN"/>
+        </w:rPr>
+        <w:t>emp</w:t>
+      </w:r>
+      <w:r>
+        <w:rPr>
+          <w:lang w:val="en-IN"/>
+        </w:rPr>
+        <w:t>_name</w:t>
+      </w:r>
+      <w:proofErr w:type="spellEnd"/>
+      <w:r>
+        <w:rPr>
+          <w:lang w:val="en-IN"/>
+        </w:rPr>
+        <w:t>) LIKE 'M%';</w:t>
+      </w:r>
+    </w:p>
+    <w:p>
+      <w:pPr>
+        <w:pStyle w:val="ListParagraph"/>
+        <w:rPr>
+          <w:lang w:val="en-IN"/>
+        </w:rPr>
+      </w:pPr>
     </w:p>
     <w:p>
       <w:pPr>
@@ -5009,6 +7147,25 @@
           <w:lang w:val="en-IN"/>
         </w:rPr>
         <w:br/>
+      </w:r>
+      <w:r>
+        <w:rPr>
+          <w:lang w:val="en-IN"/>
+        </w:rPr>
+        <w:t>ORACLE/MYSQL</w:t>
+      </w:r>
+    </w:p>
+    <w:p>
+      <w:pPr>
+        <w:pStyle w:val="ListParagraph"/>
+        <w:rPr>
+          <w:lang w:val="en-IN"/>
+        </w:rPr>
+      </w:pPr>
+      <w:r>
+        <w:rPr>
+          <w:lang w:val="en-IN"/>
+        </w:rPr>
         <w:t xml:space="preserve">Select </w:t>
       </w:r>
       <w:proofErr w:type="spellStart"/>
@@ -5053,6 +7210,116 @@
         </w:rPr>
         <w:t xml:space="preserve"> LIKE ‘%N’;</w:t>
       </w:r>
+    </w:p>
+    <w:p>
+      <w:pPr>
+        <w:pStyle w:val="ListParagraph"/>
+        <w:rPr>
+          <w:lang w:val="en-IN"/>
+        </w:rPr>
+      </w:pPr>
+      <w:r>
+        <w:rPr>
+          <w:lang w:val="en-IN"/>
+        </w:rPr>
+        <w:t>For Case Insensitive</w:t>
+      </w:r>
+    </w:p>
+    <w:p>
+      <w:pPr>
+        <w:pStyle w:val="ListParagraph"/>
+        <w:rPr>
+          <w:lang w:val="en-IN"/>
+        </w:rPr>
+      </w:pPr>
+      <w:r>
+        <w:rPr>
+          <w:lang w:val="en-IN"/>
+        </w:rPr>
+        <w:t xml:space="preserve">SELECT </w:t>
+      </w:r>
+      <w:proofErr w:type="spellStart"/>
+      <w:r>
+        <w:rPr>
+          <w:lang w:val="en-IN"/>
+        </w:rPr>
+        <w:t>emp</w:t>
+      </w:r>
+      <w:r>
+        <w:rPr>
+          <w:lang w:val="en-IN"/>
+        </w:rPr>
+        <w:t>_name</w:t>
+      </w:r>
+      <w:proofErr w:type="spellEnd"/>
+      <w:r>
+        <w:rPr>
+          <w:lang w:val="en-IN"/>
+        </w:rPr>
+        <w:t xml:space="preserve"> FROM </w:t>
+      </w:r>
+      <w:proofErr w:type="spellStart"/>
+      <w:r>
+        <w:rPr>
+          <w:lang w:val="en-IN"/>
+        </w:rPr>
+        <w:t>emp_tbl</w:t>
+      </w:r>
+      <w:proofErr w:type="spellEnd"/>
+      <w:r>
+        <w:rPr>
+          <w:lang w:val="en-IN"/>
+        </w:rPr>
+        <w:t xml:space="preserve"> WHERE </w:t>
+      </w:r>
+      <w:proofErr w:type="gramStart"/>
+      <w:r>
+        <w:rPr>
+          <w:lang w:val="en-IN"/>
+        </w:rPr>
+        <w:t>UPPER(</w:t>
+      </w:r>
+      <w:proofErr w:type="spellStart"/>
+      <w:proofErr w:type="gramEnd"/>
+      <w:r>
+        <w:rPr>
+          <w:lang w:val="en-IN"/>
+        </w:rPr>
+        <w:t>emp_name</w:t>
+      </w:r>
+      <w:proofErr w:type="spellEnd"/>
+      <w:r>
+        <w:rPr>
+          <w:lang w:val="en-IN"/>
+        </w:rPr>
+        <w:t>) LIKE '</w:t>
+      </w:r>
+      <w:r>
+        <w:rPr>
+          <w:lang w:val="en-IN"/>
+        </w:rPr>
+        <w:t>%</w:t>
+      </w:r>
+      <w:r>
+        <w:rPr>
+          <w:lang w:val="en-IN"/>
+        </w:rPr>
+        <w:t>N</w:t>
+      </w:r>
+      <w:r>
+        <w:rPr>
+          <w:lang w:val="en-IN"/>
+        </w:rPr>
+        <w:t>';</w:t>
+      </w:r>
+    </w:p>
+    <w:p>
+      <w:pPr>
+        <w:pStyle w:val="ListParagraph"/>
+        <w:rPr>
+          <w:lang w:val="en-IN"/>
+        </w:rPr>
+      </w:pPr>
     </w:p>
     <w:p>
       <w:pPr>
@@ -5132,6 +7399,20 @@
         </w:rPr>
         <w:t>’</w:t>
       </w:r>
+      <w:r>
+        <w:rPr>
+          <w:lang w:val="en-IN"/>
+        </w:rPr>
+        <w:t>;</w:t>
+      </w:r>
+    </w:p>
+    <w:p>
+      <w:pPr>
+        <w:pStyle w:val="ListParagraph"/>
+        <w:rPr>
+          <w:lang w:val="en-IN"/>
+        </w:rPr>
+      </w:pPr>
     </w:p>
     <w:p>
       <w:pPr>
@@ -5199,6 +7480,20 @@
         </w:rPr>
         <w:t xml:space="preserve"> NOT LIKE ‘%M%’</w:t>
       </w:r>
+      <w:r>
+        <w:rPr>
+          <w:lang w:val="en-IN"/>
+        </w:rPr>
+        <w:t>;</w:t>
+      </w:r>
+    </w:p>
+    <w:p>
+      <w:pPr>
+        <w:pStyle w:val="ListParagraph"/>
+        <w:rPr>
+          <w:lang w:val="en-IN"/>
+        </w:rPr>
+      </w:pPr>
     </w:p>
     <w:p>
       <w:pPr>
@@ -5222,65 +7517,420 @@
       <w:pPr>
         <w:pStyle w:val="ListParagraph"/>
         <w:rPr>
+          <w:b/>
+          <w:bCs/>
+          <w:lang w:val="en-IN"/>
+        </w:rPr>
+      </w:pPr>
+      <w:r>
+        <w:rPr>
+          <w:b/>
+          <w:bCs/>
+          <w:lang w:val="en-IN"/>
+        </w:rPr>
+        <w:t>ORACLE</w:t>
+      </w:r>
+    </w:p>
+    <w:p>
+      <w:pPr>
+        <w:pStyle w:val="ListParagraph"/>
+        <w:rPr>
+          <w:i/>
+          <w:iCs/>
+          <w:lang w:val="en-IN"/>
+        </w:rPr>
+      </w:pPr>
+      <w:r>
+        <w:rPr>
+          <w:i/>
+          <w:iCs/>
+          <w:lang w:val="en-IN"/>
+        </w:rPr>
+        <w:t xml:space="preserve">SELECT  </w:t>
+      </w:r>
+    </w:p>
+    <w:p>
+      <w:pPr>
+        <w:pStyle w:val="ListParagraph"/>
+        <w:ind w:firstLine="720"/>
+        <w:rPr>
+          <w:i/>
+          <w:iCs/>
+          <w:lang w:val="en-IN"/>
+        </w:rPr>
+      </w:pPr>
+      <w:proofErr w:type="spellStart"/>
+      <w:r>
+        <w:rPr>
+          <w:i/>
+          <w:iCs/>
+          <w:lang w:val="en-IN"/>
+        </w:rPr>
+        <w:t>department_name</w:t>
+      </w:r>
+      <w:proofErr w:type="spellEnd"/>
+      <w:r>
+        <w:rPr>
+          <w:i/>
+          <w:iCs/>
+          <w:lang w:val="en-IN"/>
+        </w:rPr>
+        <w:t xml:space="preserve">, </w:t>
+      </w:r>
+    </w:p>
+    <w:p>
+      <w:pPr>
+        <w:pStyle w:val="ListParagraph"/>
+        <w:ind w:firstLine="720"/>
+        <w:rPr>
+          <w:i/>
+          <w:iCs/>
           <w:lang w:val="en-IN"/>
         </w:rPr>
       </w:pPr>
       <w:proofErr w:type="gramStart"/>
       <w:r>
         <w:rPr>
+          <w:i/>
+          <w:iCs/>
+          <w:lang w:val="en-IN"/>
+        </w:rPr>
+        <w:t>EXTRACT(</w:t>
+      </w:r>
+      <w:proofErr w:type="gramEnd"/>
+      <w:r>
+        <w:rPr>
+          <w:i/>
+          <w:iCs/>
+          <w:lang w:val="en-IN"/>
+        </w:rPr>
+        <w:t xml:space="preserve">YEAR FROM </w:t>
+      </w:r>
+      <w:proofErr w:type="spellStart"/>
+      <w:r>
+        <w:rPr>
+          <w:i/>
+          <w:iCs/>
+          <w:lang w:val="en-IN"/>
+        </w:rPr>
+        <w:t>joining_date</w:t>
+      </w:r>
+      <w:proofErr w:type="spellEnd"/>
+      <w:r>
+        <w:rPr>
+          <w:i/>
+          <w:iCs/>
+          <w:lang w:val="en-IN"/>
+        </w:rPr>
+        <w:t xml:space="preserve">) AS </w:t>
+      </w:r>
+      <w:proofErr w:type="spellStart"/>
+      <w:r>
+        <w:rPr>
+          <w:i/>
+          <w:iCs/>
+          <w:lang w:val="en-IN"/>
+        </w:rPr>
+        <w:t>joining_year</w:t>
+      </w:r>
+      <w:proofErr w:type="spellEnd"/>
+      <w:r>
+        <w:rPr>
+          <w:i/>
+          <w:iCs/>
+          <w:lang w:val="en-IN"/>
+        </w:rPr>
+        <w:t>,</w:t>
+      </w:r>
+      <w:r>
+        <w:rPr>
+          <w:i/>
+          <w:iCs/>
+          <w:lang w:val="en-IN"/>
+        </w:rPr>
+        <w:t xml:space="preserve"> </w:t>
+      </w:r>
+    </w:p>
+    <w:p>
+      <w:pPr>
+        <w:pStyle w:val="ListParagraph"/>
+        <w:ind w:firstLine="720"/>
+        <w:rPr>
+          <w:i/>
+          <w:iCs/>
+          <w:lang w:val="en-IN"/>
+        </w:rPr>
+      </w:pPr>
+      <w:proofErr w:type="gramStart"/>
+      <w:r>
+        <w:rPr>
+          <w:i/>
+          <w:iCs/>
+          <w:lang w:val="en-IN"/>
+        </w:rPr>
+        <w:t>COUNT(</w:t>
+      </w:r>
+      <w:proofErr w:type="gramEnd"/>
+      <w:r>
+        <w:rPr>
+          <w:i/>
+          <w:iCs/>
+          <w:lang w:val="en-IN"/>
+        </w:rPr>
+        <w:t xml:space="preserve">*) AS </w:t>
+      </w:r>
+      <w:proofErr w:type="spellStart"/>
+      <w:r>
+        <w:rPr>
+          <w:i/>
+          <w:iCs/>
+          <w:lang w:val="en-IN"/>
+        </w:rPr>
+        <w:t>total_employees</w:t>
+      </w:r>
+      <w:proofErr w:type="spellEnd"/>
+      <w:r>
+        <w:rPr>
+          <w:i/>
+          <w:iCs/>
+          <w:lang w:val="en-IN"/>
+        </w:rPr>
+        <w:t xml:space="preserve"> </w:t>
+      </w:r>
+      <w:r>
+        <w:rPr>
+          <w:i/>
+          <w:iCs/>
+          <w:lang w:val="en-IN"/>
+        </w:rPr>
+        <w:t>FROM employees</w:t>
+      </w:r>
+    </w:p>
+    <w:p>
+      <w:pPr>
+        <w:pStyle w:val="ListParagraph"/>
+        <w:rPr>
+          <w:i/>
+          <w:iCs/>
+          <w:lang w:val="en-IN"/>
+        </w:rPr>
+      </w:pPr>
+      <w:r>
+        <w:rPr>
+          <w:i/>
+          <w:iCs/>
+          <w:lang w:val="en-IN"/>
+        </w:rPr>
+        <w:t xml:space="preserve">GROUP BY </w:t>
+      </w:r>
+      <w:proofErr w:type="spellStart"/>
+      <w:r>
+        <w:rPr>
+          <w:i/>
+          <w:iCs/>
+          <w:lang w:val="en-IN"/>
+        </w:rPr>
+        <w:t>department_name</w:t>
+      </w:r>
+      <w:proofErr w:type="spellEnd"/>
+      <w:r>
+        <w:rPr>
+          <w:i/>
+          <w:iCs/>
+          <w:lang w:val="en-IN"/>
+        </w:rPr>
+        <w:t xml:space="preserve">, </w:t>
+      </w:r>
+      <w:proofErr w:type="gramStart"/>
+      <w:r>
+        <w:rPr>
+          <w:i/>
+          <w:iCs/>
+          <w:lang w:val="en-IN"/>
+        </w:rPr>
+        <w:t>EXTRACT(</w:t>
+      </w:r>
+      <w:proofErr w:type="gramEnd"/>
+      <w:r>
+        <w:rPr>
+          <w:i/>
+          <w:iCs/>
+          <w:lang w:val="en-IN"/>
+        </w:rPr>
+        <w:t xml:space="preserve">YEAR FROM </w:t>
+      </w:r>
+      <w:proofErr w:type="spellStart"/>
+      <w:r>
+        <w:rPr>
+          <w:i/>
+          <w:iCs/>
+          <w:lang w:val="en-IN"/>
+        </w:rPr>
+        <w:t>joining_date</w:t>
+      </w:r>
+      <w:proofErr w:type="spellEnd"/>
+      <w:r>
+        <w:rPr>
+          <w:i/>
+          <w:iCs/>
+          <w:lang w:val="en-IN"/>
+        </w:rPr>
+        <w:t>)</w:t>
+      </w:r>
+    </w:p>
+    <w:p>
+      <w:pPr>
+        <w:pStyle w:val="ListParagraph"/>
+        <w:rPr>
+          <w:i/>
+          <w:iCs/>
+          <w:lang w:val="en-IN"/>
+        </w:rPr>
+      </w:pPr>
+      <w:r>
+        <w:rPr>
+          <w:i/>
+          <w:iCs/>
+          <w:lang w:val="en-IN"/>
+        </w:rPr>
+        <w:t xml:space="preserve">ORDER BY </w:t>
+      </w:r>
+      <w:proofErr w:type="spellStart"/>
+      <w:r>
+        <w:rPr>
+          <w:i/>
+          <w:iCs/>
+          <w:lang w:val="en-IN"/>
+        </w:rPr>
+        <w:t>department_name</w:t>
+      </w:r>
+      <w:proofErr w:type="spellEnd"/>
+      <w:r>
+        <w:rPr>
+          <w:i/>
+          <w:iCs/>
+          <w:lang w:val="en-IN"/>
+        </w:rPr>
+        <w:t xml:space="preserve">, </w:t>
+      </w:r>
+      <w:proofErr w:type="spellStart"/>
+      <w:r>
+        <w:rPr>
+          <w:i/>
+          <w:iCs/>
+          <w:lang w:val="en-IN"/>
+        </w:rPr>
+        <w:t>joining_year</w:t>
+      </w:r>
+      <w:proofErr w:type="spellEnd"/>
+      <w:r>
+        <w:rPr>
+          <w:i/>
+          <w:iCs/>
+          <w:lang w:val="en-IN"/>
+        </w:rPr>
+        <w:t>;</w:t>
+      </w:r>
+    </w:p>
+    <w:p>
+      <w:pPr>
+        <w:pStyle w:val="ListParagraph"/>
+        <w:rPr>
+          <w:b/>
+          <w:bCs/>
+          <w:lang w:val="en-IN"/>
+        </w:rPr>
+      </w:pPr>
+      <w:r>
+        <w:rPr>
+          <w:b/>
+          <w:bCs/>
+          <w:lang w:val="en-IN"/>
+        </w:rPr>
+        <w:t>MYSQL</w:t>
+      </w:r>
+    </w:p>
+    <w:p>
+      <w:pPr>
+        <w:pStyle w:val="ListParagraph"/>
+        <w:rPr>
+          <w:i/>
+          <w:iCs/>
+          <w:lang w:val="en-IN"/>
+        </w:rPr>
+      </w:pPr>
+      <w:r>
+        <w:rPr>
+          <w:i/>
+          <w:iCs/>
           <w:lang w:val="en-IN"/>
         </w:rPr>
         <w:t xml:space="preserve">SELECT </w:t>
       </w:r>
-      <w:r>
-        <w:rPr>
-          <w:lang w:val="en-IN"/>
-        </w:rPr>
-        <w:t xml:space="preserve"> </w:t>
-      </w:r>
-      <w:proofErr w:type="spellStart"/>
-      <w:r>
-        <w:rPr>
-          <w:lang w:val="en-IN"/>
-        </w:rPr>
-        <w:t>department</w:t>
-      </w:r>
+    </w:p>
+    <w:p>
+      <w:pPr>
+        <w:pStyle w:val="ListParagraph"/>
+        <w:ind w:firstLine="720"/>
+        <w:rPr>
+          <w:i/>
+          <w:iCs/>
+          <w:lang w:val="en-IN"/>
+        </w:rPr>
+      </w:pPr>
+      <w:proofErr w:type="spellStart"/>
+      <w:r>
+        <w:rPr>
+          <w:i/>
+          <w:iCs/>
+          <w:lang w:val="en-IN"/>
+        </w:rPr>
+        <w:t>department_name</w:t>
+      </w:r>
+      <w:proofErr w:type="spellEnd"/>
+      <w:r>
+        <w:rPr>
+          <w:i/>
+          <w:iCs/>
+          <w:lang w:val="en-IN"/>
+        </w:rPr>
+        <w:t xml:space="preserve">, </w:t>
+      </w:r>
+    </w:p>
+    <w:p>
+      <w:pPr>
+        <w:pStyle w:val="ListParagraph"/>
+        <w:ind w:firstLine="720"/>
+        <w:rPr>
+          <w:i/>
+          <w:iCs/>
+          <w:lang w:val="en-IN"/>
+        </w:rPr>
+      </w:pPr>
+      <w:proofErr w:type="gramStart"/>
+      <w:r>
+        <w:rPr>
+          <w:i/>
+          <w:iCs/>
+          <w:lang w:val="en-IN"/>
+        </w:rPr>
+        <w:t>YEAR(</w:t>
+      </w:r>
+      <w:proofErr w:type="spellStart"/>
       <w:proofErr w:type="gramEnd"/>
       <w:r>
         <w:rPr>
-          <w:lang w:val="en-IN"/>
-        </w:rPr>
-        <w:t>_name</w:t>
-      </w:r>
-      <w:proofErr w:type="spellEnd"/>
-      <w:r>
-        <w:rPr>
-          <w:lang w:val="en-IN"/>
-        </w:rPr>
-        <w:t>,</w:t>
-      </w:r>
-      <w:r>
-        <w:rPr>
-          <w:lang w:val="en-IN"/>
-        </w:rPr>
-        <w:t xml:space="preserve"> </w:t>
-      </w:r>
-      <w:r>
-        <w:rPr>
-          <w:lang w:val="en-IN"/>
-        </w:rPr>
-        <w:t xml:space="preserve">EXTRACT(YEAR FROM </w:t>
-      </w:r>
-      <w:proofErr w:type="spellStart"/>
-      <w:r>
-        <w:rPr>
-          <w:lang w:val="en-IN"/>
-        </w:rPr>
-        <w:t>joining_date</w:t>
-      </w:r>
-      <w:proofErr w:type="spellEnd"/>
-      <w:r>
-        <w:rPr>
+          <w:i/>
+          <w:iCs/>
+          <w:lang w:val="en-IN"/>
+        </w:rPr>
+        <w:t>date_of_joining</w:t>
+      </w:r>
+      <w:proofErr w:type="spellEnd"/>
+      <w:r>
+        <w:rPr>
+          <w:i/>
+          <w:iCs/>
           <w:lang w:val="en-IN"/>
         </w:rPr>
         <w:t xml:space="preserve">) AS </w:t>
@@ -5288,6 +7938,8 @@
       <w:proofErr w:type="spellStart"/>
       <w:r>
         <w:rPr>
+          <w:i/>
+          <w:iCs/>
           <w:lang w:val="en-IN"/>
         </w:rPr>
         <w:t>joining_year</w:t>
@@ -5295,27 +7947,28 @@
       <w:proofErr w:type="spellEnd"/>
       <w:r>
         <w:rPr>
-          <w:lang w:val="en-IN"/>
-        </w:rPr>
-        <w:t>,</w:t>
-      </w:r>
-    </w:p>
-    <w:p>
-      <w:pPr>
-        <w:pStyle w:val="ListParagraph"/>
-        <w:rPr>
-          <w:lang w:val="en-IN"/>
-        </w:rPr>
-      </w:pPr>
-      <w:r>
-        <w:rPr>
-          <w:lang w:val="en-IN"/>
-        </w:rPr>
-        <w:t xml:space="preserve">    </w:t>
-      </w:r>
+          <w:i/>
+          <w:iCs/>
+          <w:lang w:val="en-IN"/>
+        </w:rPr>
+        <w:t xml:space="preserve">, </w:t>
+      </w:r>
+    </w:p>
+    <w:p>
+      <w:pPr>
+        <w:pStyle w:val="ListParagraph"/>
+        <w:ind w:firstLine="720"/>
+        <w:rPr>
+          <w:i/>
+          <w:iCs/>
+          <w:lang w:val="en-IN"/>
+        </w:rPr>
+      </w:pPr>
       <w:proofErr w:type="gramStart"/>
       <w:r>
         <w:rPr>
+          <w:i/>
+          <w:iCs/>
           <w:lang w:val="en-IN"/>
         </w:rPr>
         <w:t>COUNT(</w:t>
@@ -5323,6 +7976,8 @@
       <w:proofErr w:type="gramEnd"/>
       <w:r>
         <w:rPr>
+          <w:i/>
+          <w:iCs/>
           <w:lang w:val="en-IN"/>
         </w:rPr>
         <w:t xml:space="preserve">*) AS </w:t>
@@ -5330,35 +7985,35 @@
       <w:proofErr w:type="spellStart"/>
       <w:r>
         <w:rPr>
+          <w:i/>
+          <w:iCs/>
           <w:lang w:val="en-IN"/>
         </w:rPr>
         <w:t>total_employees</w:t>
       </w:r>
       <w:proofErr w:type="spellEnd"/>
-    </w:p>
-    <w:p>
-      <w:pPr>
-        <w:pStyle w:val="ListParagraph"/>
-        <w:rPr>
-          <w:lang w:val="en-IN"/>
-        </w:rPr>
-      </w:pPr>
-      <w:r>
-        <w:rPr>
-          <w:lang w:val="en-IN"/>
-        </w:rPr>
-        <w:t>FROM employees</w:t>
-      </w:r>
-    </w:p>
-    <w:p>
-      <w:pPr>
-        <w:pStyle w:val="ListParagraph"/>
-        <w:rPr>
-          <w:lang w:val="en-IN"/>
-        </w:rPr>
-      </w:pPr>
-      <w:r>
-        <w:rPr>
+      <w:r>
+        <w:rPr>
+          <w:i/>
+          <w:iCs/>
+          <w:lang w:val="en-IN"/>
+        </w:rPr>
+        <w:t xml:space="preserve"> FROM employees</w:t>
+      </w:r>
+    </w:p>
+    <w:p>
+      <w:pPr>
+        <w:pStyle w:val="ListParagraph"/>
+        <w:rPr>
+          <w:i/>
+          <w:iCs/>
+          <w:lang w:val="en-IN"/>
+        </w:rPr>
+      </w:pPr>
+      <w:r>
+        <w:rPr>
+          <w:i/>
+          <w:iCs/>
           <w:lang w:val="en-IN"/>
         </w:rPr>
         <w:t xml:space="preserve">GROUP BY </w:t>
@@ -5366,6 +8021,8 @@
       <w:proofErr w:type="spellStart"/>
       <w:r>
         <w:rPr>
+          <w:i/>
+          <w:iCs/>
           <w:lang w:val="en-IN"/>
         </w:rPr>
         <w:t>department_name</w:t>
@@ -5373,40 +8030,36 @@
       <w:proofErr w:type="spellEnd"/>
       <w:r>
         <w:rPr>
-          <w:lang w:val="en-IN"/>
-        </w:rPr>
-        <w:t>,</w:t>
-      </w:r>
-      <w:r>
-        <w:rPr>
-          <w:lang w:val="en-IN"/>
-        </w:rPr>
-        <w:t xml:space="preserve"> </w:t>
+          <w:i/>
+          <w:iCs/>
+          <w:lang w:val="en-IN"/>
+        </w:rPr>
+        <w:t xml:space="preserve">, </w:t>
       </w:r>
       <w:proofErr w:type="gramStart"/>
       <w:r>
         <w:rPr>
-          <w:lang w:val="en-IN"/>
-        </w:rPr>
-        <w:t>EXTRACT(</w:t>
-      </w:r>
+          <w:i/>
+          <w:iCs/>
+          <w:lang w:val="en-IN"/>
+        </w:rPr>
+        <w:t>YEAR(</w:t>
+      </w:r>
+      <w:proofErr w:type="spellStart"/>
       <w:proofErr w:type="gramEnd"/>
       <w:r>
         <w:rPr>
-          <w:lang w:val="en-IN"/>
-        </w:rPr>
-        <w:t xml:space="preserve">YEAR FROM </w:t>
-      </w:r>
-      <w:proofErr w:type="spellStart"/>
-      <w:r>
-        <w:rPr>
-          <w:lang w:val="en-IN"/>
-        </w:rPr>
-        <w:t>joining_date</w:t>
-      </w:r>
-      <w:proofErr w:type="spellEnd"/>
-      <w:r>
-        <w:rPr>
+          <w:i/>
+          <w:iCs/>
+          <w:lang w:val="en-IN"/>
+        </w:rPr>
+        <w:t>date_of_joining</w:t>
+      </w:r>
+      <w:proofErr w:type="spellEnd"/>
+      <w:r>
+        <w:rPr>
+          <w:i/>
+          <w:iCs/>
           <w:lang w:val="en-IN"/>
         </w:rPr>
         <w:t>)</w:t>
@@ -5416,11 +8069,15 @@
       <w:pPr>
         <w:pStyle w:val="ListParagraph"/>
         <w:rPr>
-          <w:lang w:val="en-IN"/>
-        </w:rPr>
-      </w:pPr>
-      <w:r>
-        <w:rPr>
+          <w:i/>
+          <w:iCs/>
+          <w:lang w:val="en-IN"/>
+        </w:rPr>
+      </w:pPr>
+      <w:r>
+        <w:rPr>
+          <w:i/>
+          <w:iCs/>
           <w:lang w:val="en-IN"/>
         </w:rPr>
         <w:t xml:space="preserve">ORDER BY </w:t>
@@ -5428,6 +8085,8 @@
       <w:proofErr w:type="spellStart"/>
       <w:r>
         <w:rPr>
+          <w:i/>
+          <w:iCs/>
           <w:lang w:val="en-IN"/>
         </w:rPr>
         <w:t>department_name</w:t>
@@ -5435,19 +8094,17 @@
       <w:proofErr w:type="spellEnd"/>
       <w:r>
         <w:rPr>
-          <w:lang w:val="en-IN"/>
-        </w:rPr>
-        <w:t>,</w:t>
-      </w:r>
-      <w:r>
-        <w:rPr>
-          <w:lang w:val="en-IN"/>
-        </w:rPr>
-        <w:t xml:space="preserve"> </w:t>
-      </w:r>
-      <w:proofErr w:type="spellStart"/>
-      <w:r>
-        <w:rPr>
+          <w:i/>
+          <w:iCs/>
+          <w:lang w:val="en-IN"/>
+        </w:rPr>
+        <w:t xml:space="preserve">, </w:t>
+      </w:r>
+      <w:proofErr w:type="spellStart"/>
+      <w:r>
+        <w:rPr>
+          <w:i/>
+          <w:iCs/>
           <w:lang w:val="en-IN"/>
         </w:rPr>
         <w:t>joining_year</w:t>
@@ -5455,10 +8112,22 @@
       <w:proofErr w:type="spellEnd"/>
       <w:r>
         <w:rPr>
+          <w:i/>
+          <w:iCs/>
           <w:lang w:val="en-IN"/>
         </w:rPr>
         <w:t>;</w:t>
       </w:r>
+    </w:p>
+    <w:p>
+      <w:pPr>
+        <w:pStyle w:val="ListParagraph"/>
+        <w:rPr>
+          <w:i/>
+          <w:iCs/>
+          <w:lang w:val="en-IN"/>
+        </w:rPr>
+      </w:pPr>
     </w:p>
     <w:p>
       <w:pPr>
@@ -5475,173 +8144,460 @@
         <w:rPr>
           <w:lang w:val="en-IN"/>
         </w:rPr>
-        <w:t xml:space="preserve">Use of </w:t>
-      </w:r>
-      <w:proofErr w:type="spellStart"/>
-      <w:r>
-        <w:rPr>
-          <w:lang w:val="en-IN"/>
-        </w:rPr>
-        <w:t>group_concat</w:t>
-      </w:r>
-      <w:proofErr w:type="spellEnd"/>
-      <w:r>
-        <w:rPr>
-          <w:lang w:val="en-IN"/>
-        </w:rPr>
-        <w:t xml:space="preserve">(in my </w:t>
-      </w:r>
-      <w:proofErr w:type="spellStart"/>
-      <w:r>
-        <w:rPr>
-          <w:lang w:val="en-IN"/>
-        </w:rPr>
-        <w:t>sql</w:t>
-      </w:r>
-      <w:proofErr w:type="spellEnd"/>
-      <w:r>
-        <w:rPr>
-          <w:lang w:val="en-IN"/>
-        </w:rPr>
-        <w:t xml:space="preserve">) and </w:t>
-      </w:r>
-      <w:proofErr w:type="spellStart"/>
-      <w:r>
-        <w:rPr>
-          <w:lang w:val="en-IN"/>
-        </w:rPr>
-        <w:t>ListAGG</w:t>
-      </w:r>
-      <w:proofErr w:type="spellEnd"/>
-      <w:r>
-        <w:rPr>
-          <w:lang w:val="en-IN"/>
-        </w:rPr>
-        <w:t>(in oracle)</w:t>
-      </w:r>
-    </w:p>
-    <w:p>
-      <w:pPr>
-        <w:pStyle w:val="ListParagraph"/>
-        <w:rPr>
-          <w:lang w:val="en-IN"/>
-        </w:rPr>
-      </w:pPr>
-      <w:r>
-        <w:rPr>
-          <w:lang w:val="en-IN"/>
-        </w:rPr>
-        <w:t xml:space="preserve">SELECT </w:t>
-      </w:r>
-    </w:p>
-    <w:p>
-      <w:pPr>
-        <w:pStyle w:val="ListParagraph"/>
-        <w:rPr>
-          <w:lang w:val="en-IN"/>
-        </w:rPr>
-      </w:pPr>
-      <w:r>
-        <w:rPr>
-          <w:lang w:val="en-IN"/>
-        </w:rPr>
-        <w:t xml:space="preserve">    </w:t>
-      </w:r>
-      <w:proofErr w:type="spellStart"/>
-      <w:r>
-        <w:rPr>
-          <w:lang w:val="en-IN"/>
-        </w:rPr>
-        <w:t>department_name</w:t>
-      </w:r>
-      <w:proofErr w:type="spellEnd"/>
-      <w:r>
-        <w:rPr>
-          <w:lang w:val="en-IN"/>
-        </w:rPr>
-        <w:t>,</w:t>
-      </w:r>
-      <w:r>
-        <w:rPr>
-          <w:lang w:val="en-IN"/>
-        </w:rPr>
-        <w:t xml:space="preserve"> </w:t>
-      </w:r>
-      <w:proofErr w:type="gramStart"/>
-      <w:r>
-        <w:rPr>
-          <w:lang w:val="en-IN"/>
-        </w:rPr>
-        <w:t>EXTRACT(</w:t>
-      </w:r>
-      <w:proofErr w:type="gramEnd"/>
-      <w:r>
-        <w:rPr>
-          <w:lang w:val="en-IN"/>
-        </w:rPr>
-        <w:t xml:space="preserve">YEAR FROM </w:t>
-      </w:r>
-      <w:proofErr w:type="spellStart"/>
-      <w:r>
-        <w:rPr>
-          <w:lang w:val="en-IN"/>
-        </w:rPr>
-        <w:t>joining_date</w:t>
-      </w:r>
-      <w:proofErr w:type="spellEnd"/>
-      <w:r>
-        <w:rPr>
-          <w:lang w:val="en-IN"/>
-        </w:rPr>
-        <w:t xml:space="preserve">) AS </w:t>
-      </w:r>
-      <w:proofErr w:type="spellStart"/>
-      <w:r>
-        <w:rPr>
-          <w:lang w:val="en-IN"/>
-        </w:rPr>
-        <w:t>joining_year</w:t>
-      </w:r>
-      <w:proofErr w:type="spellEnd"/>
-      <w:r>
-        <w:rPr>
-          <w:lang w:val="en-IN"/>
-        </w:rPr>
-        <w:t>,</w:t>
-      </w:r>
-    </w:p>
-    <w:p>
-      <w:pPr>
-        <w:pStyle w:val="ListParagraph"/>
-        <w:rPr>
-          <w:lang w:val="en-IN"/>
-        </w:rPr>
-      </w:pPr>
-      <w:r>
-        <w:rPr>
-          <w:lang w:val="en-IN"/>
-        </w:rPr>
-        <w:t xml:space="preserve">    </w:t>
-      </w:r>
-      <w:proofErr w:type="gramStart"/>
-      <w:r>
+        <w:t>G</w:t>
+      </w:r>
+      <w:r>
+        <w:rPr>
+          <w:lang w:val="en-IN"/>
+        </w:rPr>
+        <w:t>roups employees by department and joining year, and lists all employees in each group as comma-separated names.</w:t>
+      </w:r>
+    </w:p>
+    <w:p>
+      <w:pPr>
+        <w:pStyle w:val="ListParagraph"/>
         <w:rPr>
           <w:b/>
           <w:bCs/>
           <w:lang w:val="en-IN"/>
         </w:rPr>
+      </w:pPr>
+      <w:r>
+        <w:rPr>
+          <w:b/>
+          <w:bCs/>
+          <w:lang w:val="en-IN"/>
+        </w:rPr>
+        <w:t>ORACLE</w:t>
+      </w:r>
+    </w:p>
+    <w:p>
+      <w:pPr>
+        <w:pStyle w:val="ListParagraph"/>
+        <w:rPr>
+          <w:i/>
+          <w:iCs/>
+          <w:lang w:val="en-IN"/>
+        </w:rPr>
+      </w:pPr>
+      <w:r>
+        <w:rPr>
+          <w:i/>
+          <w:iCs/>
+          <w:lang w:val="en-IN"/>
+        </w:rPr>
+        <w:lastRenderedPageBreak/>
+        <w:t xml:space="preserve">SELECT </w:t>
+      </w:r>
+      <w:proofErr w:type="spellStart"/>
+      <w:r>
+        <w:rPr>
+          <w:i/>
+          <w:iCs/>
+          <w:lang w:val="en-IN"/>
+        </w:rPr>
+        <w:t>department_name</w:t>
+      </w:r>
+      <w:proofErr w:type="spellEnd"/>
+      <w:r>
+        <w:rPr>
+          <w:i/>
+          <w:iCs/>
+          <w:lang w:val="en-IN"/>
+        </w:rPr>
+        <w:t xml:space="preserve">, </w:t>
+      </w:r>
+      <w:proofErr w:type="gramStart"/>
+      <w:r>
+        <w:rPr>
+          <w:i/>
+          <w:iCs/>
+          <w:lang w:val="en-IN"/>
+        </w:rPr>
+        <w:t>EXTRACT(</w:t>
+      </w:r>
+      <w:proofErr w:type="gramEnd"/>
+      <w:r>
+        <w:rPr>
+          <w:i/>
+          <w:iCs/>
+          <w:lang w:val="en-IN"/>
+        </w:rPr>
+        <w:t xml:space="preserve">YEAR FROM </w:t>
+      </w:r>
+      <w:proofErr w:type="spellStart"/>
+      <w:r>
+        <w:rPr>
+          <w:i/>
+          <w:iCs/>
+          <w:lang w:val="en-IN"/>
+        </w:rPr>
+        <w:t>joining_date</w:t>
+      </w:r>
+      <w:proofErr w:type="spellEnd"/>
+      <w:r>
+        <w:rPr>
+          <w:i/>
+          <w:iCs/>
+          <w:lang w:val="en-IN"/>
+        </w:rPr>
+        <w:t xml:space="preserve">) AS </w:t>
+      </w:r>
+      <w:proofErr w:type="spellStart"/>
+      <w:r>
+        <w:rPr>
+          <w:i/>
+          <w:iCs/>
+          <w:lang w:val="en-IN"/>
+        </w:rPr>
+        <w:t>joining_year</w:t>
+      </w:r>
+      <w:proofErr w:type="spellEnd"/>
+      <w:r>
+        <w:rPr>
+          <w:i/>
+          <w:iCs/>
+          <w:lang w:val="en-IN"/>
+        </w:rPr>
+        <w:t>,</w:t>
+      </w:r>
+      <w:r>
+        <w:rPr>
+          <w:i/>
+          <w:iCs/>
+          <w:lang w:val="en-IN"/>
+        </w:rPr>
+        <w:t xml:space="preserve"> </w:t>
+      </w:r>
+      <w:r>
+        <w:rPr>
+          <w:b/>
+          <w:bCs/>
+          <w:i/>
+          <w:iCs/>
+          <w:lang w:val="en-IN"/>
+        </w:rPr>
         <w:t>LISTAGG</w:t>
       </w:r>
       <w:r>
         <w:rPr>
+          <w:i/>
+          <w:iCs/>
           <w:lang w:val="en-IN"/>
         </w:rPr>
         <w:t>(</w:t>
       </w:r>
       <w:proofErr w:type="spellStart"/>
+      <w:r>
+        <w:rPr>
+          <w:i/>
+          <w:iCs/>
+          <w:lang w:val="en-IN"/>
+        </w:rPr>
+        <w:t>employee_name</w:t>
+      </w:r>
+      <w:proofErr w:type="spellEnd"/>
+      <w:r>
+        <w:rPr>
+          <w:i/>
+          <w:iCs/>
+          <w:lang w:val="en-IN"/>
+        </w:rPr>
+        <w:t xml:space="preserve">, ', ') WITHIN GROUP (ORDER BY </w:t>
+      </w:r>
+      <w:proofErr w:type="spellStart"/>
+      <w:r>
+        <w:rPr>
+          <w:i/>
+          <w:iCs/>
+          <w:lang w:val="en-IN"/>
+        </w:rPr>
+        <w:t>employee_name</w:t>
+      </w:r>
+      <w:proofErr w:type="spellEnd"/>
+      <w:r>
+        <w:rPr>
+          <w:i/>
+          <w:iCs/>
+          <w:lang w:val="en-IN"/>
+        </w:rPr>
+        <w:t xml:space="preserve">) AS </w:t>
+      </w:r>
+      <w:proofErr w:type="spellStart"/>
+      <w:r>
+        <w:rPr>
+          <w:i/>
+          <w:iCs/>
+          <w:lang w:val="en-IN"/>
+        </w:rPr>
+        <w:t>employee_names</w:t>
+      </w:r>
+      <w:proofErr w:type="spellEnd"/>
+      <w:r>
+        <w:rPr>
+          <w:i/>
+          <w:iCs/>
+          <w:lang w:val="en-IN"/>
+        </w:rPr>
+        <w:t xml:space="preserve"> </w:t>
+      </w:r>
+      <w:r>
+        <w:rPr>
+          <w:i/>
+          <w:iCs/>
+          <w:lang w:val="en-IN"/>
+        </w:rPr>
+        <w:t>FROM employees</w:t>
+      </w:r>
+    </w:p>
+    <w:p>
+      <w:pPr>
+        <w:pStyle w:val="ListParagraph"/>
+        <w:rPr>
+          <w:i/>
+          <w:iCs/>
+          <w:lang w:val="en-IN"/>
+        </w:rPr>
+      </w:pPr>
+      <w:r>
+        <w:rPr>
+          <w:i/>
+          <w:iCs/>
+          <w:lang w:val="en-IN"/>
+        </w:rPr>
+        <w:t xml:space="preserve">GROUP BY </w:t>
+      </w:r>
+      <w:proofErr w:type="spellStart"/>
+      <w:r>
+        <w:rPr>
+          <w:i/>
+          <w:iCs/>
+          <w:lang w:val="en-IN"/>
+        </w:rPr>
+        <w:t>department_name</w:t>
+      </w:r>
+      <w:proofErr w:type="spellEnd"/>
+      <w:r>
+        <w:rPr>
+          <w:i/>
+          <w:iCs/>
+          <w:lang w:val="en-IN"/>
+        </w:rPr>
+        <w:t xml:space="preserve">, </w:t>
+      </w:r>
+      <w:proofErr w:type="gramStart"/>
+      <w:r>
+        <w:rPr>
+          <w:i/>
+          <w:iCs/>
+          <w:lang w:val="en-IN"/>
+        </w:rPr>
+        <w:t>EXTRACT(</w:t>
+      </w:r>
       <w:proofErr w:type="gramEnd"/>
       <w:r>
         <w:rPr>
+          <w:i/>
+          <w:iCs/>
+          <w:lang w:val="en-IN"/>
+        </w:rPr>
+        <w:t xml:space="preserve">YEAR FROM </w:t>
+      </w:r>
+      <w:proofErr w:type="spellStart"/>
+      <w:r>
+        <w:rPr>
+          <w:i/>
+          <w:iCs/>
+          <w:lang w:val="en-IN"/>
+        </w:rPr>
+        <w:t>joining_date</w:t>
+      </w:r>
+      <w:proofErr w:type="spellEnd"/>
+      <w:r>
+        <w:rPr>
+          <w:i/>
+          <w:iCs/>
+          <w:lang w:val="en-IN"/>
+        </w:rPr>
+        <w:t>)</w:t>
+      </w:r>
+    </w:p>
+    <w:p>
+      <w:pPr>
+        <w:pStyle w:val="ListParagraph"/>
+        <w:rPr>
+          <w:i/>
+          <w:iCs/>
+          <w:lang w:val="en-IN"/>
+        </w:rPr>
+      </w:pPr>
+      <w:r>
+        <w:rPr>
+          <w:i/>
+          <w:iCs/>
+          <w:lang w:val="en-IN"/>
+        </w:rPr>
+        <w:t xml:space="preserve">ORDER BY </w:t>
+      </w:r>
+      <w:proofErr w:type="spellStart"/>
+      <w:r>
+        <w:rPr>
+          <w:i/>
+          <w:iCs/>
+          <w:lang w:val="en-IN"/>
+        </w:rPr>
+        <w:t>department_name</w:t>
+      </w:r>
+      <w:proofErr w:type="spellEnd"/>
+      <w:r>
+        <w:rPr>
+          <w:i/>
+          <w:iCs/>
+          <w:lang w:val="en-IN"/>
+        </w:rPr>
+        <w:t xml:space="preserve">, </w:t>
+      </w:r>
+      <w:proofErr w:type="spellStart"/>
+      <w:r>
+        <w:rPr>
+          <w:i/>
+          <w:iCs/>
+          <w:lang w:val="en-IN"/>
+        </w:rPr>
+        <w:t>joining_year</w:t>
+      </w:r>
+      <w:proofErr w:type="spellEnd"/>
+      <w:r>
+        <w:rPr>
+          <w:i/>
+          <w:iCs/>
+          <w:lang w:val="en-IN"/>
+        </w:rPr>
+        <w:t>;</w:t>
+      </w:r>
+    </w:p>
+    <w:p>
+      <w:pPr>
+        <w:pStyle w:val="ListParagraph"/>
+        <w:rPr>
+          <w:b/>
+          <w:bCs/>
+          <w:lang w:val="en-IN"/>
+        </w:rPr>
+      </w:pPr>
+      <w:r>
+        <w:rPr>
+          <w:b/>
+          <w:bCs/>
+          <w:lang w:val="en-IN"/>
+        </w:rPr>
+        <w:t>MYSQL</w:t>
+      </w:r>
+    </w:p>
+    <w:p>
+      <w:pPr>
+        <w:pStyle w:val="ListParagraph"/>
+        <w:rPr>
+          <w:i/>
+          <w:iCs/>
+          <w:lang w:val="en-IN"/>
+        </w:rPr>
+      </w:pPr>
+      <w:r>
+        <w:rPr>
+          <w:i/>
+          <w:iCs/>
+          <w:lang w:val="en-IN"/>
+        </w:rPr>
+        <w:t xml:space="preserve">SELECT </w:t>
+      </w:r>
+      <w:proofErr w:type="spellStart"/>
+      <w:r>
+        <w:rPr>
+          <w:i/>
+          <w:iCs/>
+          <w:lang w:val="en-IN"/>
+        </w:rPr>
+        <w:t>department_name</w:t>
+      </w:r>
+      <w:proofErr w:type="spellEnd"/>
+      <w:r>
+        <w:rPr>
+          <w:i/>
+          <w:iCs/>
+          <w:lang w:val="en-IN"/>
+        </w:rPr>
+        <w:t xml:space="preserve">, </w:t>
+      </w:r>
+      <w:proofErr w:type="gramStart"/>
+      <w:r>
+        <w:rPr>
+          <w:i/>
+          <w:iCs/>
+          <w:lang w:val="en-IN"/>
+        </w:rPr>
+        <w:t>YEAR(</w:t>
+      </w:r>
+      <w:proofErr w:type="spellStart"/>
+      <w:proofErr w:type="gramEnd"/>
+      <w:r>
+        <w:rPr>
+          <w:i/>
+          <w:iCs/>
+          <w:lang w:val="en-IN"/>
+        </w:rPr>
+        <w:t>joining_date</w:t>
+      </w:r>
+      <w:proofErr w:type="spellEnd"/>
+      <w:r>
+        <w:rPr>
+          <w:i/>
+          <w:iCs/>
+          <w:lang w:val="en-IN"/>
+        </w:rPr>
+        <w:t xml:space="preserve">) AS </w:t>
+      </w:r>
+      <w:proofErr w:type="spellStart"/>
+      <w:r>
+        <w:rPr>
+          <w:i/>
+          <w:iCs/>
+          <w:lang w:val="en-IN"/>
+        </w:rPr>
+        <w:t>joining_year</w:t>
+      </w:r>
+      <w:proofErr w:type="spellEnd"/>
+      <w:r>
+        <w:rPr>
+          <w:i/>
+          <w:iCs/>
+          <w:lang w:val="en-IN"/>
+        </w:rPr>
+        <w:t xml:space="preserve">, </w:t>
+      </w:r>
+      <w:r>
+        <w:rPr>
+          <w:b/>
+          <w:bCs/>
+          <w:i/>
+          <w:iCs/>
+          <w:lang w:val="en-IN"/>
+        </w:rPr>
+        <w:t>GROUP_CONCAT</w:t>
+      </w:r>
+      <w:r>
+        <w:rPr>
+          <w:i/>
+          <w:iCs/>
+          <w:lang w:val="en-IN"/>
+        </w:rPr>
+        <w:t>(</w:t>
+      </w:r>
+      <w:proofErr w:type="spellStart"/>
+      <w:r>
+        <w:rPr>
+          <w:i/>
+          <w:iCs/>
           <w:lang w:val="en-IN"/>
         </w:rPr>
         <w:t>employee_name</w:t>
@@ -5649,13 +8605,17 @@
       <w:proofErr w:type="spellEnd"/>
       <w:r>
         <w:rPr>
-          <w:lang w:val="en-IN"/>
-        </w:rPr>
-        <w:t xml:space="preserve">, ', ') WITHIN GROUP (ORDER BY </w:t>
-      </w:r>
-      <w:proofErr w:type="spellStart"/>
-      <w:r>
-        <w:rPr>
+          <w:i/>
+          <w:iCs/>
+          <w:lang w:val="en-IN"/>
+        </w:rPr>
+        <w:t xml:space="preserve"> ORDER BY </w:t>
+      </w:r>
+      <w:proofErr w:type="spellStart"/>
+      <w:r>
+        <w:rPr>
+          <w:i/>
+          <w:iCs/>
           <w:lang w:val="en-IN"/>
         </w:rPr>
         <w:t>employee_name</w:t>
@@ -5663,63 +8623,53 @@
       <w:proofErr w:type="spellEnd"/>
       <w:r>
         <w:rPr>
-          <w:lang w:val="en-IN"/>
-        </w:rPr>
-        <w:t xml:space="preserve">) AS </w:t>
-      </w:r>
-      <w:proofErr w:type="spellStart"/>
-      <w:r>
-        <w:rPr>
+          <w:i/>
+          <w:iCs/>
+          <w:lang w:val="en-IN"/>
+        </w:rPr>
+        <w:t xml:space="preserve"> SEPARATOR ', ') AS </w:t>
+      </w:r>
+      <w:proofErr w:type="spellStart"/>
+      <w:r>
+        <w:rPr>
+          <w:i/>
+          <w:iCs/>
           <w:lang w:val="en-IN"/>
         </w:rPr>
         <w:t>employee_names</w:t>
       </w:r>
       <w:proofErr w:type="spellEnd"/>
-    </w:p>
-    <w:p>
-      <w:pPr>
-        <w:pStyle w:val="ListParagraph"/>
-        <w:rPr>
-          <w:lang w:val="en-IN"/>
-        </w:rPr>
-      </w:pPr>
-      <w:r>
-        <w:rPr>
-          <w:lang w:val="en-IN"/>
-        </w:rPr>
-        <w:t>FROM employees</w:t>
-      </w:r>
-    </w:p>
-    <w:p>
-      <w:pPr>
-        <w:pStyle w:val="ListParagraph"/>
-        <w:rPr>
-          <w:lang w:val="en-IN"/>
-        </w:rPr>
-      </w:pPr>
-      <w:r>
-        <w:rPr>
+      <w:r>
+        <w:rPr>
+          <w:i/>
+          <w:iCs/>
+          <w:lang w:val="en-IN"/>
+        </w:rPr>
+        <w:t xml:space="preserve"> FROM employees</w:t>
+      </w:r>
+    </w:p>
+    <w:p>
+      <w:pPr>
+        <w:pStyle w:val="ListParagraph"/>
+        <w:rPr>
+          <w:i/>
+          <w:iCs/>
+          <w:lang w:val="en-IN"/>
+        </w:rPr>
+      </w:pPr>
+      <w:r>
+        <w:rPr>
+          <w:i/>
+          <w:iCs/>
           <w:lang w:val="en-IN"/>
         </w:rPr>
         <w:t xml:space="preserve">GROUP BY </w:t>
       </w:r>
-    </w:p>
-    <w:p>
-      <w:pPr>
-        <w:pStyle w:val="ListParagraph"/>
-        <w:rPr>
-          <w:lang w:val="en-IN"/>
-        </w:rPr>
-      </w:pPr>
-      <w:r>
-        <w:rPr>
-          <w:lang w:val="en-IN"/>
-        </w:rPr>
-        <w:t xml:space="preserve">    </w:t>
-      </w:r>
-      <w:proofErr w:type="spellStart"/>
-      <w:r>
-        <w:rPr>
+      <w:proofErr w:type="spellStart"/>
+      <w:r>
+        <w:rPr>
+          <w:i/>
+          <w:iCs/>
           <w:lang w:val="en-IN"/>
         </w:rPr>
         <w:t>department_name</w:t>
@@ -5727,33 +8677,27 @@
       <w:proofErr w:type="spellEnd"/>
       <w:r>
         <w:rPr>
-          <w:lang w:val="en-IN"/>
-        </w:rPr>
-        <w:t>,</w:t>
-      </w:r>
-      <w:r>
-        <w:rPr>
-          <w:lang w:val="en-IN"/>
-        </w:rPr>
-        <w:t xml:space="preserve"> </w:t>
+          <w:i/>
+          <w:iCs/>
+          <w:lang w:val="en-IN"/>
+        </w:rPr>
+        <w:t xml:space="preserve">, </w:t>
       </w:r>
       <w:proofErr w:type="gramStart"/>
       <w:r>
         <w:rPr>
-          <w:lang w:val="en-IN"/>
-        </w:rPr>
-        <w:t>EXTRACT(</w:t>
-      </w:r>
+          <w:i/>
+          <w:iCs/>
+          <w:lang w:val="en-IN"/>
+        </w:rPr>
+        <w:t>YEAR(</w:t>
+      </w:r>
+      <w:proofErr w:type="spellStart"/>
       <w:proofErr w:type="gramEnd"/>
       <w:r>
         <w:rPr>
-          <w:lang w:val="en-IN"/>
-        </w:rPr>
-        <w:t xml:space="preserve">YEAR FROM </w:t>
-      </w:r>
-      <w:proofErr w:type="spellStart"/>
-      <w:r>
-        <w:rPr>
+          <w:i/>
+          <w:iCs/>
           <w:lang w:val="en-IN"/>
         </w:rPr>
         <w:t>joining_date</w:t>
@@ -5761,6 +8705,8 @@
       <w:proofErr w:type="spellEnd"/>
       <w:r>
         <w:rPr>
+          <w:i/>
+          <w:iCs/>
           <w:lang w:val="en-IN"/>
         </w:rPr>
         <w:t>)</w:t>
@@ -5770,32 +8716,24 @@
       <w:pPr>
         <w:pStyle w:val="ListParagraph"/>
         <w:rPr>
-          <w:lang w:val="en-IN"/>
-        </w:rPr>
-      </w:pPr>
-      <w:r>
-        <w:rPr>
+          <w:i/>
+          <w:iCs/>
+          <w:lang w:val="en-IN"/>
+        </w:rPr>
+      </w:pPr>
+      <w:r>
+        <w:rPr>
+          <w:i/>
+          <w:iCs/>
           <w:lang w:val="en-IN"/>
         </w:rPr>
         <w:t xml:space="preserve">ORDER BY </w:t>
       </w:r>
-    </w:p>
-    <w:p>
-      <w:pPr>
-        <w:pStyle w:val="ListParagraph"/>
-        <w:rPr>
-          <w:lang w:val="en-IN"/>
-        </w:rPr>
-      </w:pPr>
-      <w:r>
-        <w:rPr>
-          <w:lang w:val="en-IN"/>
-        </w:rPr>
-        <w:t xml:space="preserve">    </w:t>
-      </w:r>
-      <w:proofErr w:type="spellStart"/>
-      <w:r>
-        <w:rPr>
+      <w:proofErr w:type="spellStart"/>
+      <w:r>
+        <w:rPr>
+          <w:i/>
+          <w:iCs/>
           <w:lang w:val="en-IN"/>
         </w:rPr>
         <w:t>department_name</w:t>
@@ -5803,19 +8741,17 @@
       <w:proofErr w:type="spellEnd"/>
       <w:r>
         <w:rPr>
-          <w:lang w:val="en-IN"/>
-        </w:rPr>
-        <w:t>,</w:t>
-      </w:r>
-      <w:r>
-        <w:rPr>
-          <w:lang w:val="en-IN"/>
-        </w:rPr>
-        <w:t xml:space="preserve"> </w:t>
-      </w:r>
-      <w:proofErr w:type="spellStart"/>
-      <w:r>
-        <w:rPr>
+          <w:i/>
+          <w:iCs/>
+          <w:lang w:val="en-IN"/>
+        </w:rPr>
+        <w:t xml:space="preserve">, </w:t>
+      </w:r>
+      <w:proofErr w:type="spellStart"/>
+      <w:r>
+        <w:rPr>
+          <w:i/>
+          <w:iCs/>
           <w:lang w:val="en-IN"/>
         </w:rPr>
         <w:t>joining_year</w:t>
@@ -5823,10 +8759,22 @@
       <w:proofErr w:type="spellEnd"/>
       <w:r>
         <w:rPr>
+          <w:i/>
+          <w:iCs/>
           <w:lang w:val="en-IN"/>
         </w:rPr>
         <w:t>;</w:t>
       </w:r>
+    </w:p>
+    <w:p>
+      <w:pPr>
+        <w:pStyle w:val="ListParagraph"/>
+        <w:rPr>
+          <w:i/>
+          <w:iCs/>
+          <w:lang w:val="en-IN"/>
+        </w:rPr>
+      </w:pPr>
     </w:p>
     <w:p>
       <w:pPr>
@@ -5905,6 +8853,132 @@
     <w:p>
       <w:pPr>
         <w:pStyle w:val="ListParagraph"/>
+        <w:rPr>
+          <w:b/>
+          <w:bCs/>
+          <w:lang w:val="en-IN"/>
+        </w:rPr>
+      </w:pPr>
+      <w:r>
+        <w:rPr>
+          <w:b/>
+          <w:bCs/>
+          <w:lang w:val="en-IN"/>
+        </w:rPr>
+        <w:t>ORACLE</w:t>
+      </w:r>
+    </w:p>
+    <w:p>
+      <w:pPr>
+        <w:pStyle w:val="ListParagraph"/>
+        <w:rPr>
+          <w:lang w:val="en-IN"/>
+        </w:rPr>
+      </w:pPr>
+      <w:r>
+        <w:rPr>
+          <w:lang w:val="en-IN"/>
+        </w:rPr>
+        <w:t>SELECT TO_</w:t>
+      </w:r>
+      <w:proofErr w:type="gramStart"/>
+      <w:r>
+        <w:rPr>
+          <w:lang w:val="en-IN"/>
+        </w:rPr>
+        <w:t>DATE(</w:t>
+      </w:r>
+      <w:proofErr w:type="gramEnd"/>
+      <w:r>
+        <w:rPr>
+          <w:lang w:val="en-IN"/>
+        </w:rPr>
+        <w:t xml:space="preserve">'15-01-2025', 'DD-MM-YYYY') AS </w:t>
+      </w:r>
+      <w:proofErr w:type="spellStart"/>
+      <w:r>
+        <w:rPr>
+          <w:lang w:val="en-IN"/>
+        </w:rPr>
+        <w:t>actual_date</w:t>
+      </w:r>
+      <w:proofErr w:type="spellEnd"/>
+      <w:r>
+        <w:rPr>
+          <w:lang w:val="en-IN"/>
+        </w:rPr>
+        <w:t xml:space="preserve"> </w:t>
+      </w:r>
+      <w:r>
+        <w:rPr>
+          <w:lang w:val="en-IN"/>
+        </w:rPr>
+        <w:t>FROM dual;</w:t>
+      </w:r>
+    </w:p>
+    <w:p>
+      <w:pPr>
+        <w:pStyle w:val="ListParagraph"/>
+        <w:rPr>
+          <w:b/>
+          <w:bCs/>
+          <w:lang w:val="en-IN"/>
+        </w:rPr>
+      </w:pPr>
+      <w:r>
+        <w:rPr>
+          <w:b/>
+          <w:bCs/>
+          <w:lang w:val="en-IN"/>
+        </w:rPr>
+        <w:t>MYSQL</w:t>
+      </w:r>
+    </w:p>
+    <w:p>
+      <w:pPr>
+        <w:pStyle w:val="ListParagraph"/>
+        <w:rPr>
+          <w:lang w:val="en-IN"/>
+        </w:rPr>
+      </w:pPr>
+      <w:r>
+        <w:rPr>
+          <w:lang w:val="en-IN"/>
+        </w:rPr>
+        <w:t>SELECT STR_TO_</w:t>
+      </w:r>
+      <w:proofErr w:type="gramStart"/>
+      <w:r>
+        <w:rPr>
+          <w:lang w:val="en-IN"/>
+        </w:rPr>
+        <w:t>DATE(</w:t>
+      </w:r>
+      <w:proofErr w:type="gramEnd"/>
+      <w:r>
+        <w:rPr>
+          <w:lang w:val="en-IN"/>
+        </w:rPr>
+        <w:t xml:space="preserve">'15-01-2025', '%d-%m-%Y') AS </w:t>
+      </w:r>
+      <w:proofErr w:type="spellStart"/>
+      <w:r>
+        <w:rPr>
+          <w:lang w:val="en-IN"/>
+        </w:rPr>
+        <w:t>actual_date</w:t>
+      </w:r>
+      <w:proofErr w:type="spellEnd"/>
+      <w:r>
+        <w:rPr>
+          <w:lang w:val="en-IN"/>
+        </w:rPr>
+        <w:t>;</w:t>
+      </w:r>
+    </w:p>
+    <w:p>
+      <w:pPr>
+        <w:pStyle w:val="ListParagraph"/>
         <w:numPr>
           <w:ilvl w:val="0"/>
           <w:numId w:val="3"/>
@@ -5917,28 +8991,1691 @@
         <w:rPr>
           <w:lang w:val="en-IN"/>
         </w:rPr>
+        <w:t xml:space="preserve">I have a table which contains date and sales made on that </w:t>
+      </w:r>
+      <w:proofErr w:type="gramStart"/>
+      <w:r>
+        <w:rPr>
+          <w:lang w:val="en-IN"/>
+        </w:rPr>
+        <w:t>date,</w:t>
+      </w:r>
+      <w:proofErr w:type="gramEnd"/>
+      <w:r>
+        <w:rPr>
+          <w:lang w:val="en-IN"/>
+        </w:rPr>
+        <w:t xml:space="preserve"> I want to find the sales </w:t>
+      </w:r>
+      <w:r>
+        <w:rPr>
+          <w:lang w:val="en-IN"/>
+        </w:rPr>
+        <w:t>in the months.</w:t>
+      </w:r>
+    </w:p>
+    <w:p>
+      <w:pPr>
+        <w:pStyle w:val="ListParagraph"/>
+        <w:rPr>
+          <w:b/>
+          <w:bCs/>
+          <w:lang w:val="en-IN"/>
+        </w:rPr>
+      </w:pPr>
+      <w:r>
+        <w:rPr>
+          <w:b/>
+          <w:bCs/>
+          <w:lang w:val="en-IN"/>
+        </w:rPr>
+        <w:t>ORACLE</w:t>
+      </w:r>
+    </w:p>
+    <w:p>
+      <w:pPr>
+        <w:pStyle w:val="ListParagraph"/>
+        <w:rPr>
+          <w:i/>
+          <w:iCs/>
+          <w:lang w:val="en-IN"/>
+        </w:rPr>
+      </w:pPr>
+      <w:r>
+        <w:rPr>
+          <w:i/>
+          <w:iCs/>
+          <w:lang w:val="en-IN"/>
+        </w:rPr>
+        <w:t xml:space="preserve">SELECT </w:t>
+      </w:r>
+    </w:p>
+    <w:p>
+      <w:pPr>
+        <w:pStyle w:val="ListParagraph"/>
+        <w:ind w:firstLine="720"/>
+        <w:rPr>
+          <w:i/>
+          <w:iCs/>
+          <w:lang w:val="en-IN"/>
+        </w:rPr>
+      </w:pPr>
+      <w:proofErr w:type="gramStart"/>
+      <w:r>
+        <w:rPr>
+          <w:i/>
+          <w:iCs/>
+          <w:lang w:val="en-IN"/>
+        </w:rPr>
+        <w:t>EXTRACT(</w:t>
+      </w:r>
+      <w:proofErr w:type="gramEnd"/>
+      <w:r>
+        <w:rPr>
+          <w:i/>
+          <w:iCs/>
+          <w:lang w:val="en-IN"/>
+        </w:rPr>
+        <w:t xml:space="preserve">YEAR FROM </w:t>
+      </w:r>
+      <w:proofErr w:type="spellStart"/>
+      <w:r>
+        <w:rPr>
+          <w:i/>
+          <w:iCs/>
+          <w:lang w:val="en-IN"/>
+        </w:rPr>
+        <w:t>sale_date</w:t>
+      </w:r>
+      <w:proofErr w:type="spellEnd"/>
+      <w:r>
+        <w:rPr>
+          <w:i/>
+          <w:iCs/>
+          <w:lang w:val="en-IN"/>
+        </w:rPr>
+        <w:t xml:space="preserve">)  AS </w:t>
+      </w:r>
+      <w:proofErr w:type="spellStart"/>
+      <w:r>
+        <w:rPr>
+          <w:i/>
+          <w:iCs/>
+          <w:lang w:val="en-IN"/>
+        </w:rPr>
+        <w:t>sale_year</w:t>
+      </w:r>
+      <w:proofErr w:type="spellEnd"/>
+      <w:r>
+        <w:rPr>
+          <w:i/>
+          <w:iCs/>
+          <w:lang w:val="en-IN"/>
+        </w:rPr>
+        <w:t>,</w:t>
+      </w:r>
+    </w:p>
+    <w:p>
+      <w:pPr>
+        <w:pStyle w:val="ListParagraph"/>
+        <w:ind w:firstLine="720"/>
+        <w:rPr>
+          <w:i/>
+          <w:iCs/>
+          <w:lang w:val="en-IN"/>
+        </w:rPr>
+      </w:pPr>
+      <w:proofErr w:type="gramStart"/>
+      <w:r>
+        <w:rPr>
+          <w:i/>
+          <w:iCs/>
+          <w:lang w:val="en-IN"/>
+        </w:rPr>
+        <w:t>EXTRACT(</w:t>
+      </w:r>
+      <w:proofErr w:type="gramEnd"/>
+      <w:r>
+        <w:rPr>
+          <w:i/>
+          <w:iCs/>
+          <w:lang w:val="en-IN"/>
+        </w:rPr>
+        <w:t xml:space="preserve">MONTH FROM </w:t>
+      </w:r>
+      <w:proofErr w:type="spellStart"/>
+      <w:r>
+        <w:rPr>
+          <w:i/>
+          <w:iCs/>
+          <w:lang w:val="en-IN"/>
+        </w:rPr>
+        <w:t>sale_date</w:t>
+      </w:r>
+      <w:proofErr w:type="spellEnd"/>
+      <w:r>
+        <w:rPr>
+          <w:i/>
+          <w:iCs/>
+          <w:lang w:val="en-IN"/>
+        </w:rPr>
+        <w:t xml:space="preserve">) AS </w:t>
+      </w:r>
+      <w:proofErr w:type="spellStart"/>
+      <w:r>
+        <w:rPr>
+          <w:i/>
+          <w:iCs/>
+          <w:lang w:val="en-IN"/>
+        </w:rPr>
+        <w:t>sale_month</w:t>
+      </w:r>
+      <w:proofErr w:type="spellEnd"/>
+      <w:r>
+        <w:rPr>
+          <w:i/>
+          <w:iCs/>
+          <w:lang w:val="en-IN"/>
+        </w:rPr>
+        <w:t>,</w:t>
+      </w:r>
+    </w:p>
+    <w:p>
+      <w:pPr>
+        <w:pStyle w:val="ListParagraph"/>
+        <w:ind w:firstLine="720"/>
+        <w:rPr>
+          <w:i/>
+          <w:iCs/>
+          <w:lang w:val="en-IN"/>
+        </w:rPr>
+      </w:pPr>
+      <w:proofErr w:type="gramStart"/>
+      <w:r>
+        <w:rPr>
+          <w:i/>
+          <w:iCs/>
+          <w:lang w:val="en-IN"/>
+        </w:rPr>
+        <w:t>SUM(</w:t>
+      </w:r>
+      <w:proofErr w:type="gramEnd"/>
+      <w:r>
+        <w:rPr>
+          <w:i/>
+          <w:iCs/>
+          <w:lang w:val="en-IN"/>
+        </w:rPr>
+        <w:t xml:space="preserve">amount) AS </w:t>
+      </w:r>
+      <w:proofErr w:type="spellStart"/>
+      <w:r>
+        <w:rPr>
+          <w:i/>
+          <w:iCs/>
+          <w:lang w:val="en-IN"/>
+        </w:rPr>
+        <w:t>total_sales</w:t>
+      </w:r>
+      <w:proofErr w:type="spellEnd"/>
+    </w:p>
+    <w:p>
+      <w:pPr>
+        <w:pStyle w:val="ListParagraph"/>
+        <w:rPr>
+          <w:i/>
+          <w:iCs/>
+          <w:lang w:val="en-IN"/>
+        </w:rPr>
+      </w:pPr>
+      <w:r>
+        <w:rPr>
+          <w:i/>
+          <w:iCs/>
+          <w:lang w:val="en-IN"/>
+        </w:rPr>
+        <w:t xml:space="preserve">FROM </w:t>
+      </w:r>
+      <w:proofErr w:type="spellStart"/>
+      <w:r>
+        <w:rPr>
+          <w:i/>
+          <w:iCs/>
+          <w:lang w:val="en-IN"/>
+        </w:rPr>
+        <w:t>sales_data</w:t>
+      </w:r>
+      <w:proofErr w:type="spellEnd"/>
+    </w:p>
+    <w:p>
+      <w:pPr>
+        <w:pStyle w:val="ListParagraph"/>
+        <w:rPr>
+          <w:i/>
+          <w:iCs/>
+          <w:lang w:val="en-IN"/>
+        </w:rPr>
+      </w:pPr>
+      <w:r>
+        <w:rPr>
+          <w:i/>
+          <w:iCs/>
+          <w:lang w:val="en-IN"/>
+        </w:rPr>
+        <w:t xml:space="preserve">GROUP BY </w:t>
+      </w:r>
+      <w:proofErr w:type="gramStart"/>
+      <w:r>
+        <w:rPr>
+          <w:i/>
+          <w:iCs/>
+          <w:lang w:val="en-IN"/>
+        </w:rPr>
+        <w:t>EXTRACT(</w:t>
+      </w:r>
+      <w:proofErr w:type="gramEnd"/>
+      <w:r>
+        <w:rPr>
+          <w:i/>
+          <w:iCs/>
+          <w:lang w:val="en-IN"/>
+        </w:rPr>
+        <w:t xml:space="preserve">YEAR FROM </w:t>
+      </w:r>
+      <w:proofErr w:type="spellStart"/>
+      <w:r>
+        <w:rPr>
+          <w:i/>
+          <w:iCs/>
+          <w:lang w:val="en-IN"/>
+        </w:rPr>
+        <w:t>sale_date</w:t>
+      </w:r>
+      <w:proofErr w:type="spellEnd"/>
+      <w:r>
+        <w:rPr>
+          <w:i/>
+          <w:iCs/>
+          <w:lang w:val="en-IN"/>
+        </w:rPr>
+        <w:t>),</w:t>
+      </w:r>
+      <w:r>
+        <w:rPr>
+          <w:i/>
+          <w:iCs/>
+          <w:lang w:val="en-IN"/>
+        </w:rPr>
+        <w:t xml:space="preserve"> </w:t>
+      </w:r>
+      <w:r>
+        <w:rPr>
+          <w:i/>
+          <w:iCs/>
+          <w:lang w:val="en-IN"/>
+        </w:rPr>
+        <w:t xml:space="preserve">EXTRACT(MONTH FROM </w:t>
+      </w:r>
+      <w:proofErr w:type="spellStart"/>
+      <w:r>
+        <w:rPr>
+          <w:i/>
+          <w:iCs/>
+          <w:lang w:val="en-IN"/>
+        </w:rPr>
+        <w:t>sale_date</w:t>
+      </w:r>
+      <w:proofErr w:type="spellEnd"/>
+      <w:r>
+        <w:rPr>
+          <w:i/>
+          <w:iCs/>
+          <w:lang w:val="en-IN"/>
+        </w:rPr>
+        <w:t>)</w:t>
+      </w:r>
+    </w:p>
+    <w:p>
+      <w:pPr>
+        <w:pStyle w:val="ListParagraph"/>
+        <w:rPr>
+          <w:i/>
+          <w:iCs/>
+          <w:lang w:val="en-IN"/>
+        </w:rPr>
+      </w:pPr>
+      <w:r>
+        <w:rPr>
+          <w:i/>
+          <w:iCs/>
+          <w:lang w:val="en-IN"/>
+        </w:rPr>
+        <w:t xml:space="preserve">ORDER BY </w:t>
+      </w:r>
+      <w:proofErr w:type="spellStart"/>
+      <w:r>
+        <w:rPr>
+          <w:i/>
+          <w:iCs/>
+          <w:lang w:val="en-IN"/>
+        </w:rPr>
+        <w:t>sale_year</w:t>
+      </w:r>
+      <w:proofErr w:type="spellEnd"/>
+      <w:r>
+        <w:rPr>
+          <w:i/>
+          <w:iCs/>
+          <w:lang w:val="en-IN"/>
+        </w:rPr>
+        <w:t xml:space="preserve">, </w:t>
+      </w:r>
+      <w:proofErr w:type="spellStart"/>
+      <w:r>
+        <w:rPr>
+          <w:i/>
+          <w:iCs/>
+          <w:lang w:val="en-IN"/>
+        </w:rPr>
+        <w:t>sale_month</w:t>
+      </w:r>
+      <w:proofErr w:type="spellEnd"/>
+      <w:r>
+        <w:rPr>
+          <w:i/>
+          <w:iCs/>
+          <w:lang w:val="en-IN"/>
+        </w:rPr>
+        <w:t>;</w:t>
+      </w:r>
+    </w:p>
+    <w:p>
+      <w:pPr>
+        <w:pStyle w:val="ListParagraph"/>
+        <w:rPr>
+          <w:lang w:val="en-IN"/>
+        </w:rPr>
+      </w:pPr>
+      <w:r>
+        <w:rPr>
+          <w:lang w:val="en-IN"/>
+        </w:rPr>
+        <w:t>If you want Month Name (Oracle)</w:t>
+      </w:r>
+    </w:p>
+    <w:p>
+      <w:pPr>
+        <w:pStyle w:val="ListParagraph"/>
+        <w:rPr>
+          <w:i/>
+          <w:iCs/>
+          <w:lang w:val="en-IN"/>
+        </w:rPr>
+      </w:pPr>
+      <w:r>
+        <w:rPr>
+          <w:i/>
+          <w:iCs/>
+          <w:lang w:val="en-IN"/>
+        </w:rPr>
+        <w:t xml:space="preserve">SELECT </w:t>
+      </w:r>
+    </w:p>
+    <w:p>
+      <w:pPr>
+        <w:pStyle w:val="ListParagraph"/>
+        <w:ind w:firstLine="720"/>
+        <w:rPr>
+          <w:i/>
+          <w:iCs/>
+          <w:lang w:val="en-IN"/>
+        </w:rPr>
+      </w:pPr>
+      <w:r>
+        <w:rPr>
+          <w:i/>
+          <w:iCs/>
+          <w:lang w:val="en-IN"/>
+        </w:rPr>
+        <w:t>TO_</w:t>
+      </w:r>
+      <w:proofErr w:type="gramStart"/>
+      <w:r>
+        <w:rPr>
+          <w:i/>
+          <w:iCs/>
+          <w:lang w:val="en-IN"/>
+        </w:rPr>
+        <w:t>CHAR(</w:t>
+      </w:r>
+      <w:proofErr w:type="spellStart"/>
+      <w:proofErr w:type="gramEnd"/>
+      <w:r>
+        <w:rPr>
+          <w:i/>
+          <w:iCs/>
+          <w:lang w:val="en-IN"/>
+        </w:rPr>
+        <w:t>sale_date</w:t>
+      </w:r>
+      <w:proofErr w:type="spellEnd"/>
+      <w:r>
+        <w:rPr>
+          <w:i/>
+          <w:iCs/>
+          <w:lang w:val="en-IN"/>
+        </w:rPr>
+        <w:t xml:space="preserve">, 'YYYY') AS </w:t>
+      </w:r>
+      <w:proofErr w:type="spellStart"/>
+      <w:r>
+        <w:rPr>
+          <w:i/>
+          <w:iCs/>
+          <w:lang w:val="en-IN"/>
+        </w:rPr>
+        <w:t>sale_year</w:t>
+      </w:r>
+      <w:proofErr w:type="spellEnd"/>
+      <w:r>
+        <w:rPr>
+          <w:i/>
+          <w:iCs/>
+          <w:lang w:val="en-IN"/>
+        </w:rPr>
+        <w:t>,</w:t>
+      </w:r>
+    </w:p>
+    <w:p>
+      <w:pPr>
+        <w:pStyle w:val="ListParagraph"/>
+        <w:ind w:firstLine="720"/>
+        <w:rPr>
+          <w:i/>
+          <w:iCs/>
+          <w:lang w:val="en-IN"/>
+        </w:rPr>
+      </w:pPr>
+      <w:r>
+        <w:rPr>
+          <w:i/>
+          <w:iCs/>
+          <w:lang w:val="en-IN"/>
+        </w:rPr>
+        <w:t>TO_</w:t>
+      </w:r>
+      <w:proofErr w:type="gramStart"/>
+      <w:r>
+        <w:rPr>
+          <w:i/>
+          <w:iCs/>
+          <w:lang w:val="en-IN"/>
+        </w:rPr>
+        <w:t>CHAR(</w:t>
+      </w:r>
+      <w:proofErr w:type="spellStart"/>
+      <w:proofErr w:type="gramEnd"/>
+      <w:r>
+        <w:rPr>
+          <w:i/>
+          <w:iCs/>
+          <w:lang w:val="en-IN"/>
+        </w:rPr>
+        <w:t>sale_date</w:t>
+      </w:r>
+      <w:proofErr w:type="spellEnd"/>
+      <w:r>
+        <w:rPr>
+          <w:i/>
+          <w:iCs/>
+          <w:lang w:val="en-IN"/>
+        </w:rPr>
+        <w:t xml:space="preserve">, 'Mon')  AS </w:t>
+      </w:r>
+      <w:proofErr w:type="spellStart"/>
+      <w:r>
+        <w:rPr>
+          <w:i/>
+          <w:iCs/>
+          <w:lang w:val="en-IN"/>
+        </w:rPr>
+        <w:t>sale_month</w:t>
+      </w:r>
+      <w:proofErr w:type="spellEnd"/>
+      <w:r>
+        <w:rPr>
+          <w:i/>
+          <w:iCs/>
+          <w:lang w:val="en-IN"/>
+        </w:rPr>
+        <w:t>,</w:t>
+      </w:r>
+    </w:p>
+    <w:p>
+      <w:pPr>
+        <w:pStyle w:val="ListParagraph"/>
+        <w:ind w:firstLine="720"/>
+        <w:rPr>
+          <w:i/>
+          <w:iCs/>
+          <w:lang w:val="en-IN"/>
+        </w:rPr>
+      </w:pPr>
+      <w:proofErr w:type="gramStart"/>
+      <w:r>
+        <w:rPr>
+          <w:i/>
+          <w:iCs/>
+          <w:lang w:val="en-IN"/>
+        </w:rPr>
+        <w:t>SUM(</w:t>
+      </w:r>
+      <w:proofErr w:type="gramEnd"/>
+      <w:r>
+        <w:rPr>
+          <w:i/>
+          <w:iCs/>
+          <w:lang w:val="en-IN"/>
+        </w:rPr>
+        <w:t xml:space="preserve">amount) AS </w:t>
+      </w:r>
+      <w:proofErr w:type="spellStart"/>
+      <w:r>
+        <w:rPr>
+          <w:i/>
+          <w:iCs/>
+          <w:lang w:val="en-IN"/>
+        </w:rPr>
+        <w:t>total_sales</w:t>
+      </w:r>
+      <w:proofErr w:type="spellEnd"/>
+    </w:p>
+    <w:p>
+      <w:pPr>
+        <w:pStyle w:val="ListParagraph"/>
+        <w:rPr>
+          <w:i/>
+          <w:iCs/>
+          <w:lang w:val="en-IN"/>
+        </w:rPr>
+      </w:pPr>
+      <w:r>
+        <w:rPr>
+          <w:i/>
+          <w:iCs/>
+          <w:lang w:val="en-IN"/>
+        </w:rPr>
+        <w:t xml:space="preserve">FROM </w:t>
+      </w:r>
+      <w:proofErr w:type="spellStart"/>
+      <w:r>
+        <w:rPr>
+          <w:i/>
+          <w:iCs/>
+          <w:lang w:val="en-IN"/>
+        </w:rPr>
+        <w:t>sales_data</w:t>
+      </w:r>
+      <w:proofErr w:type="spellEnd"/>
+    </w:p>
+    <w:p>
+      <w:pPr>
+        <w:pStyle w:val="ListParagraph"/>
+        <w:rPr>
+          <w:i/>
+          <w:iCs/>
+          <w:lang w:val="en-IN"/>
+        </w:rPr>
+      </w:pPr>
+      <w:r>
+        <w:rPr>
+          <w:i/>
+          <w:iCs/>
+          <w:lang w:val="en-IN"/>
+        </w:rPr>
+        <w:t xml:space="preserve">GROUP </w:t>
+      </w:r>
+      <w:proofErr w:type="gramStart"/>
+      <w:r>
+        <w:rPr>
+          <w:i/>
+          <w:iCs/>
+          <w:lang w:val="en-IN"/>
+        </w:rPr>
+        <w:t xml:space="preserve">BY </w:t>
+      </w:r>
+      <w:r>
+        <w:rPr>
+          <w:i/>
+          <w:iCs/>
+          <w:lang w:val="en-IN"/>
+        </w:rPr>
+        <w:t xml:space="preserve"> </w:t>
+      </w:r>
+      <w:r>
+        <w:rPr>
+          <w:i/>
+          <w:iCs/>
+          <w:lang w:val="en-IN"/>
+        </w:rPr>
+        <w:t>TO</w:t>
+      </w:r>
+      <w:proofErr w:type="gramEnd"/>
+      <w:r>
+        <w:rPr>
+          <w:i/>
+          <w:iCs/>
+          <w:lang w:val="en-IN"/>
+        </w:rPr>
+        <w:t>_CHAR(</w:t>
+      </w:r>
+      <w:proofErr w:type="spellStart"/>
+      <w:r>
+        <w:rPr>
+          <w:i/>
+          <w:iCs/>
+          <w:lang w:val="en-IN"/>
+        </w:rPr>
+        <w:t>sale_date</w:t>
+      </w:r>
+      <w:proofErr w:type="spellEnd"/>
+      <w:r>
+        <w:rPr>
+          <w:i/>
+          <w:iCs/>
+          <w:lang w:val="en-IN"/>
+        </w:rPr>
+        <w:t>, 'YYYY'),</w:t>
+      </w:r>
+      <w:r>
+        <w:rPr>
+          <w:i/>
+          <w:iCs/>
+          <w:lang w:val="en-IN"/>
+        </w:rPr>
+        <w:t xml:space="preserve"> </w:t>
+      </w:r>
+      <w:r>
+        <w:rPr>
+          <w:i/>
+          <w:iCs/>
+          <w:lang w:val="en-IN"/>
+        </w:rPr>
+        <w:t>TO_CHAR(</w:t>
+      </w:r>
+      <w:proofErr w:type="spellStart"/>
+      <w:r>
+        <w:rPr>
+          <w:i/>
+          <w:iCs/>
+          <w:lang w:val="en-IN"/>
+        </w:rPr>
+        <w:t>sale_date</w:t>
+      </w:r>
+      <w:proofErr w:type="spellEnd"/>
+      <w:r>
+        <w:rPr>
+          <w:i/>
+          <w:iCs/>
+          <w:lang w:val="en-IN"/>
+        </w:rPr>
+        <w:t>, 'Mon')</w:t>
+      </w:r>
+    </w:p>
+    <w:p>
+      <w:pPr>
+        <w:pStyle w:val="ListParagraph"/>
+        <w:rPr>
+          <w:i/>
+          <w:iCs/>
+          <w:lang w:val="en-IN"/>
+        </w:rPr>
+      </w:pPr>
+      <w:r>
+        <w:rPr>
+          <w:i/>
+          <w:iCs/>
+          <w:lang w:val="en-IN"/>
+        </w:rPr>
+        <w:t xml:space="preserve">ORDER BY </w:t>
+      </w:r>
+      <w:proofErr w:type="spellStart"/>
+      <w:r>
+        <w:rPr>
+          <w:i/>
+          <w:iCs/>
+          <w:lang w:val="en-IN"/>
+        </w:rPr>
+        <w:t>sale_year</w:t>
+      </w:r>
+      <w:proofErr w:type="spellEnd"/>
+      <w:r>
+        <w:rPr>
+          <w:i/>
+          <w:iCs/>
+          <w:lang w:val="en-IN"/>
+        </w:rPr>
+        <w:t xml:space="preserve">, </w:t>
+      </w:r>
+      <w:proofErr w:type="spellStart"/>
+      <w:r>
+        <w:rPr>
+          <w:i/>
+          <w:iCs/>
+          <w:lang w:val="en-IN"/>
+        </w:rPr>
+        <w:t>sale_month</w:t>
+      </w:r>
+      <w:proofErr w:type="spellEnd"/>
+      <w:r>
+        <w:rPr>
+          <w:i/>
+          <w:iCs/>
+          <w:lang w:val="en-IN"/>
+        </w:rPr>
+        <w:t>;</w:t>
+      </w:r>
+    </w:p>
+    <w:p>
+      <w:pPr>
+        <w:pStyle w:val="ListParagraph"/>
+        <w:rPr>
+          <w:b/>
+          <w:bCs/>
+          <w:lang w:val="en-IN"/>
+        </w:rPr>
+      </w:pPr>
+      <w:r>
+        <w:rPr>
+          <w:b/>
+          <w:bCs/>
+          <w:lang w:val="en-IN"/>
+        </w:rPr>
+        <w:t>MYSQL</w:t>
+      </w:r>
+    </w:p>
+    <w:p>
+      <w:pPr>
+        <w:pStyle w:val="ListParagraph"/>
+        <w:rPr>
+          <w:i/>
+          <w:iCs/>
+          <w:lang w:val="en-IN"/>
+        </w:rPr>
+      </w:pPr>
+      <w:r>
+        <w:rPr>
+          <w:i/>
+          <w:iCs/>
+          <w:lang w:val="en-IN"/>
+        </w:rPr>
+        <w:t xml:space="preserve">SELECT </w:t>
+      </w:r>
+    </w:p>
+    <w:p>
+      <w:pPr>
+        <w:pStyle w:val="ListParagraph"/>
+        <w:ind w:firstLine="720"/>
+        <w:rPr>
+          <w:i/>
+          <w:iCs/>
+          <w:lang w:val="en-IN"/>
+        </w:rPr>
+      </w:pPr>
+      <w:proofErr w:type="gramStart"/>
+      <w:r>
+        <w:rPr>
+          <w:i/>
+          <w:iCs/>
+          <w:lang w:val="en-IN"/>
+        </w:rPr>
+        <w:t>YEAR(</w:t>
+      </w:r>
+      <w:proofErr w:type="spellStart"/>
+      <w:proofErr w:type="gramEnd"/>
+      <w:r>
+        <w:rPr>
+          <w:i/>
+          <w:iCs/>
+          <w:lang w:val="en-IN"/>
+        </w:rPr>
+        <w:t>sale_date</w:t>
+      </w:r>
+      <w:proofErr w:type="spellEnd"/>
+      <w:r>
+        <w:rPr>
+          <w:i/>
+          <w:iCs/>
+          <w:lang w:val="en-IN"/>
+        </w:rPr>
+        <w:t xml:space="preserve">)  AS </w:t>
+      </w:r>
+      <w:proofErr w:type="spellStart"/>
+      <w:r>
+        <w:rPr>
+          <w:i/>
+          <w:iCs/>
+          <w:lang w:val="en-IN"/>
+        </w:rPr>
+        <w:t>sale_year</w:t>
+      </w:r>
+      <w:proofErr w:type="spellEnd"/>
+      <w:r>
+        <w:rPr>
+          <w:i/>
+          <w:iCs/>
+          <w:lang w:val="en-IN"/>
+        </w:rPr>
+        <w:t>,</w:t>
+      </w:r>
+    </w:p>
+    <w:p>
+      <w:pPr>
+        <w:pStyle w:val="ListParagraph"/>
+        <w:ind w:firstLine="720"/>
+        <w:rPr>
+          <w:i/>
+          <w:iCs/>
+          <w:lang w:val="en-IN"/>
+        </w:rPr>
+      </w:pPr>
+      <w:proofErr w:type="gramStart"/>
+      <w:r>
+        <w:rPr>
+          <w:i/>
+          <w:iCs/>
+          <w:lang w:val="en-IN"/>
+        </w:rPr>
+        <w:t>MONTH(</w:t>
+      </w:r>
+      <w:proofErr w:type="spellStart"/>
+      <w:proofErr w:type="gramEnd"/>
+      <w:r>
+        <w:rPr>
+          <w:i/>
+          <w:iCs/>
+          <w:lang w:val="en-IN"/>
+        </w:rPr>
+        <w:t>sale_date</w:t>
+      </w:r>
+      <w:proofErr w:type="spellEnd"/>
+      <w:r>
+        <w:rPr>
+          <w:i/>
+          <w:iCs/>
+          <w:lang w:val="en-IN"/>
+        </w:rPr>
+        <w:t xml:space="preserve">) AS </w:t>
+      </w:r>
+      <w:proofErr w:type="spellStart"/>
+      <w:r>
+        <w:rPr>
+          <w:i/>
+          <w:iCs/>
+          <w:lang w:val="en-IN"/>
+        </w:rPr>
+        <w:t>sale_month</w:t>
+      </w:r>
+      <w:proofErr w:type="spellEnd"/>
+      <w:r>
+        <w:rPr>
+          <w:i/>
+          <w:iCs/>
+          <w:lang w:val="en-IN"/>
+        </w:rPr>
+        <w:t>,</w:t>
+      </w:r>
+    </w:p>
+    <w:p>
+      <w:pPr>
+        <w:pStyle w:val="ListParagraph"/>
+        <w:ind w:firstLine="720"/>
+        <w:rPr>
+          <w:i/>
+          <w:iCs/>
+          <w:lang w:val="en-IN"/>
+        </w:rPr>
+      </w:pPr>
+      <w:proofErr w:type="gramStart"/>
+      <w:r>
+        <w:rPr>
+          <w:i/>
+          <w:iCs/>
+          <w:lang w:val="en-IN"/>
+        </w:rPr>
+        <w:t>SUM(</w:t>
+      </w:r>
+      <w:proofErr w:type="gramEnd"/>
+      <w:r>
+        <w:rPr>
+          <w:i/>
+          <w:iCs/>
+          <w:lang w:val="en-IN"/>
+        </w:rPr>
+        <w:t xml:space="preserve">amount) AS </w:t>
+      </w:r>
+      <w:proofErr w:type="spellStart"/>
+      <w:r>
+        <w:rPr>
+          <w:i/>
+          <w:iCs/>
+          <w:lang w:val="en-IN"/>
+        </w:rPr>
+        <w:t>total_sales</w:t>
+      </w:r>
+      <w:proofErr w:type="spellEnd"/>
+    </w:p>
+    <w:p>
+      <w:pPr>
+        <w:pStyle w:val="ListParagraph"/>
+        <w:rPr>
+          <w:i/>
+          <w:iCs/>
+          <w:lang w:val="en-IN"/>
+        </w:rPr>
+      </w:pPr>
+      <w:r>
+        <w:rPr>
+          <w:i/>
+          <w:iCs/>
+          <w:lang w:val="en-IN"/>
+        </w:rPr>
+        <w:t xml:space="preserve">FROM </w:t>
+      </w:r>
+      <w:proofErr w:type="spellStart"/>
+      <w:r>
+        <w:rPr>
+          <w:i/>
+          <w:iCs/>
+          <w:lang w:val="en-IN"/>
+        </w:rPr>
+        <w:t>sales_data</w:t>
+      </w:r>
+      <w:proofErr w:type="spellEnd"/>
+    </w:p>
+    <w:p>
+      <w:pPr>
+        <w:pStyle w:val="ListParagraph"/>
+        <w:rPr>
+          <w:i/>
+          <w:iCs/>
+          <w:lang w:val="en-IN"/>
+        </w:rPr>
+      </w:pPr>
+      <w:r>
+        <w:rPr>
+          <w:i/>
+          <w:iCs/>
+          <w:lang w:val="en-IN"/>
+        </w:rPr>
         <w:lastRenderedPageBreak/>
-        <w:t xml:space="preserve">I have a table which contains date and sales made on that </w:t>
+        <w:t xml:space="preserve">GROUP BY </w:t>
       </w:r>
       <w:proofErr w:type="gramStart"/>
       <w:r>
         <w:rPr>
-          <w:lang w:val="en-IN"/>
-        </w:rPr>
-        <w:t>date,</w:t>
-      </w:r>
+          <w:i/>
+          <w:iCs/>
+          <w:lang w:val="en-IN"/>
+        </w:rPr>
+        <w:t>YEAR(</w:t>
+      </w:r>
+      <w:proofErr w:type="spellStart"/>
       <w:proofErr w:type="gramEnd"/>
       <w:r>
         <w:rPr>
-          <w:lang w:val="en-IN"/>
-        </w:rPr>
-        <w:t xml:space="preserve"> I want to find the sales </w:t>
-      </w:r>
-      <w:r>
-        <w:rPr>
-          <w:lang w:val="en-IN"/>
-        </w:rPr>
-        <w:t>in the months.</w:t>
+          <w:i/>
+          <w:iCs/>
+          <w:lang w:val="en-IN"/>
+        </w:rPr>
+        <w:t>sale_date</w:t>
+      </w:r>
+      <w:proofErr w:type="spellEnd"/>
+      <w:r>
+        <w:rPr>
+          <w:i/>
+          <w:iCs/>
+          <w:lang w:val="en-IN"/>
+        </w:rPr>
+        <w:t>),</w:t>
+      </w:r>
+      <w:r>
+        <w:rPr>
+          <w:i/>
+          <w:iCs/>
+          <w:lang w:val="en-IN"/>
+        </w:rPr>
+        <w:t xml:space="preserve"> </w:t>
+      </w:r>
+      <w:r>
+        <w:rPr>
+          <w:i/>
+          <w:iCs/>
+          <w:lang w:val="en-IN"/>
+        </w:rPr>
+        <w:t>MONTH(</w:t>
+      </w:r>
+      <w:proofErr w:type="spellStart"/>
+      <w:r>
+        <w:rPr>
+          <w:i/>
+          <w:iCs/>
+          <w:lang w:val="en-IN"/>
+        </w:rPr>
+        <w:t>sale_date</w:t>
+      </w:r>
+      <w:proofErr w:type="spellEnd"/>
+      <w:r>
+        <w:rPr>
+          <w:i/>
+          <w:iCs/>
+          <w:lang w:val="en-IN"/>
+        </w:rPr>
+        <w:t>)</w:t>
+      </w:r>
+    </w:p>
+    <w:p>
+      <w:pPr>
+        <w:pStyle w:val="ListParagraph"/>
+        <w:rPr>
+          <w:i/>
+          <w:iCs/>
+          <w:lang w:val="en-IN"/>
+        </w:rPr>
+      </w:pPr>
+      <w:r>
+        <w:rPr>
+          <w:i/>
+          <w:iCs/>
+          <w:lang w:val="en-IN"/>
+        </w:rPr>
+        <w:t xml:space="preserve">ORDER BY </w:t>
+      </w:r>
+      <w:proofErr w:type="spellStart"/>
+      <w:r>
+        <w:rPr>
+          <w:i/>
+          <w:iCs/>
+          <w:lang w:val="en-IN"/>
+        </w:rPr>
+        <w:t>sale_year</w:t>
+      </w:r>
+      <w:proofErr w:type="spellEnd"/>
+      <w:r>
+        <w:rPr>
+          <w:i/>
+          <w:iCs/>
+          <w:lang w:val="en-IN"/>
+        </w:rPr>
+        <w:t xml:space="preserve">, </w:t>
+      </w:r>
+      <w:proofErr w:type="spellStart"/>
+      <w:r>
+        <w:rPr>
+          <w:i/>
+          <w:iCs/>
+          <w:lang w:val="en-IN"/>
+        </w:rPr>
+        <w:t>sale_month</w:t>
+      </w:r>
+      <w:proofErr w:type="spellEnd"/>
+      <w:r>
+        <w:rPr>
+          <w:i/>
+          <w:iCs/>
+          <w:lang w:val="en-IN"/>
+        </w:rPr>
+        <w:t>;</w:t>
+      </w:r>
+    </w:p>
+    <w:p>
+      <w:pPr>
+        <w:pStyle w:val="ListParagraph"/>
+        <w:rPr>
+          <w:lang w:val="en-IN"/>
+        </w:rPr>
+      </w:pPr>
+      <w:r>
+        <w:rPr>
+          <w:lang w:val="en-IN"/>
+        </w:rPr>
+        <w:t>If you want Month Name (</w:t>
+      </w:r>
+      <w:proofErr w:type="spellStart"/>
+      <w:r>
+        <w:rPr>
+          <w:lang w:val="en-IN"/>
+        </w:rPr>
+        <w:t>MySQL</w:t>
+      </w:r>
+      <w:proofErr w:type="spellEnd"/>
+      <w:r>
+        <w:rPr>
+          <w:lang w:val="en-IN"/>
+        </w:rPr>
+        <w:t>)</w:t>
+      </w:r>
+    </w:p>
+    <w:p>
+      <w:pPr>
+        <w:pStyle w:val="ListParagraph"/>
+        <w:rPr>
+          <w:i/>
+          <w:iCs/>
+          <w:lang w:val="en-IN"/>
+        </w:rPr>
+      </w:pPr>
+      <w:r>
+        <w:rPr>
+          <w:i/>
+          <w:iCs/>
+          <w:lang w:val="en-IN"/>
+        </w:rPr>
+        <w:t xml:space="preserve">SELECT </w:t>
+      </w:r>
+    </w:p>
+    <w:p>
+      <w:pPr>
+        <w:pStyle w:val="ListParagraph"/>
+        <w:ind w:firstLine="720"/>
+        <w:rPr>
+          <w:i/>
+          <w:iCs/>
+          <w:lang w:val="en-IN"/>
+        </w:rPr>
+      </w:pPr>
+      <w:proofErr w:type="gramStart"/>
+      <w:r>
+        <w:rPr>
+          <w:i/>
+          <w:iCs/>
+          <w:lang w:val="en-IN"/>
+        </w:rPr>
+        <w:t>YEAR(</w:t>
+      </w:r>
+      <w:proofErr w:type="spellStart"/>
+      <w:proofErr w:type="gramEnd"/>
+      <w:r>
+        <w:rPr>
+          <w:i/>
+          <w:iCs/>
+          <w:lang w:val="en-IN"/>
+        </w:rPr>
+        <w:t>sale_date</w:t>
+      </w:r>
+      <w:proofErr w:type="spellEnd"/>
+      <w:r>
+        <w:rPr>
+          <w:i/>
+          <w:iCs/>
+          <w:lang w:val="en-IN"/>
+        </w:rPr>
+        <w:t xml:space="preserve">) AS </w:t>
+      </w:r>
+      <w:proofErr w:type="spellStart"/>
+      <w:r>
+        <w:rPr>
+          <w:i/>
+          <w:iCs/>
+          <w:lang w:val="en-IN"/>
+        </w:rPr>
+        <w:t>sale_year</w:t>
+      </w:r>
+      <w:proofErr w:type="spellEnd"/>
+      <w:r>
+        <w:rPr>
+          <w:i/>
+          <w:iCs/>
+          <w:lang w:val="en-IN"/>
+        </w:rPr>
+        <w:t>,</w:t>
+      </w:r>
+    </w:p>
+    <w:p>
+      <w:pPr>
+        <w:pStyle w:val="ListParagraph"/>
+        <w:ind w:firstLine="720"/>
+        <w:rPr>
+          <w:i/>
+          <w:iCs/>
+          <w:lang w:val="en-IN"/>
+        </w:rPr>
+      </w:pPr>
+      <w:proofErr w:type="gramStart"/>
+      <w:r>
+        <w:rPr>
+          <w:i/>
+          <w:iCs/>
+          <w:lang w:val="en-IN"/>
+        </w:rPr>
+        <w:t>MONTHNAME(</w:t>
+      </w:r>
+      <w:proofErr w:type="spellStart"/>
+      <w:proofErr w:type="gramEnd"/>
+      <w:r>
+        <w:rPr>
+          <w:i/>
+          <w:iCs/>
+          <w:lang w:val="en-IN"/>
+        </w:rPr>
+        <w:t>sale_date</w:t>
+      </w:r>
+      <w:proofErr w:type="spellEnd"/>
+      <w:r>
+        <w:rPr>
+          <w:i/>
+          <w:iCs/>
+          <w:lang w:val="en-IN"/>
+        </w:rPr>
+        <w:t xml:space="preserve">) AS </w:t>
+      </w:r>
+      <w:proofErr w:type="spellStart"/>
+      <w:r>
+        <w:rPr>
+          <w:i/>
+          <w:iCs/>
+          <w:lang w:val="en-IN"/>
+        </w:rPr>
+        <w:t>sale_month</w:t>
+      </w:r>
+      <w:proofErr w:type="spellEnd"/>
+      <w:r>
+        <w:rPr>
+          <w:i/>
+          <w:iCs/>
+          <w:lang w:val="en-IN"/>
+        </w:rPr>
+        <w:t>,</w:t>
+      </w:r>
+    </w:p>
+    <w:p>
+      <w:pPr>
+        <w:pStyle w:val="ListParagraph"/>
+        <w:ind w:firstLine="720"/>
+        <w:rPr>
+          <w:i/>
+          <w:iCs/>
+          <w:lang w:val="en-IN"/>
+        </w:rPr>
+      </w:pPr>
+      <w:proofErr w:type="gramStart"/>
+      <w:r>
+        <w:rPr>
+          <w:i/>
+          <w:iCs/>
+          <w:lang w:val="en-IN"/>
+        </w:rPr>
+        <w:t>SUM(</w:t>
+      </w:r>
+      <w:proofErr w:type="gramEnd"/>
+      <w:r>
+        <w:rPr>
+          <w:i/>
+          <w:iCs/>
+          <w:lang w:val="en-IN"/>
+        </w:rPr>
+        <w:t xml:space="preserve">amount) AS </w:t>
+      </w:r>
+      <w:proofErr w:type="spellStart"/>
+      <w:r>
+        <w:rPr>
+          <w:i/>
+          <w:iCs/>
+          <w:lang w:val="en-IN"/>
+        </w:rPr>
+        <w:t>total_sales</w:t>
+      </w:r>
+      <w:proofErr w:type="spellEnd"/>
+    </w:p>
+    <w:p>
+      <w:pPr>
+        <w:pStyle w:val="ListParagraph"/>
+        <w:rPr>
+          <w:i/>
+          <w:iCs/>
+          <w:lang w:val="en-IN"/>
+        </w:rPr>
+      </w:pPr>
+      <w:r>
+        <w:rPr>
+          <w:i/>
+          <w:iCs/>
+          <w:lang w:val="en-IN"/>
+        </w:rPr>
+        <w:t xml:space="preserve">FROM </w:t>
+      </w:r>
+      <w:proofErr w:type="spellStart"/>
+      <w:r>
+        <w:rPr>
+          <w:i/>
+          <w:iCs/>
+          <w:lang w:val="en-IN"/>
+        </w:rPr>
+        <w:t>sales_data</w:t>
+      </w:r>
+      <w:proofErr w:type="spellEnd"/>
+    </w:p>
+    <w:p>
+      <w:pPr>
+        <w:pStyle w:val="ListParagraph"/>
+        <w:rPr>
+          <w:i/>
+          <w:iCs/>
+          <w:lang w:val="en-IN"/>
+        </w:rPr>
+      </w:pPr>
+      <w:r>
+        <w:rPr>
+          <w:i/>
+          <w:iCs/>
+          <w:lang w:val="en-IN"/>
+        </w:rPr>
+        <w:t xml:space="preserve">GROUP BY </w:t>
+      </w:r>
+      <w:proofErr w:type="gramStart"/>
+      <w:r>
+        <w:rPr>
+          <w:i/>
+          <w:iCs/>
+          <w:lang w:val="en-IN"/>
+        </w:rPr>
+        <w:t>YEAR(</w:t>
+      </w:r>
+      <w:proofErr w:type="spellStart"/>
+      <w:proofErr w:type="gramEnd"/>
+      <w:r>
+        <w:rPr>
+          <w:i/>
+          <w:iCs/>
+          <w:lang w:val="en-IN"/>
+        </w:rPr>
+        <w:t>sale_date</w:t>
+      </w:r>
+      <w:proofErr w:type="spellEnd"/>
+      <w:r>
+        <w:rPr>
+          <w:i/>
+          <w:iCs/>
+          <w:lang w:val="en-IN"/>
+        </w:rPr>
+        <w:t>),</w:t>
+      </w:r>
+      <w:r>
+        <w:rPr>
+          <w:i/>
+          <w:iCs/>
+          <w:lang w:val="en-IN"/>
+        </w:rPr>
+        <w:t xml:space="preserve"> </w:t>
+      </w:r>
+      <w:r>
+        <w:rPr>
+          <w:i/>
+          <w:iCs/>
+          <w:lang w:val="en-IN"/>
+        </w:rPr>
+        <w:t>MONTHNAME(</w:t>
+      </w:r>
+      <w:proofErr w:type="spellStart"/>
+      <w:r>
+        <w:rPr>
+          <w:i/>
+          <w:iCs/>
+          <w:lang w:val="en-IN"/>
+        </w:rPr>
+        <w:t>sale_date</w:t>
+      </w:r>
+      <w:proofErr w:type="spellEnd"/>
+      <w:r>
+        <w:rPr>
+          <w:i/>
+          <w:iCs/>
+          <w:lang w:val="en-IN"/>
+        </w:rPr>
+        <w:t>)</w:t>
+      </w:r>
+    </w:p>
+    <w:p>
+      <w:pPr>
+        <w:pStyle w:val="ListParagraph"/>
+        <w:rPr>
+          <w:i/>
+          <w:iCs/>
+          <w:lang w:val="en-IN"/>
+        </w:rPr>
+      </w:pPr>
+      <w:r>
+        <w:rPr>
+          <w:i/>
+          <w:iCs/>
+          <w:lang w:val="en-IN"/>
+        </w:rPr>
+        <w:t xml:space="preserve">ORDER BY </w:t>
+      </w:r>
+      <w:proofErr w:type="spellStart"/>
+      <w:r>
+        <w:rPr>
+          <w:i/>
+          <w:iCs/>
+          <w:lang w:val="en-IN"/>
+        </w:rPr>
+        <w:t>sale_year</w:t>
+      </w:r>
+      <w:proofErr w:type="spellEnd"/>
+      <w:r>
+        <w:rPr>
+          <w:i/>
+          <w:iCs/>
+          <w:lang w:val="en-IN"/>
+        </w:rPr>
+        <w:t xml:space="preserve">, </w:t>
+      </w:r>
+      <w:proofErr w:type="spellStart"/>
+      <w:r>
+        <w:rPr>
+          <w:i/>
+          <w:iCs/>
+          <w:lang w:val="en-IN"/>
+        </w:rPr>
+        <w:t>sale_month</w:t>
+      </w:r>
+      <w:proofErr w:type="spellEnd"/>
+      <w:r>
+        <w:rPr>
+          <w:i/>
+          <w:iCs/>
+          <w:lang w:val="en-IN"/>
+        </w:rPr>
+        <w:t>;</w:t>
+      </w:r>
+    </w:p>
+    <w:p>
+      <w:pPr>
+        <w:pStyle w:val="ListParagraph"/>
+        <w:numPr>
+          <w:ilvl w:val="0"/>
+          <w:numId w:val="3"/>
+        </w:numPr>
+        <w:rPr>
+          <w:lang w:val="en-IN"/>
+        </w:rPr>
+      </w:pPr>
+      <w:r>
+        <w:rPr>
+          <w:lang w:val="en-IN"/>
+        </w:rPr>
+        <w:t>Table1 = [1,1,1, 2,2,3,5] Table 2 = [1,1,2,3,4,NULL]</w:t>
+      </w:r>
+      <w:r>
+        <w:rPr>
+          <w:lang w:val="en-IN"/>
+        </w:rPr>
+        <w:br/>
+        <w:t>Find the number of records in INNERJOIN, LEFT JOIN, RIGHT JOIN, FULL OUTER JOIN, CROSS JOIN?</w:t>
+      </w:r>
+    </w:p>
+    <w:p>
+      <w:pPr>
+        <w:pStyle w:val="ListParagraph"/>
+        <w:rPr>
+          <w:i/>
+          <w:iCs/>
+          <w:lang w:val="en-IN"/>
+        </w:rPr>
+      </w:pPr>
+      <w:r>
+        <w:rPr>
+          <w:i/>
+          <w:iCs/>
+          <w:lang w:val="en-IN"/>
+        </w:rPr>
+        <w:t xml:space="preserve">INNER </w:t>
+      </w:r>
+      <w:proofErr w:type="gramStart"/>
+      <w:r>
+        <w:rPr>
+          <w:i/>
+          <w:iCs/>
+          <w:lang w:val="en-IN"/>
+        </w:rPr>
+        <w:t>JOIN :</w:t>
+      </w:r>
+      <w:proofErr w:type="gramEnd"/>
+      <w:r>
+        <w:rPr>
+          <w:i/>
+          <w:iCs/>
+          <w:lang w:val="en-IN"/>
+        </w:rPr>
+        <w:t xml:space="preserve"> 9 records (3×2)+(2×1)+(1×1)</w:t>
+      </w:r>
+    </w:p>
+    <w:p>
+      <w:pPr>
+        <w:pStyle w:val="ListParagraph"/>
+        <w:rPr>
+          <w:i/>
+          <w:iCs/>
+          <w:lang w:val="en-IN"/>
+        </w:rPr>
+      </w:pPr>
+      <w:r>
+        <w:rPr>
+          <w:i/>
+          <w:iCs/>
+          <w:lang w:val="en-IN"/>
+        </w:rPr>
+        <w:t xml:space="preserve">LEFT JOIN: 10 </w:t>
+      </w:r>
+      <w:proofErr w:type="gramStart"/>
+      <w:r>
+        <w:rPr>
+          <w:i/>
+          <w:iCs/>
+          <w:lang w:val="en-IN"/>
+        </w:rPr>
+        <w:t>records  (</w:t>
+      </w:r>
+      <w:proofErr w:type="gramEnd"/>
+      <w:r>
+        <w:rPr>
+          <w:i/>
+          <w:iCs/>
+          <w:lang w:val="en-IN"/>
+        </w:rPr>
+        <w:t>INNER JOIN) + (Unmatched Table1 rows: 1 for '5')</w:t>
+      </w:r>
+    </w:p>
+    <w:p>
+      <w:pPr>
+        <w:pStyle w:val="ListParagraph"/>
+        <w:rPr>
+          <w:i/>
+          <w:iCs/>
+          <w:lang w:val="en-IN"/>
+        </w:rPr>
+      </w:pPr>
+      <w:r>
+        <w:rPr>
+          <w:i/>
+          <w:iCs/>
+          <w:lang w:val="en-IN"/>
+        </w:rPr>
+        <w:t>RIGHT JOIN: 11 records (INNER JOIN) + (Unmatched Table2 rows: 1 for '4' + 1 for 'NULL')</w:t>
+      </w:r>
+    </w:p>
+    <w:p>
+      <w:pPr>
+        <w:pStyle w:val="ListParagraph"/>
+        <w:rPr>
+          <w:i/>
+          <w:iCs/>
+          <w:lang w:val="en-IN"/>
+        </w:rPr>
+      </w:pPr>
+      <w:r>
+        <w:rPr>
+          <w:i/>
+          <w:iCs/>
+          <w:lang w:val="en-IN"/>
+        </w:rPr>
+        <w:t>FULL OUTER JOIN: 12 records (INNER JOIN) + (Unmatched Table1) + (Unmatched Table2)</w:t>
+      </w:r>
+    </w:p>
+    <w:p>
+      <w:pPr>
+        <w:pStyle w:val="ListParagraph"/>
+        <w:rPr>
+          <w:i/>
+          <w:iCs/>
+          <w:lang w:val="en-IN"/>
+        </w:rPr>
+      </w:pPr>
+      <w:r>
+        <w:rPr>
+          <w:i/>
+          <w:iCs/>
+          <w:lang w:val="en-IN"/>
+        </w:rPr>
+        <w:t>CROSS JOIN: 42 records 7×6</w:t>
+      </w:r>
+    </w:p>
+    <w:p>
+      <w:pPr>
+        <w:pStyle w:val="ListParagraph"/>
+        <w:numPr>
+          <w:ilvl w:val="0"/>
+          <w:numId w:val="3"/>
+        </w:numPr>
+        <w:rPr>
+          <w:lang w:val="en-IN"/>
+        </w:rPr>
+      </w:pPr>
+      <w:r>
+        <w:rPr>
+          <w:lang w:val="en-IN"/>
+        </w:rPr>
+        <w:t xml:space="preserve">I have customer table and </w:t>
+      </w:r>
+      <w:r>
+        <w:rPr>
+          <w:lang w:val="en-IN"/>
+        </w:rPr>
+        <w:t xml:space="preserve">Orders Table and I want to find the details of all </w:t>
+      </w:r>
+      <w:proofErr w:type="spellStart"/>
+      <w:r>
+        <w:rPr>
+          <w:lang w:val="en-IN"/>
+        </w:rPr>
+        <w:t>cutomer</w:t>
+      </w:r>
+      <w:proofErr w:type="spellEnd"/>
+      <w:r>
+        <w:rPr>
+          <w:lang w:val="en-IN"/>
+        </w:rPr>
+        <w:t xml:space="preserve"> who have placed more than 3 orders. </w:t>
       </w:r>
     </w:p>
     <w:p>
@@ -5960,26 +10697,54 @@
         </w:rPr>
         <w:t xml:space="preserve"> </w:t>
       </w:r>
+      <w:proofErr w:type="spellStart"/>
+      <w:r>
+        <w:rPr>
+          <w:lang w:val="en-IN"/>
+        </w:rPr>
+        <w:t>c.customer_id</w:t>
+      </w:r>
+      <w:proofErr w:type="spellEnd"/>
+      <w:r>
+        <w:rPr>
+          <w:lang w:val="en-IN"/>
+        </w:rPr>
+        <w:t xml:space="preserve">, </w:t>
+      </w:r>
+      <w:proofErr w:type="spellStart"/>
+      <w:r>
+        <w:rPr>
+          <w:lang w:val="en-IN"/>
+        </w:rPr>
+        <w:t>c.customer_name</w:t>
+      </w:r>
+      <w:proofErr w:type="spellEnd"/>
+      <w:r>
+        <w:rPr>
+          <w:lang w:val="en-IN"/>
+        </w:rPr>
+        <w:t>,</w:t>
+      </w:r>
+      <w:r>
+        <w:rPr>
+          <w:lang w:val="en-IN"/>
+        </w:rPr>
+        <w:t xml:space="preserve"> </w:t>
+      </w:r>
       <w:proofErr w:type="gramStart"/>
       <w:r>
         <w:rPr>
           <w:lang w:val="en-IN"/>
         </w:rPr>
-        <w:t>EXTRACT(</w:t>
-      </w:r>
+        <w:t>COUNT(</w:t>
+      </w:r>
+      <w:proofErr w:type="spellStart"/>
       <w:proofErr w:type="gramEnd"/>
       <w:r>
         <w:rPr>
           <w:lang w:val="en-IN"/>
         </w:rPr>
-        <w:t xml:space="preserve">YEAR FROM </w:t>
-      </w:r>
-      <w:proofErr w:type="spellStart"/>
-      <w:r>
-        <w:rPr>
-          <w:lang w:val="en-IN"/>
-        </w:rPr>
-        <w:t>sale_date</w:t>
+        <w:t>o.order_id</w:t>
       </w:r>
       <w:proofErr w:type="spellEnd"/>
       <w:r>
@@ -5993,7 +10758,113 @@
         <w:rPr>
           <w:lang w:val="en-IN"/>
         </w:rPr>
-        <w:t>sale_year</w:t>
+        <w:t>total_orders</w:t>
+      </w:r>
+      <w:proofErr w:type="spellEnd"/>
+      <w:r>
+        <w:rPr>
+          <w:lang w:val="en-IN"/>
+        </w:rPr>
+        <w:t xml:space="preserve"> </w:t>
+      </w:r>
+    </w:p>
+    <w:p>
+      <w:pPr>
+        <w:pStyle w:val="ListParagraph"/>
+        <w:rPr>
+          <w:lang w:val="en-IN"/>
+        </w:rPr>
+      </w:pPr>
+      <w:r>
+        <w:rPr>
+          <w:lang w:val="en-IN"/>
+        </w:rPr>
+        <w:t>FROM</w:t>
+      </w:r>
+      <w:r>
+        <w:rPr>
+          <w:lang w:val="en-IN"/>
+        </w:rPr>
+        <w:t xml:space="preserve"> </w:t>
+      </w:r>
+      <w:r>
+        <w:rPr>
+          <w:lang w:val="en-IN"/>
+        </w:rPr>
+        <w:t>Customers c</w:t>
+      </w:r>
+      <w:r>
+        <w:rPr>
+          <w:lang w:val="en-IN"/>
+        </w:rPr>
+        <w:t xml:space="preserve"> </w:t>
+      </w:r>
+      <w:r>
+        <w:rPr>
+          <w:lang w:val="en-IN"/>
+        </w:rPr>
+        <w:t>JOIN</w:t>
+      </w:r>
+      <w:r>
+        <w:rPr>
+          <w:lang w:val="en-IN"/>
+        </w:rPr>
+        <w:t xml:space="preserve"> </w:t>
+      </w:r>
+      <w:r>
+        <w:rPr>
+          <w:lang w:val="en-IN"/>
+        </w:rPr>
+        <w:t xml:space="preserve">Orders o ON </w:t>
+      </w:r>
+      <w:proofErr w:type="spellStart"/>
+      <w:r>
+        <w:rPr>
+          <w:lang w:val="en-IN"/>
+        </w:rPr>
+        <w:t>c.customer_id</w:t>
+      </w:r>
+      <w:proofErr w:type="spellEnd"/>
+      <w:r>
+        <w:rPr>
+          <w:lang w:val="en-IN"/>
+        </w:rPr>
+        <w:t xml:space="preserve"> = </w:t>
+      </w:r>
+      <w:proofErr w:type="spellStart"/>
+      <w:r>
+        <w:rPr>
+          <w:lang w:val="en-IN"/>
+        </w:rPr>
+        <w:t>o.customer_id</w:t>
+      </w:r>
+      <w:proofErr w:type="spellEnd"/>
+    </w:p>
+    <w:p>
+      <w:pPr>
+        <w:pStyle w:val="ListParagraph"/>
+        <w:rPr>
+          <w:lang w:val="en-IN"/>
+        </w:rPr>
+      </w:pPr>
+      <w:r>
+        <w:rPr>
+          <w:lang w:val="en-IN"/>
+        </w:rPr>
+        <w:t>GROUP BY</w:t>
+      </w:r>
+      <w:r>
+        <w:rPr>
+          <w:lang w:val="en-IN"/>
+        </w:rPr>
+        <w:t xml:space="preserve"> </w:t>
+      </w:r>
+      <w:proofErr w:type="spellStart"/>
+      <w:r>
+        <w:rPr>
+          <w:lang w:val="en-IN"/>
+        </w:rPr>
+        <w:t>c.customer_id</w:t>
       </w:r>
       <w:proofErr w:type="spellEnd"/>
       <w:r>
@@ -6008,18 +10879,470 @@
         </w:rPr>
         <w:t xml:space="preserve"> </w:t>
       </w:r>
-      <w:r>
-        <w:rPr>
-          <w:lang w:val="en-IN"/>
-        </w:rPr>
-        <w:t xml:space="preserve">EXTRACT(MONTH FROM </w:t>
-      </w:r>
-      <w:proofErr w:type="spellStart"/>
-      <w:r>
-        <w:rPr>
-          <w:lang w:val="en-IN"/>
-        </w:rPr>
-        <w:t>sale_date</w:t>
+      <w:proofErr w:type="spellStart"/>
+      <w:r>
+        <w:rPr>
+          <w:lang w:val="en-IN"/>
+        </w:rPr>
+        <w:t>c.customer_name</w:t>
+      </w:r>
+      <w:proofErr w:type="spellEnd"/>
+    </w:p>
+    <w:p>
+      <w:pPr>
+        <w:pStyle w:val="ListParagraph"/>
+        <w:rPr>
+          <w:lang w:val="en-IN"/>
+        </w:rPr>
+      </w:pPr>
+      <w:r>
+        <w:rPr>
+          <w:lang w:val="en-IN"/>
+        </w:rPr>
+        <w:t>HAVING</w:t>
+      </w:r>
+      <w:r>
+        <w:rPr>
+          <w:lang w:val="en-IN"/>
+        </w:rPr>
+        <w:t xml:space="preserve"> </w:t>
+      </w:r>
+      <w:proofErr w:type="gramStart"/>
+      <w:r>
+        <w:rPr>
+          <w:lang w:val="en-IN"/>
+        </w:rPr>
+        <w:t>COUNT(</w:t>
+      </w:r>
+      <w:proofErr w:type="spellStart"/>
+      <w:proofErr w:type="gramEnd"/>
+      <w:r>
+        <w:rPr>
+          <w:lang w:val="en-IN"/>
+        </w:rPr>
+        <w:t>o.order_id</w:t>
+      </w:r>
+      <w:proofErr w:type="spellEnd"/>
+      <w:r>
+        <w:rPr>
+          <w:lang w:val="en-IN"/>
+        </w:rPr>
+        <w:t>) &gt; 3;</w:t>
+      </w:r>
+    </w:p>
+    <w:p>
+      <w:pPr>
+        <w:pStyle w:val="ListParagraph"/>
+        <w:rPr>
+          <w:lang w:val="en-IN"/>
+        </w:rPr>
+      </w:pPr>
+      <w:r>
+        <w:rPr>
+          <w:lang w:val="en-IN"/>
+        </w:rPr>
+        <w:t>---OR---</w:t>
+      </w:r>
+    </w:p>
+    <w:p>
+      <w:pPr>
+        <w:pStyle w:val="ListParagraph"/>
+        <w:rPr>
+          <w:lang w:val="en-IN"/>
+        </w:rPr>
+      </w:pPr>
+      <w:r>
+        <w:rPr>
+          <w:lang w:val="en-IN"/>
+        </w:rPr>
+        <w:t>SELECT</w:t>
+      </w:r>
+      <w:r>
+        <w:rPr>
+          <w:lang w:val="en-IN"/>
+        </w:rPr>
+        <w:t xml:space="preserve"> </w:t>
+      </w:r>
+      <w:proofErr w:type="spellStart"/>
+      <w:r>
+        <w:rPr>
+          <w:lang w:val="en-IN"/>
+        </w:rPr>
+        <w:t>c.customer_id</w:t>
+      </w:r>
+      <w:proofErr w:type="spellEnd"/>
+      <w:r>
+        <w:rPr>
+          <w:lang w:val="en-IN"/>
+        </w:rPr>
+        <w:t>,</w:t>
+      </w:r>
+      <w:r>
+        <w:rPr>
+          <w:lang w:val="en-IN"/>
+        </w:rPr>
+        <w:t xml:space="preserve"> </w:t>
+      </w:r>
+      <w:proofErr w:type="spellStart"/>
+      <w:r>
+        <w:rPr>
+          <w:lang w:val="en-IN"/>
+        </w:rPr>
+        <w:t>c.customer_name</w:t>
+      </w:r>
+      <w:proofErr w:type="spellEnd"/>
+      <w:r>
+        <w:rPr>
+          <w:lang w:val="en-IN"/>
+        </w:rPr>
+        <w:t xml:space="preserve"> </w:t>
+      </w:r>
+      <w:r>
+        <w:rPr>
+          <w:lang w:val="en-IN"/>
+        </w:rPr>
+        <w:t>FROM</w:t>
+      </w:r>
+      <w:r>
+        <w:rPr>
+          <w:lang w:val="en-IN"/>
+        </w:rPr>
+        <w:t xml:space="preserve"> </w:t>
+      </w:r>
+      <w:r>
+        <w:rPr>
+          <w:lang w:val="en-IN"/>
+        </w:rPr>
+        <w:t>Customers c</w:t>
+      </w:r>
+      <w:r>
+        <w:rPr>
+          <w:lang w:val="en-IN"/>
+        </w:rPr>
+        <w:t xml:space="preserve"> </w:t>
+      </w:r>
+      <w:r>
+        <w:rPr>
+          <w:lang w:val="en-IN"/>
+        </w:rPr>
+        <w:t>WHERE</w:t>
+      </w:r>
+      <w:r>
+        <w:rPr>
+          <w:lang w:val="en-IN"/>
+        </w:rPr>
+        <w:t xml:space="preserve"> </w:t>
+      </w:r>
+      <w:proofErr w:type="spellStart"/>
+      <w:r>
+        <w:rPr>
+          <w:lang w:val="en-IN"/>
+        </w:rPr>
+        <w:t>c.customer_id</w:t>
+      </w:r>
+      <w:proofErr w:type="spellEnd"/>
+      <w:r>
+        <w:rPr>
+          <w:lang w:val="en-IN"/>
+        </w:rPr>
+        <w:t xml:space="preserve"> IN </w:t>
+      </w:r>
+    </w:p>
+    <w:p>
+      <w:pPr>
+        <w:pStyle w:val="ListParagraph"/>
+        <w:rPr>
+          <w:lang w:val="en-IN"/>
+        </w:rPr>
+      </w:pPr>
+      <w:proofErr w:type="gramStart"/>
+      <w:r>
+        <w:rPr>
+          <w:lang w:val="en-IN"/>
+        </w:rPr>
+        <w:t>(</w:t>
+      </w:r>
+      <w:r>
+        <w:rPr>
+          <w:lang w:val="en-IN"/>
+        </w:rPr>
+        <w:t xml:space="preserve"> </w:t>
+      </w:r>
+      <w:r>
+        <w:rPr>
+          <w:lang w:val="en-IN"/>
+        </w:rPr>
+        <w:t>SELECT</w:t>
+      </w:r>
+      <w:proofErr w:type="gramEnd"/>
+      <w:r>
+        <w:rPr>
+          <w:lang w:val="en-IN"/>
+        </w:rPr>
+        <w:t xml:space="preserve"> </w:t>
+      </w:r>
+      <w:proofErr w:type="spellStart"/>
+      <w:r>
+        <w:rPr>
+          <w:lang w:val="en-IN"/>
+        </w:rPr>
+        <w:t>customer_id</w:t>
+      </w:r>
+      <w:proofErr w:type="spellEnd"/>
+      <w:r>
+        <w:rPr>
+          <w:lang w:val="en-IN"/>
+        </w:rPr>
+        <w:t xml:space="preserve"> </w:t>
+      </w:r>
+      <w:r>
+        <w:rPr>
+          <w:lang w:val="en-IN"/>
+        </w:rPr>
+        <w:t>FROM</w:t>
+      </w:r>
+      <w:r>
+        <w:rPr>
+          <w:lang w:val="en-IN"/>
+        </w:rPr>
+        <w:t xml:space="preserve"> </w:t>
+      </w:r>
+      <w:r>
+        <w:rPr>
+          <w:lang w:val="en-IN"/>
+        </w:rPr>
+        <w:t>Orders</w:t>
+      </w:r>
+      <w:r>
+        <w:rPr>
+          <w:lang w:val="en-IN"/>
+        </w:rPr>
+        <w:t xml:space="preserve"> </w:t>
+      </w:r>
+      <w:r>
+        <w:rPr>
+          <w:lang w:val="en-IN"/>
+        </w:rPr>
+        <w:t>GROUP BY</w:t>
+      </w:r>
+      <w:r>
+        <w:rPr>
+          <w:lang w:val="en-IN"/>
+        </w:rPr>
+        <w:t xml:space="preserve"> </w:t>
+      </w:r>
+      <w:proofErr w:type="spellStart"/>
+      <w:r>
+        <w:rPr>
+          <w:lang w:val="en-IN"/>
+        </w:rPr>
+        <w:t>customer_id</w:t>
+      </w:r>
+      <w:proofErr w:type="spellEnd"/>
+      <w:r>
+        <w:rPr>
+          <w:lang w:val="en-IN"/>
+        </w:rPr>
+        <w:t xml:space="preserve"> </w:t>
+      </w:r>
+      <w:r>
+        <w:rPr>
+          <w:lang w:val="en-IN"/>
+        </w:rPr>
+        <w:t>HAVING</w:t>
+      </w:r>
+      <w:r>
+        <w:rPr>
+          <w:lang w:val="en-IN"/>
+        </w:rPr>
+        <w:t xml:space="preserve"> </w:t>
+      </w:r>
+      <w:r>
+        <w:rPr>
+          <w:lang w:val="en-IN"/>
+        </w:rPr>
+        <w:t>COUNT(</w:t>
+      </w:r>
+      <w:proofErr w:type="spellStart"/>
+      <w:r>
+        <w:rPr>
+          <w:lang w:val="en-IN"/>
+        </w:rPr>
+        <w:t>order_id</w:t>
+      </w:r>
+      <w:proofErr w:type="spellEnd"/>
+      <w:r>
+        <w:rPr>
+          <w:lang w:val="en-IN"/>
+        </w:rPr>
+        <w:t>) &gt; 3</w:t>
+      </w:r>
+      <w:r>
+        <w:rPr>
+          <w:lang w:val="en-IN"/>
+        </w:rPr>
+        <w:t xml:space="preserve"> </w:t>
+      </w:r>
+      <w:r>
+        <w:rPr>
+          <w:lang w:val="en-IN"/>
+        </w:rPr>
+        <w:t>);</w:t>
+      </w:r>
+    </w:p>
+    <w:p>
+      <w:pPr>
+        <w:pStyle w:val="ListParagraph"/>
+        <w:numPr>
+          <w:ilvl w:val="0"/>
+          <w:numId w:val="3"/>
+        </w:numPr>
+        <w:rPr>
+          <w:lang w:val="en-IN"/>
+        </w:rPr>
+      </w:pPr>
+      <w:r>
+        <w:rPr>
+          <w:lang w:val="en-IN"/>
+        </w:rPr>
+        <w:t>How to calculate date difference in Oracle and MYSQL</w:t>
+      </w:r>
+    </w:p>
+    <w:p>
+      <w:pPr>
+        <w:pStyle w:val="ListParagraph"/>
+        <w:rPr>
+          <w:lang w:val="en-IN"/>
+        </w:rPr>
+      </w:pPr>
+      <w:r>
+        <w:rPr>
+          <w:lang w:val="en-IN"/>
+        </w:rPr>
+        <w:t>ORACLE</w:t>
+      </w:r>
+    </w:p>
+    <w:p>
+      <w:pPr>
+        <w:pStyle w:val="ListParagraph"/>
+        <w:rPr>
+          <w:lang w:val="en-IN"/>
+        </w:rPr>
+      </w:pPr>
+      <w:proofErr w:type="gramStart"/>
+      <w:r>
+        <w:rPr>
+          <w:lang w:val="en-IN"/>
+        </w:rPr>
+        <w:t xml:space="preserve">SELECT </w:t>
+      </w:r>
+      <w:r>
+        <w:rPr>
+          <w:lang w:val="en-IN"/>
+        </w:rPr>
+        <w:t xml:space="preserve"> </w:t>
+      </w:r>
+      <w:r>
+        <w:rPr>
+          <w:lang w:val="en-IN"/>
+        </w:rPr>
+        <w:t>TRUNC</w:t>
+      </w:r>
+      <w:proofErr w:type="gramEnd"/>
+      <w:r>
+        <w:rPr>
+          <w:lang w:val="en-IN"/>
+        </w:rPr>
+        <w:t xml:space="preserve">(SYSDATE) - </w:t>
+      </w:r>
+      <w:proofErr w:type="spellStart"/>
+      <w:r>
+        <w:rPr>
+          <w:lang w:val="en-IN"/>
+        </w:rPr>
+        <w:t>hire_date</w:t>
+      </w:r>
+      <w:proofErr w:type="spellEnd"/>
+      <w:r>
+        <w:rPr>
+          <w:lang w:val="en-IN"/>
+        </w:rPr>
+        <w:t xml:space="preserve"> AS </w:t>
+      </w:r>
+      <w:proofErr w:type="spellStart"/>
+      <w:r>
+        <w:rPr>
+          <w:lang w:val="en-IN"/>
+        </w:rPr>
+        <w:t>days_of_service</w:t>
+      </w:r>
+      <w:proofErr w:type="spellEnd"/>
+      <w:r>
+        <w:rPr>
+          <w:lang w:val="en-IN"/>
+        </w:rPr>
+        <w:t xml:space="preserve"> </w:t>
+      </w:r>
+      <w:r>
+        <w:rPr>
+          <w:lang w:val="en-IN"/>
+        </w:rPr>
+        <w:t>FROM employees;</w:t>
+      </w:r>
+    </w:p>
+    <w:p>
+      <w:pPr>
+        <w:pStyle w:val="ListParagraph"/>
+        <w:rPr>
+          <w:lang w:val="en-IN"/>
+        </w:rPr>
+      </w:pPr>
+      <w:r>
+        <w:rPr>
+          <w:lang w:val="en-IN"/>
+        </w:rPr>
+        <w:t>MYSQL</w:t>
+      </w:r>
+    </w:p>
+    <w:p>
+      <w:pPr>
+        <w:pStyle w:val="ListParagraph"/>
+        <w:rPr>
+          <w:lang w:val="en-IN"/>
+        </w:rPr>
+      </w:pPr>
+      <w:proofErr w:type="gramStart"/>
+      <w:r>
+        <w:rPr>
+          <w:lang w:val="en-IN"/>
+        </w:rPr>
+        <w:t xml:space="preserve">SELECT </w:t>
+      </w:r>
+      <w:r>
+        <w:rPr>
+          <w:lang w:val="en-IN"/>
+        </w:rPr>
+        <w:t xml:space="preserve"> </w:t>
+      </w:r>
+      <w:r>
+        <w:rPr>
+          <w:lang w:val="en-IN"/>
+        </w:rPr>
+        <w:t>DATEDIFF</w:t>
+      </w:r>
+      <w:proofErr w:type="gramEnd"/>
+      <w:r>
+        <w:rPr>
+          <w:lang w:val="en-IN"/>
+        </w:rPr>
+        <w:t xml:space="preserve">(CURDATE(), </w:t>
+      </w:r>
+      <w:proofErr w:type="spellStart"/>
+      <w:r>
+        <w:rPr>
+          <w:lang w:val="en-IN"/>
+        </w:rPr>
+        <w:t>hire_date</w:t>
       </w:r>
       <w:proofErr w:type="spellEnd"/>
       <w:r>
@@ -6033,7 +11356,173 @@
         <w:rPr>
           <w:lang w:val="en-IN"/>
         </w:rPr>
-        <w:t>sale_month</w:t>
+        <w:t>days_of_service</w:t>
+      </w:r>
+      <w:proofErr w:type="spellEnd"/>
+      <w:r>
+        <w:rPr>
+          <w:lang w:val="en-IN"/>
+        </w:rPr>
+        <w:t xml:space="preserve"> </w:t>
+      </w:r>
+      <w:r>
+        <w:rPr>
+          <w:lang w:val="en-IN"/>
+        </w:rPr>
+        <w:t>FROM employees;</w:t>
+      </w:r>
+    </w:p>
+    <w:p>
+      <w:pPr>
+        <w:pStyle w:val="ListParagraph"/>
+        <w:numPr>
+          <w:ilvl w:val="0"/>
+          <w:numId w:val="3"/>
+        </w:numPr>
+        <w:rPr>
+          <w:lang w:val="en-IN"/>
+        </w:rPr>
+      </w:pPr>
+      <w:r>
+        <w:rPr>
+          <w:lang w:val="en-IN"/>
+        </w:rPr>
+        <w:t xml:space="preserve">In the employee table with </w:t>
+      </w:r>
+      <w:proofErr w:type="spellStart"/>
+      <w:r>
+        <w:rPr>
+          <w:lang w:val="en-IN"/>
+        </w:rPr>
+        <w:t>emp_id</w:t>
+      </w:r>
+      <w:proofErr w:type="spellEnd"/>
+      <w:r>
+        <w:rPr>
+          <w:lang w:val="en-IN"/>
+        </w:rPr>
+        <w:t xml:space="preserve">, </w:t>
+      </w:r>
+      <w:proofErr w:type="spellStart"/>
+      <w:r>
+        <w:rPr>
+          <w:lang w:val="en-IN"/>
+        </w:rPr>
+        <w:t>emp_name</w:t>
+      </w:r>
+      <w:proofErr w:type="spellEnd"/>
+      <w:r>
+        <w:rPr>
+          <w:lang w:val="en-IN"/>
+        </w:rPr>
+        <w:t xml:space="preserve"> and </w:t>
+      </w:r>
+      <w:proofErr w:type="spellStart"/>
+      <w:r>
+        <w:rPr>
+          <w:lang w:val="en-IN"/>
+        </w:rPr>
+        <w:t>manager_id</w:t>
+      </w:r>
+      <w:proofErr w:type="spellEnd"/>
+      <w:r>
+        <w:rPr>
+          <w:lang w:val="en-IN"/>
+        </w:rPr>
+        <w:t xml:space="preserve">, </w:t>
+      </w:r>
+      <w:proofErr w:type="spellStart"/>
+      <w:r>
+        <w:rPr>
+          <w:lang w:val="en-IN"/>
+        </w:rPr>
+        <w:t>manager_</w:t>
+      </w:r>
+      <w:proofErr w:type="gramStart"/>
+      <w:r>
+        <w:rPr>
+          <w:lang w:val="en-IN"/>
+        </w:rPr>
+        <w:t>name</w:t>
+      </w:r>
+      <w:proofErr w:type="spellEnd"/>
+      <w:r>
+        <w:rPr>
+          <w:lang w:val="en-IN"/>
+        </w:rPr>
+        <w:t xml:space="preserve"> .</w:t>
+      </w:r>
+      <w:proofErr w:type="gramEnd"/>
+      <w:r>
+        <w:rPr>
+          <w:lang w:val="en-IN"/>
+        </w:rPr>
+        <w:t xml:space="preserve"> I want to find the name of managers and number of there </w:t>
+      </w:r>
+      <w:proofErr w:type="spellStart"/>
+      <w:r>
+        <w:rPr>
+          <w:lang w:val="en-IN"/>
+        </w:rPr>
+        <w:t>reportees</w:t>
+      </w:r>
+      <w:proofErr w:type="spellEnd"/>
+      <w:r>
+        <w:rPr>
+          <w:lang w:val="en-IN"/>
+        </w:rPr>
+        <w:t>. (Hint: Use Self JOIN)</w:t>
+      </w:r>
+    </w:p>
+    <w:p>
+      <w:pPr>
+        <w:pStyle w:val="ListParagraph"/>
+        <w:rPr>
+          <w:lang w:val="en-IN"/>
+        </w:rPr>
+      </w:pPr>
+      <w:r>
+        <w:rPr>
+          <w:lang w:val="en-IN"/>
+        </w:rPr>
+        <w:t>SELECT</w:t>
+      </w:r>
+    </w:p>
+    <w:p>
+      <w:pPr>
+        <w:pStyle w:val="ListParagraph"/>
+        <w:rPr>
+          <w:lang w:val="en-IN"/>
+        </w:rPr>
+      </w:pPr>
+      <w:r>
+        <w:rPr>
+          <w:lang w:val="en-IN"/>
+        </w:rPr>
+        <w:t xml:space="preserve">    </w:t>
+      </w:r>
+      <w:proofErr w:type="spellStart"/>
+      <w:proofErr w:type="gramStart"/>
+      <w:r>
+        <w:rPr>
+          <w:lang w:val="en-IN"/>
+        </w:rPr>
+        <w:t>m.emp_name</w:t>
+      </w:r>
+      <w:proofErr w:type="spellEnd"/>
+      <w:proofErr w:type="gramEnd"/>
+      <w:r>
+        <w:rPr>
+          <w:lang w:val="en-IN"/>
+        </w:rPr>
+        <w:t xml:space="preserve"> AS </w:t>
+      </w:r>
+      <w:proofErr w:type="spellStart"/>
+      <w:r>
+        <w:rPr>
+          <w:lang w:val="en-IN"/>
+        </w:rPr>
+        <w:t>manager_name</w:t>
       </w:r>
       <w:proofErr w:type="spellEnd"/>
       <w:r>
@@ -6061,50 +11550,215 @@
         <w:rPr>
           <w:lang w:val="en-IN"/>
         </w:rPr>
-        <w:t>SUM(</w:t>
-      </w:r>
+        <w:t>COUNT(</w:t>
+      </w:r>
+      <w:proofErr w:type="spellStart"/>
       <w:proofErr w:type="gramEnd"/>
       <w:r>
         <w:rPr>
           <w:lang w:val="en-IN"/>
         </w:rPr>
-        <w:t xml:space="preserve">amount) AS </w:t>
-      </w:r>
-      <w:proofErr w:type="spellStart"/>
-      <w:r>
-        <w:rPr>
-          <w:lang w:val="en-IN"/>
-        </w:rPr>
-        <w:t>total_sales</w:t>
-      </w:r>
-      <w:proofErr w:type="spellEnd"/>
-    </w:p>
-    <w:p>
-      <w:pPr>
-        <w:pStyle w:val="ListParagraph"/>
-        <w:rPr>
-          <w:lang w:val="en-IN"/>
-        </w:rPr>
-      </w:pPr>
-      <w:r>
-        <w:rPr>
-          <w:lang w:val="en-IN"/>
-        </w:rPr>
-        <w:t>FROM sales</w:t>
-      </w:r>
-    </w:p>
-    <w:p>
-      <w:pPr>
-        <w:pStyle w:val="ListParagraph"/>
-        <w:rPr>
-          <w:lang w:val="en-IN"/>
-        </w:rPr>
-      </w:pPr>
-      <w:r>
-        <w:rPr>
-          <w:lang w:val="en-IN"/>
-        </w:rPr>
-        <w:t xml:space="preserve">GROUP BY </w:t>
+        <w:t>e.emp_id</w:t>
+      </w:r>
+      <w:proofErr w:type="spellEnd"/>
+      <w:r>
+        <w:rPr>
+          <w:lang w:val="en-IN"/>
+        </w:rPr>
+        <w:t xml:space="preserve">) AS </w:t>
+      </w:r>
+      <w:proofErr w:type="spellStart"/>
+      <w:r>
+        <w:rPr>
+          <w:lang w:val="en-IN"/>
+        </w:rPr>
+        <w:t>number_of_reportees</w:t>
+      </w:r>
+      <w:proofErr w:type="spellEnd"/>
+    </w:p>
+    <w:p>
+      <w:pPr>
+        <w:pStyle w:val="ListParagraph"/>
+        <w:rPr>
+          <w:lang w:val="en-IN"/>
+        </w:rPr>
+      </w:pPr>
+      <w:r>
+        <w:rPr>
+          <w:lang w:val="en-IN"/>
+        </w:rPr>
+        <w:t>FROM</w:t>
+      </w:r>
+    </w:p>
+    <w:p>
+      <w:pPr>
+        <w:pStyle w:val="ListParagraph"/>
+        <w:rPr>
+          <w:lang w:val="en-IN"/>
+        </w:rPr>
+      </w:pPr>
+      <w:r>
+        <w:rPr>
+          <w:lang w:val="en-IN"/>
+        </w:rPr>
+        <w:t xml:space="preserve">    Employees </w:t>
+      </w:r>
+      <w:proofErr w:type="gramStart"/>
+      <w:r>
+        <w:rPr>
+          <w:lang w:val="en-IN"/>
+        </w:rPr>
+        <w:t>e  --</w:t>
+      </w:r>
+      <w:proofErr w:type="gramEnd"/>
+      <w:r>
+        <w:rPr>
+          <w:lang w:val="en-IN"/>
+        </w:rPr>
+        <w:t xml:space="preserve"> This is the table of the </w:t>
+      </w:r>
+      <w:proofErr w:type="spellStart"/>
+      <w:r>
+        <w:rPr>
+          <w:lang w:val="en-IN"/>
+        </w:rPr>
+        <w:t>Reportees</w:t>
+      </w:r>
+      <w:proofErr w:type="spellEnd"/>
+    </w:p>
+    <w:p>
+      <w:pPr>
+        <w:pStyle w:val="ListParagraph"/>
+        <w:rPr>
+          <w:lang w:val="en-IN"/>
+        </w:rPr>
+      </w:pPr>
+      <w:r>
+        <w:rPr>
+          <w:lang w:val="en-IN"/>
+        </w:rPr>
+        <w:t>JOIN</w:t>
+      </w:r>
+    </w:p>
+    <w:p>
+      <w:pPr>
+        <w:pStyle w:val="ListParagraph"/>
+        <w:rPr>
+          <w:lang w:val="en-IN"/>
+        </w:rPr>
+      </w:pPr>
+      <w:r>
+        <w:rPr>
+          <w:lang w:val="en-IN"/>
+        </w:rPr>
+        <w:t xml:space="preserve">    Employees </w:t>
+      </w:r>
+      <w:proofErr w:type="gramStart"/>
+      <w:r>
+        <w:rPr>
+          <w:lang w:val="en-IN"/>
+        </w:rPr>
+        <w:t>m  --</w:t>
+      </w:r>
+      <w:proofErr w:type="gramEnd"/>
+      <w:r>
+        <w:rPr>
+          <w:lang w:val="en-IN"/>
+        </w:rPr>
+        <w:t xml:space="preserve"> This is the table of the Managers</w:t>
+      </w:r>
+    </w:p>
+    <w:p>
+      <w:pPr>
+        <w:pStyle w:val="ListParagraph"/>
+        <w:rPr>
+          <w:lang w:val="en-IN"/>
+        </w:rPr>
+      </w:pPr>
+      <w:r>
+        <w:rPr>
+          <w:lang w:val="en-IN"/>
+        </w:rPr>
+        <w:lastRenderedPageBreak/>
+        <w:t xml:space="preserve">    ON </w:t>
+      </w:r>
+      <w:proofErr w:type="spellStart"/>
+      <w:r>
+        <w:rPr>
+          <w:lang w:val="en-IN"/>
+        </w:rPr>
+        <w:t>e.manager_id</w:t>
+      </w:r>
+      <w:proofErr w:type="spellEnd"/>
+      <w:r>
+        <w:rPr>
+          <w:lang w:val="en-IN"/>
+        </w:rPr>
+        <w:t xml:space="preserve"> = </w:t>
+      </w:r>
+      <w:proofErr w:type="spellStart"/>
+      <w:r>
+        <w:rPr>
+          <w:lang w:val="en-IN"/>
+        </w:rPr>
+        <w:t>m.emp_id</w:t>
+      </w:r>
+      <w:proofErr w:type="spellEnd"/>
+      <w:r>
+        <w:rPr>
+          <w:lang w:val="en-IN"/>
+        </w:rPr>
+        <w:t xml:space="preserve"> -- Join condition: </w:t>
+      </w:r>
+      <w:proofErr w:type="spellStart"/>
+      <w:r>
+        <w:rPr>
+          <w:lang w:val="en-IN"/>
+        </w:rPr>
+        <w:t>Reportee's</w:t>
+      </w:r>
+      <w:proofErr w:type="spellEnd"/>
+      <w:r>
+        <w:rPr>
+          <w:lang w:val="en-IN"/>
+        </w:rPr>
+        <w:t xml:space="preserve"> </w:t>
+      </w:r>
+      <w:proofErr w:type="spellStart"/>
+      <w:r>
+        <w:rPr>
+          <w:lang w:val="en-IN"/>
+        </w:rPr>
+        <w:t>manager_id</w:t>
+      </w:r>
+      <w:proofErr w:type="spellEnd"/>
+      <w:r>
+        <w:rPr>
+          <w:lang w:val="en-IN"/>
+        </w:rPr>
+        <w:t xml:space="preserve"> matches Manager's </w:t>
+      </w:r>
+      <w:proofErr w:type="spellStart"/>
+      <w:r>
+        <w:rPr>
+          <w:lang w:val="en-IN"/>
+        </w:rPr>
+        <w:t>emp_id</w:t>
+      </w:r>
+      <w:proofErr w:type="spellEnd"/>
+    </w:p>
+    <w:p>
+      <w:pPr>
+        <w:pStyle w:val="ListParagraph"/>
+        <w:rPr>
+          <w:lang w:val="en-IN"/>
+        </w:rPr>
+      </w:pPr>
+      <w:r>
+        <w:rPr>
+          <w:lang w:val="en-IN"/>
+        </w:rPr>
+        <w:t>GROUP BY</w:t>
       </w:r>
     </w:p>
     <w:p>
@@ -6120,115 +11774,57 @@
         </w:rPr>
         <w:t xml:space="preserve">    </w:t>
       </w:r>
+      <w:proofErr w:type="spellStart"/>
+      <w:r>
+        <w:rPr>
+          <w:lang w:val="en-IN"/>
+        </w:rPr>
+        <w:t>m.emp_name</w:t>
+      </w:r>
+      <w:proofErr w:type="spellEnd"/>
+    </w:p>
+    <w:p>
+      <w:pPr>
+        <w:pStyle w:val="ListParagraph"/>
+        <w:rPr>
+          <w:lang w:val="en-IN"/>
+        </w:rPr>
+      </w:pPr>
+      <w:r>
+        <w:rPr>
+          <w:lang w:val="en-IN"/>
+        </w:rPr>
+        <w:t>ORDER BY</w:t>
+      </w:r>
+    </w:p>
+    <w:p>
+      <w:pPr>
+        <w:pStyle w:val="ListParagraph"/>
+        <w:rPr>
+          <w:lang w:val="en-IN"/>
+        </w:rPr>
+      </w:pPr>
+      <w:r>
+        <w:rPr>
+          <w:lang w:val="en-IN"/>
+        </w:rPr>
+        <w:t xml:space="preserve">    </w:t>
+      </w:r>
+      <w:proofErr w:type="spellStart"/>
       <w:proofErr w:type="gramStart"/>
       <w:r>
         <w:rPr>
           <w:lang w:val="en-IN"/>
         </w:rPr>
-        <w:t>EXTRACT(</w:t>
-      </w:r>
+        <w:t>number_of_reportees</w:t>
+      </w:r>
+      <w:proofErr w:type="spellEnd"/>
       <w:proofErr w:type="gramEnd"/>
       <w:r>
         <w:rPr>
           <w:lang w:val="en-IN"/>
         </w:rPr>
-        <w:t xml:space="preserve">YEAR FROM </w:t>
-      </w:r>
-      <w:proofErr w:type="spellStart"/>
-      <w:r>
-        <w:rPr>
-          <w:lang w:val="en-IN"/>
-        </w:rPr>
-        <w:t>sale_date</w:t>
-      </w:r>
-      <w:proofErr w:type="spellEnd"/>
-      <w:r>
-        <w:rPr>
-          <w:lang w:val="en-IN"/>
-        </w:rPr>
-        <w:t>),</w:t>
-      </w:r>
-      <w:r>
-        <w:rPr>
-          <w:lang w:val="en-IN"/>
-        </w:rPr>
-        <w:t xml:space="preserve"> </w:t>
-      </w:r>
-      <w:r>
-        <w:rPr>
-          <w:lang w:val="en-IN"/>
-        </w:rPr>
-        <w:t xml:space="preserve">EXTRACT(MONTH FROM </w:t>
-      </w:r>
-      <w:proofErr w:type="spellStart"/>
-      <w:r>
-        <w:rPr>
-          <w:lang w:val="en-IN"/>
-        </w:rPr>
-        <w:t>sale_date</w:t>
-      </w:r>
-      <w:proofErr w:type="spellEnd"/>
-      <w:r>
-        <w:rPr>
-          <w:lang w:val="en-IN"/>
-        </w:rPr>
-        <w:t>)</w:t>
-      </w:r>
-    </w:p>
-    <w:p>
-      <w:pPr>
-        <w:pStyle w:val="ListParagraph"/>
-        <w:rPr>
-          <w:lang w:val="en-IN"/>
-        </w:rPr>
-      </w:pPr>
-      <w:r>
-        <w:rPr>
-          <w:lang w:val="en-IN"/>
-        </w:rPr>
-        <w:t xml:space="preserve">ORDER BY </w:t>
-      </w:r>
-    </w:p>
-    <w:p>
-      <w:pPr>
-        <w:pStyle w:val="ListParagraph"/>
-        <w:rPr>
-          <w:lang w:val="en-IN"/>
-        </w:rPr>
-      </w:pPr>
-      <w:r>
-        <w:rPr>
-          <w:lang w:val="en-IN"/>
-        </w:rPr>
-        <w:t xml:space="preserve">    </w:t>
-      </w:r>
-      <w:proofErr w:type="spellStart"/>
-      <w:r>
-        <w:rPr>
-          <w:lang w:val="en-IN"/>
-        </w:rPr>
-        <w:t>sale_year</w:t>
-      </w:r>
-      <w:proofErr w:type="spellEnd"/>
-      <w:r>
-        <w:rPr>
-          <w:lang w:val="en-IN"/>
-        </w:rPr>
-        <w:t xml:space="preserve">, </w:t>
-      </w:r>
-      <w:proofErr w:type="spellStart"/>
-      <w:r>
-        <w:rPr>
-          <w:lang w:val="en-IN"/>
-        </w:rPr>
-        <w:t>sale_month</w:t>
-      </w:r>
-      <w:proofErr w:type="spellEnd"/>
-      <w:r>
-        <w:rPr>
-          <w:lang w:val="en-IN"/>
-        </w:rPr>
-        <w:t>;</w:t>
+        <w:t xml:space="preserve"> DESC;</w:t>
       </w:r>
     </w:p>
     <w:sectPr>

--- a/note/SQL.docx
+++ b/note/SQL.docx
@@ -6254,11 +6254,15 @@
       <w:pPr>
         <w:pStyle w:val="ListParagraph"/>
         <w:rPr>
-          <w:lang w:val="en-IN"/>
-        </w:rPr>
-      </w:pPr>
-      <w:r>
-        <w:rPr>
+          <w:b/>
+          <w:bCs/>
+          <w:lang w:val="en-IN"/>
+        </w:rPr>
+      </w:pPr>
+      <w:r>
+        <w:rPr>
+          <w:b/>
+          <w:bCs/>
           <w:lang w:val="en-IN"/>
         </w:rPr>
         <w:t>MYSQL</w:t>
@@ -6882,7 +6886,13 @@
         <w:rPr>
           <w:lang w:val="en-IN"/>
         </w:rPr>
-        <w:t>Find duplicated values and its frequency of a column.</w:t>
+        <w:t xml:space="preserve">Find duplicated values and its frequency of a </w:t>
+      </w:r>
+      <w:r>
+        <w:rPr>
+          <w:lang w:val="en-IN"/>
+        </w:rPr>
+        <w:t>column.</w:t>
       </w:r>
       <w:r>
         <w:rPr>
@@ -6903,7 +6913,21 @@
         <w:rPr>
           <w:lang w:val="en-IN"/>
         </w:rPr>
-        <w:t xml:space="preserve">, count(*) from </w:t>
+        <w:t>, count(</w:t>
+      </w:r>
+      <w:proofErr w:type="spellStart"/>
+      <w:r>
+        <w:rPr>
+          <w:lang w:val="en-IN"/>
+        </w:rPr>
+        <w:t>emp_name</w:t>
+      </w:r>
+      <w:proofErr w:type="spellEnd"/>
+      <w:r>
+        <w:rPr>
+          <w:lang w:val="en-IN"/>
+        </w:rPr>
+        <w:t xml:space="preserve">) from </w:t>
       </w:r>
       <w:proofErr w:type="spellStart"/>
       <w:r>
@@ -6937,7 +6961,21 @@
         <w:rPr>
           <w:lang w:val="en-IN"/>
         </w:rPr>
-        <w:t xml:space="preserve"> HAVING count(*)&gt;1</w:t>
+        <w:t xml:space="preserve"> HAVING count(</w:t>
+      </w:r>
+      <w:proofErr w:type="spellStart"/>
+      <w:r>
+        <w:rPr>
+          <w:lang w:val="en-IN"/>
+        </w:rPr>
+        <w:t>emp_name</w:t>
+      </w:r>
+      <w:proofErr w:type="spellEnd"/>
+      <w:r>
+        <w:rPr>
+          <w:lang w:val="en-IN"/>
+        </w:rPr>
+        <w:t>)&gt;1</w:t>
       </w:r>
       <w:r>
         <w:rPr>

--- a/note/SQL.docx
+++ b/note/SQL.docx
@@ -4794,6 +4794,114 @@
       </w:r>
       <w:r>
         <w:rPr>
+          <w:b/>
+          <w:bCs/>
+          <w:lang w:val="en-IN"/>
+        </w:rPr>
+        <w:t xml:space="preserve">. </w:t>
+      </w:r>
+      <w:proofErr w:type="spellStart"/>
+      <w:r>
+        <w:rPr>
+          <w:b/>
+          <w:bCs/>
+          <w:lang w:val="en-IN"/>
+        </w:rPr>
+        <w:t>Emp_tbl</w:t>
+      </w:r>
+      <w:proofErr w:type="spellEnd"/>
+      <w:r>
+        <w:rPr>
+          <w:b/>
+          <w:bCs/>
+          <w:lang w:val="en-IN"/>
+        </w:rPr>
+        <w:t xml:space="preserve"> has columns like </w:t>
+      </w:r>
+      <w:proofErr w:type="spellStart"/>
+      <w:r>
+        <w:rPr>
+          <w:b/>
+          <w:bCs/>
+          <w:lang w:val="en-IN"/>
+        </w:rPr>
+        <w:t>emp_id</w:t>
+      </w:r>
+      <w:proofErr w:type="spellEnd"/>
+      <w:r>
+        <w:rPr>
+          <w:b/>
+          <w:bCs/>
+          <w:lang w:val="en-IN"/>
+        </w:rPr>
+        <w:t xml:space="preserve">, </w:t>
+      </w:r>
+      <w:proofErr w:type="spellStart"/>
+      <w:r>
+        <w:rPr>
+          <w:b/>
+          <w:bCs/>
+          <w:lang w:val="en-IN"/>
+        </w:rPr>
+        <w:t>emp_Name</w:t>
+      </w:r>
+      <w:proofErr w:type="spellEnd"/>
+      <w:r>
+        <w:rPr>
+          <w:b/>
+          <w:bCs/>
+          <w:lang w:val="en-IN"/>
+        </w:rPr>
+        <w:t xml:space="preserve">, </w:t>
+      </w:r>
+      <w:proofErr w:type="spellStart"/>
+      <w:r>
+        <w:rPr>
+          <w:b/>
+          <w:bCs/>
+          <w:lang w:val="en-IN"/>
+        </w:rPr>
+        <w:t>emp_salary</w:t>
+      </w:r>
+      <w:proofErr w:type="spellEnd"/>
+      <w:r>
+        <w:rPr>
+          <w:b/>
+          <w:bCs/>
+          <w:lang w:val="en-IN"/>
+        </w:rPr>
+        <w:t xml:space="preserve">, </w:t>
+      </w:r>
+      <w:proofErr w:type="spellStart"/>
+      <w:r>
+        <w:rPr>
+          <w:b/>
+          <w:bCs/>
+          <w:lang w:val="en-IN"/>
+        </w:rPr>
+        <w:t>emp_dept_id</w:t>
+      </w:r>
+      <w:proofErr w:type="spellEnd"/>
+      <w:r>
+        <w:rPr>
+          <w:b/>
+          <w:bCs/>
+          <w:lang w:val="en-IN"/>
+        </w:rPr>
+        <w:t xml:space="preserve">, </w:t>
+      </w:r>
+      <w:proofErr w:type="spellStart"/>
+      <w:r>
+        <w:rPr>
+          <w:b/>
+          <w:bCs/>
+          <w:lang w:val="en-IN"/>
+        </w:rPr>
+        <w:t>emp_dept_name</w:t>
+      </w:r>
+      <w:proofErr w:type="spellEnd"/>
+      <w:r>
+        <w:rPr>
           <w:lang w:val="en-IN"/>
         </w:rPr>
         <w:br/>
@@ -5102,7 +5210,33 @@
           <w:iCs/>
           <w:lang w:val="en-IN"/>
         </w:rPr>
-        <w:t xml:space="preserve"> FROM employees GROUP BY </w:t>
+        <w:t xml:space="preserve"> FROM </w:t>
+      </w:r>
+      <w:proofErr w:type="spellStart"/>
+      <w:r>
+        <w:rPr>
+          <w:i/>
+          <w:iCs/>
+          <w:lang w:val="en-IN"/>
+        </w:rPr>
+        <w:t>emp_tbl</w:t>
+      </w:r>
+      <w:proofErr w:type="spellEnd"/>
+      <w:r>
+        <w:rPr>
+          <w:i/>
+          <w:iCs/>
+          <w:lang w:val="en-IN"/>
+        </w:rPr>
+        <w:t xml:space="preserve"> </w:t>
+      </w:r>
+      <w:r>
+        <w:rPr>
+          <w:i/>
+          <w:iCs/>
+          <w:lang w:val="en-IN"/>
+        </w:rPr>
+        <w:t xml:space="preserve">GROUP BY </w:t>
       </w:r>
       <w:proofErr w:type="spellStart"/>
       <w:r>
@@ -5538,7 +5672,15 @@
           <w:iCs/>
           <w:lang w:val="en-IN"/>
         </w:rPr>
-        <w:t xml:space="preserve">salary) AS </w:t>
+        <w:t>sala</w:t>
+      </w:r>
+      <w:r>
+        <w:rPr>
+          <w:i/>
+          <w:iCs/>
+          <w:lang w:val="en-IN"/>
+        </w:rPr>
+        <w:t xml:space="preserve">ry) AS </w:t>
       </w:r>
       <w:proofErr w:type="spellStart"/>
       <w:r>
@@ -5556,7 +5698,25 @@
           <w:iCs/>
           <w:lang w:val="en-IN"/>
         </w:rPr>
-        <w:t xml:space="preserve"> FROM employees GROUP BY </w:t>
+        <w:t xml:space="preserve"> FROM </w:t>
+      </w:r>
+      <w:proofErr w:type="spellStart"/>
+      <w:r>
+        <w:rPr>
+          <w:i/>
+          <w:iCs/>
+          <w:lang w:val="en-IN"/>
+        </w:rPr>
+        <w:t>emp_tbl</w:t>
+      </w:r>
+      <w:proofErr w:type="spellEnd"/>
+      <w:r>
+        <w:rPr>
+          <w:i/>
+          <w:iCs/>
+          <w:lang w:val="en-IN"/>
+        </w:rPr>
+        <w:t xml:space="preserve"> GROUP BY </w:t>
       </w:r>
       <w:proofErr w:type="spellStart"/>
       <w:r>
